--- a/3.if-else/Кулиш Роман/42 ЛПР_3_Разработка программ с ветвлением на C++.docx
+++ b/3.if-else/Кулиш Роман/42 ЛПР_3_Разработка программ с ветвлением на C++.docx
@@ -141,8 +141,8 @@
       </w:tblPr>
       <w:tblGrid>
         <w:gridCol w:w="1587"/>
-        <w:gridCol w:w="3060"/>
-        <w:gridCol w:w="1418"/>
+        <w:gridCol w:w="3059"/>
+        <w:gridCol w:w="1419"/>
         <w:gridCol w:w="3061"/>
       </w:tblGrid>
       <w:tr>
@@ -177,7 +177,7 @@
         </w:tc>
         <w:tc>
           <w:tcPr>
-            <w:tcW w:w="3060" w:type="dxa"/>
+            <w:tcW w:w="3059" w:type="dxa"/>
             <w:tcBorders>
               <w:bottom w:val="single" w:sz="6" w:space="0" w:color="B7C5EA"/>
             </w:tcBorders>
@@ -195,13 +195,13 @@
               <w:rPr>
                 <w:lang w:val="ru-RU"/>
               </w:rPr>
-              <w:t xml:space="preserve">Кулищ Роман </w:t>
+              <w:t>Кулищ Роман</w:t>
             </w:r>
           </w:p>
         </w:tc>
         <w:tc>
           <w:tcPr>
-            <w:tcW w:w="1418" w:type="dxa"/>
+            <w:tcW w:w="1419" w:type="dxa"/>
             <w:tcBorders>
               <w:bottom w:val="single" w:sz="6" w:space="0" w:color="B7C5EA"/>
             </w:tcBorders>
@@ -286,7 +286,7 @@
         </w:tc>
         <w:tc>
           <w:tcPr>
-            <w:tcW w:w="3060" w:type="dxa"/>
+            <w:tcW w:w="3059" w:type="dxa"/>
             <w:tcBorders>
               <w:bottom w:val="single" w:sz="6" w:space="0" w:color="B7C5EA"/>
             </w:tcBorders>
@@ -316,7 +316,7 @@
         </w:tc>
         <w:tc>
           <w:tcPr>
-            <w:tcW w:w="1418" w:type="dxa"/>
+            <w:tcW w:w="1419" w:type="dxa"/>
             <w:tcBorders>
               <w:bottom w:val="single" w:sz="6" w:space="0" w:color="B7C5EA"/>
             </w:tcBorders>
@@ -929,8 +929,8 @@
         <w:tblLook w:val="04a0" w:firstRow="1" w:noVBand="1" w:lastRow="0" w:firstColumn="1" w:lastColumn="0" w:noHBand="0"/>
       </w:tblPr>
       <w:tblGrid>
-        <w:gridCol w:w="5071"/>
-        <w:gridCol w:w="5099"/>
+        <w:gridCol w:w="5070"/>
+        <w:gridCol w:w="5100"/>
       </w:tblGrid>
       <w:tr>
         <w:trPr>
@@ -938,7 +938,7 @@
         </w:trPr>
         <w:tc>
           <w:tcPr>
-            <w:tcW w:w="5071" w:type="dxa"/>
+            <w:tcW w:w="5070" w:type="dxa"/>
             <w:tcBorders/>
             <w:shd w:color="auto" w:fill="DCE6FF" w:val="clear"/>
             <w:vAlign w:val="center"/>
@@ -947,6 +947,7 @@
             <w:pPr>
               <w:pStyle w:val="Normal"/>
               <w:widowControl/>
+              <w:suppressAutoHyphens w:val="true"/>
               <w:spacing w:lineRule="auto" w:line="240" w:before="0" w:after="0"/>
               <w:jc w:val="start"/>
               <w:rPr>
@@ -972,7 +973,7 @@
         </w:tc>
         <w:tc>
           <w:tcPr>
-            <w:tcW w:w="5099" w:type="dxa"/>
+            <w:tcW w:w="5100" w:type="dxa"/>
             <w:tcBorders/>
             <w:shd w:color="auto" w:fill="DCE6FF" w:val="clear"/>
             <w:vAlign w:val="center"/>
@@ -981,6 +982,7 @@
             <w:pPr>
               <w:pStyle w:val="Normal"/>
               <w:widowControl/>
+              <w:suppressAutoHyphens w:val="true"/>
               <w:spacing w:lineRule="auto" w:line="240" w:before="0" w:after="0"/>
               <w:jc w:val="start"/>
               <w:rPr>
@@ -1009,7 +1011,7 @@
         <w:trPr/>
         <w:tc>
           <w:tcPr>
-            <w:tcW w:w="5071" w:type="dxa"/>
+            <w:tcW w:w="5070" w:type="dxa"/>
             <w:tcBorders/>
             <w:vAlign w:val="center"/>
           </w:tcPr>
@@ -1017,6 +1019,7 @@
             <w:pPr>
               <w:pStyle w:val="Normal"/>
               <w:widowControl/>
+              <w:suppressAutoHyphens w:val="true"/>
               <w:spacing w:lineRule="auto" w:line="240" w:before="0" w:after="0"/>
               <w:jc w:val="start"/>
               <w:rPr>
@@ -1040,7 +1043,7 @@
         </w:tc>
         <w:tc>
           <w:tcPr>
-            <w:tcW w:w="5099" w:type="dxa"/>
+            <w:tcW w:w="5100" w:type="dxa"/>
             <w:tcBorders/>
             <w:vAlign w:val="center"/>
           </w:tcPr>
@@ -1048,6 +1051,7 @@
             <w:pPr>
               <w:pStyle w:val="Normal"/>
               <w:widowControl/>
+              <w:suppressAutoHyphens w:val="true"/>
               <w:spacing w:lineRule="auto" w:line="240" w:before="0" w:after="0"/>
               <w:jc w:val="start"/>
               <w:rPr>
@@ -1074,7 +1078,7 @@
         <w:trPr/>
         <w:tc>
           <w:tcPr>
-            <w:tcW w:w="5071" w:type="dxa"/>
+            <w:tcW w:w="5070" w:type="dxa"/>
             <w:tcBorders/>
             <w:vAlign w:val="center"/>
           </w:tcPr>
@@ -1082,6 +1086,7 @@
             <w:pPr>
               <w:pStyle w:val="Normal"/>
               <w:widowControl/>
+              <w:suppressAutoHyphens w:val="true"/>
               <w:spacing w:lineRule="auto" w:line="240" w:before="0" w:after="0"/>
               <w:jc w:val="start"/>
               <w:rPr>
@@ -1105,7 +1110,7 @@
         </w:tc>
         <w:tc>
           <w:tcPr>
-            <w:tcW w:w="5099" w:type="dxa"/>
+            <w:tcW w:w="5100" w:type="dxa"/>
             <w:tcBorders/>
             <w:vAlign w:val="center"/>
           </w:tcPr>
@@ -1113,6 +1118,7 @@
             <w:pPr>
               <w:pStyle w:val="Normal"/>
               <w:widowControl/>
+              <w:suppressAutoHyphens w:val="true"/>
               <w:spacing w:lineRule="auto" w:line="240" w:before="0" w:after="0"/>
               <w:jc w:val="start"/>
               <w:rPr>
@@ -1141,7 +1147,7 @@
         </w:trPr>
         <w:tc>
           <w:tcPr>
-            <w:tcW w:w="5071" w:type="dxa"/>
+            <w:tcW w:w="5070" w:type="dxa"/>
             <w:tcBorders/>
             <w:vAlign w:val="center"/>
           </w:tcPr>
@@ -1149,6 +1155,7 @@
             <w:pPr>
               <w:pStyle w:val="Normal"/>
               <w:widowControl/>
+              <w:suppressAutoHyphens w:val="true"/>
               <w:spacing w:lineRule="auto" w:line="240" w:before="0" w:after="0"/>
               <w:jc w:val="start"/>
               <w:rPr>
@@ -1172,7 +1179,7 @@
         </w:tc>
         <w:tc>
           <w:tcPr>
-            <w:tcW w:w="5099" w:type="dxa"/>
+            <w:tcW w:w="5100" w:type="dxa"/>
             <w:tcBorders/>
             <w:vAlign w:val="center"/>
           </w:tcPr>
@@ -1180,6 +1187,7 @@
             <w:pPr>
               <w:pStyle w:val="Normal"/>
               <w:widowControl/>
+              <w:suppressAutoHyphens w:val="true"/>
               <w:spacing w:lineRule="auto" w:line="240" w:before="0" w:after="0"/>
               <w:jc w:val="start"/>
               <w:rPr>
@@ -1245,7 +1253,7 @@
           <w:sz w:val="28"/>
         </w:rPr>
         <w:drawing>
-          <wp:anchor distT="0" distB="0" distL="0" distR="0" simplePos="0" relativeHeight="9" behindDoc="0" locked="0" layoutInCell="0" allowOverlap="1">
+          <wp:anchor distT="0" distB="0" distL="0" distR="0" simplePos="0" relativeHeight="7" behindDoc="0" locked="0" layoutInCell="0" allowOverlap="1">
             <wp:simplePos x="0" y="0"/>
             <wp:positionH relativeFrom="column">
               <wp:posOffset>930910</wp:posOffset>
@@ -1499,6 +1507,7 @@
             <w:pPr>
               <w:pStyle w:val="Normal"/>
               <w:widowControl/>
+              <w:suppressAutoHyphens w:val="true"/>
               <w:spacing w:lineRule="auto" w:line="240" w:before="0" w:after="0"/>
               <w:jc w:val="start"/>
               <w:rPr>
@@ -1533,6 +1542,7 @@
             <w:pPr>
               <w:pStyle w:val="Normal"/>
               <w:widowControl/>
+              <w:suppressAutoHyphens w:val="true"/>
               <w:spacing w:lineRule="auto" w:line="240" w:before="0" w:after="0"/>
               <w:jc w:val="start"/>
               <w:rPr>
@@ -1567,6 +1577,7 @@
             <w:pPr>
               <w:pStyle w:val="Normal"/>
               <w:widowControl/>
+              <w:suppressAutoHyphens w:val="true"/>
               <w:spacing w:lineRule="auto" w:line="240" w:before="0" w:after="0"/>
               <w:jc w:val="start"/>
               <w:rPr>
@@ -1603,6 +1614,7 @@
             <w:pPr>
               <w:pStyle w:val="Normal"/>
               <w:widowControl/>
+              <w:suppressAutoHyphens w:val="true"/>
               <w:spacing w:lineRule="auto" w:line="240" w:before="0" w:after="0"/>
               <w:jc w:val="start"/>
               <w:rPr>
@@ -1622,13 +1634,13 @@
                 <w:lang w:val="en-US" w:eastAsia="en-US" w:bidi="ar-SA"/>
               </w:rPr>
               <w:drawing>
-                <wp:anchor distT="0" distB="0" distL="0" distR="0" simplePos="0" relativeHeight="10" behindDoc="0" locked="0" layoutInCell="0" allowOverlap="1">
+                <wp:anchor distT="0" distB="0" distL="0" distR="0" simplePos="0" relativeHeight="12" behindDoc="0" locked="0" layoutInCell="0" allowOverlap="1">
                   <wp:simplePos x="0" y="0"/>
                   <wp:positionH relativeFrom="column">
-                    <wp:align>center</wp:align>
+                    <wp:posOffset>-147320</wp:posOffset>
                   </wp:positionH>
                   <wp:positionV relativeFrom="paragraph">
-                    <wp:posOffset>635</wp:posOffset>
+                    <wp:posOffset>189865</wp:posOffset>
                   </wp:positionV>
                   <wp:extent cx="2140585" cy="1632585"/>
                   <wp:effectExtent l="0" t="0" r="0" b="0"/>
@@ -1669,6 +1681,131 @@
               </w:drawing>
             </w:r>
           </w:p>
+          <w:p>
+            <w:pPr>
+              <w:pStyle w:val="Normal"/>
+              <w:widowControl/>
+              <w:suppressAutoHyphens w:val="true"/>
+              <w:spacing w:lineRule="auto" w:line="240" w:before="0" w:after="0"/>
+              <w:jc w:val="start"/>
+              <w:rPr>
+                <w:rFonts w:eastAsia="Times New Roman" w:cs=""/>
+                <w:kern w:val="0"/>
+                <w:sz w:val="19"/>
+                <w:szCs w:val="22"/>
+                <w:lang w:val="en-US" w:eastAsia="en-US" w:bidi="ar-SA"/>
+              </w:rPr>
+            </w:pPr>
+            <w:r>
+              <w:rPr>
+                <w:rFonts w:eastAsia="Times New Roman" w:cs=""/>
+                <w:kern w:val="0"/>
+                <w:sz w:val="19"/>
+                <w:szCs w:val="22"/>
+                <w:lang w:val="en-US" w:eastAsia="en-US" w:bidi="ar-SA"/>
+              </w:rPr>
+            </w:r>
+          </w:p>
+          <w:p>
+            <w:pPr>
+              <w:pStyle w:val="Normal"/>
+              <w:widowControl/>
+              <w:suppressAutoHyphens w:val="true"/>
+              <w:spacing w:lineRule="auto" w:line="240" w:before="0" w:after="0"/>
+              <w:jc w:val="start"/>
+              <w:rPr>
+                <w:rFonts w:eastAsia="Times New Roman" w:cs=""/>
+                <w:kern w:val="0"/>
+                <w:sz w:val="19"/>
+                <w:szCs w:val="22"/>
+                <w:lang w:val="en-US" w:eastAsia="en-US" w:bidi="ar-SA"/>
+              </w:rPr>
+            </w:pPr>
+            <w:r>
+              <w:rPr>
+                <w:rFonts w:eastAsia="Times New Roman" w:cs=""/>
+                <w:kern w:val="0"/>
+                <w:sz w:val="19"/>
+                <w:szCs w:val="22"/>
+                <w:lang w:val="en-US" w:eastAsia="en-US" w:bidi="ar-SA"/>
+              </w:rPr>
+            </w:r>
+          </w:p>
+          <w:p>
+            <w:pPr>
+              <w:pStyle w:val="Normal"/>
+              <w:widowControl/>
+              <w:suppressAutoHyphens w:val="true"/>
+              <w:spacing w:lineRule="auto" w:line="240" w:before="0" w:after="0"/>
+              <w:jc w:val="start"/>
+              <w:rPr>
+                <w:rFonts w:eastAsia="Times New Roman" w:cs=""/>
+                <w:kern w:val="0"/>
+                <w:sz w:val="19"/>
+                <w:szCs w:val="22"/>
+                <w:lang w:val="en-US" w:eastAsia="en-US" w:bidi="ar-SA"/>
+              </w:rPr>
+            </w:pPr>
+            <w:r>
+              <w:rPr>
+                <w:rFonts w:eastAsia="Times New Roman" w:cs=""/>
+                <w:kern w:val="0"/>
+                <w:sz w:val="19"/>
+                <w:szCs w:val="22"/>
+                <w:lang w:val="en-US" w:eastAsia="en-US" w:bidi="ar-SA"/>
+              </w:rPr>
+            </w:r>
+          </w:p>
+          <w:p>
+            <w:pPr>
+              <w:pStyle w:val="Normal"/>
+              <w:widowControl/>
+              <w:suppressAutoHyphens w:val="true"/>
+              <w:spacing w:lineRule="auto" w:line="240" w:before="0" w:after="0"/>
+              <w:jc w:val="start"/>
+              <w:rPr>
+                <w:rFonts w:eastAsia="Times New Roman" w:cs=""/>
+                <w:kern w:val="0"/>
+                <w:sz w:val="19"/>
+                <w:szCs w:val="22"/>
+                <w:lang w:val="en-US" w:eastAsia="en-US" w:bidi="ar-SA"/>
+              </w:rPr>
+            </w:pPr>
+            <w:r>
+              <w:rPr>
+                <w:rFonts w:eastAsia="Times New Roman" w:cs=""/>
+                <w:kern w:val="0"/>
+                <w:sz w:val="19"/>
+                <w:szCs w:val="22"/>
+                <w:lang w:val="en-US" w:eastAsia="en-US" w:bidi="ar-SA"/>
+              </w:rPr>
+            </w:r>
+          </w:p>
+          <w:p>
+            <w:pPr>
+              <w:pStyle w:val="Normal"/>
+              <w:widowControl/>
+              <w:suppressAutoHyphens w:val="true"/>
+              <w:spacing w:lineRule="auto" w:line="240" w:before="0" w:after="0"/>
+              <w:jc w:val="start"/>
+              <w:rPr>
+                <w:rFonts w:eastAsia="Times New Roman" w:cs=""/>
+                <w:kern w:val="0"/>
+                <w:sz w:val="19"/>
+                <w:szCs w:val="22"/>
+                <w:lang w:val="en-US" w:eastAsia="en-US" w:bidi="ar-SA"/>
+              </w:rPr>
+            </w:pPr>
+            <w:r>
+              <w:rPr>
+                <w:rFonts w:eastAsia="Times New Roman" w:cs=""/>
+                <w:kern w:val="0"/>
+                <w:sz w:val="19"/>
+                <w:szCs w:val="22"/>
+                <w:lang w:val="en-US" w:eastAsia="en-US" w:bidi="ar-SA"/>
+              </w:rPr>
+            </w:r>
+          </w:p>
         </w:tc>
         <w:tc>
           <w:tcPr>
@@ -1680,6 +1817,7 @@
             <w:pPr>
               <w:pStyle w:val="Normal"/>
               <w:widowControl/>
+              <w:suppressAutoHyphens w:val="true"/>
               <w:spacing w:lineRule="auto" w:line="240" w:before="0" w:after="0"/>
               <w:jc w:val="start"/>
               <w:rPr>
@@ -1721,6 +1859,7 @@
             <w:pPr>
               <w:pStyle w:val="Normal"/>
               <w:widowControl/>
+              <w:suppressAutoHyphens w:val="true"/>
               <w:spacing w:lineRule="auto" w:line="240" w:before="0" w:after="0"/>
               <w:jc w:val="start"/>
               <w:rPr>
@@ -1755,6 +1894,7 @@
             <w:pPr>
               <w:pStyle w:val="Normal"/>
               <w:widowControl/>
+              <w:suppressAutoHyphens w:val="true"/>
               <w:spacing w:lineRule="auto" w:line="240" w:before="0" w:after="0"/>
               <w:jc w:val="start"/>
               <w:rPr>
@@ -1764,24 +1904,22 @@
             </w:pPr>
             <w:r>
               <w:rPr>
-                <w:rFonts w:eastAsia="ＭＳ 明朝" w:cs=""/>
-                <w:kern w:val="0"/>
-                <w:szCs w:val="22"/>
-                <w:lang w:val="en-US" w:eastAsia="en-US" w:bidi="ar-SA"/>
+                <w:rFonts w:eastAsia="Times New Roman"/>
+                <w:sz w:val="19"/>
               </w:rPr>
               <w:drawing>
-                <wp:anchor distT="0" distB="0" distL="0" distR="0" simplePos="0" relativeHeight="11" behindDoc="0" locked="0" layoutInCell="0" allowOverlap="1">
+                <wp:anchor distT="0" distB="0" distL="0" distR="0" simplePos="0" relativeHeight="8" behindDoc="0" locked="0" layoutInCell="0" allowOverlap="1">
                   <wp:simplePos x="0" y="0"/>
                   <wp:positionH relativeFrom="column">
-                    <wp:posOffset>-60960</wp:posOffset>
+                    <wp:posOffset>-129540</wp:posOffset>
                   </wp:positionH>
                   <wp:positionV relativeFrom="paragraph">
-                    <wp:posOffset>85725</wp:posOffset>
+                    <wp:posOffset>1928495</wp:posOffset>
                   </wp:positionV>
-                  <wp:extent cx="2131060" cy="1369060"/>
+                  <wp:extent cx="2150110" cy="1264285"/>
                   <wp:effectExtent l="0" t="0" r="0" b="0"/>
                   <wp:wrapSquare wrapText="largest"/>
-                  <wp:docPr id="4" name="Изображение9"/>
+                  <wp:docPr id="4" name="Изображение10"/>
                   <wp:cNvGraphicFramePr>
                     <a:graphicFrameLocks xmlns:a="http://schemas.openxmlformats.org/drawingml/2006/main" noChangeAspect="1"/>
                   </wp:cNvGraphicFramePr>
@@ -1789,148 +1927,13 @@
                     <a:graphicData uri="http://schemas.openxmlformats.org/drawingml/2006/picture">
                       <pic:pic xmlns:pic="http://schemas.openxmlformats.org/drawingml/2006/picture">
                         <pic:nvPicPr>
-                          <pic:cNvPr id="4" name="Изображение9"/>
+                          <pic:cNvPr id="4" name="Изображение10"/>
                           <pic:cNvPicPr>
                             <a:picLocks noChangeAspect="1" noChangeArrowheads="1"/>
                           </pic:cNvPicPr>
                         </pic:nvPicPr>
                         <pic:blipFill>
                           <a:blip r:embed="rId5"/>
-                          <a:stretch>
-                            <a:fillRect/>
-                          </a:stretch>
-                        </pic:blipFill>
-                        <pic:spPr bwMode="auto">
-                          <a:xfrm>
-                            <a:off x="0" y="0"/>
-                            <a:ext cx="2131060" cy="1369060"/>
-                          </a:xfrm>
-                          <a:prstGeom prst="rect">
-                            <a:avLst/>
-                          </a:prstGeom>
-                          <a:noFill/>
-                        </pic:spPr>
-                      </pic:pic>
-                    </a:graphicData>
-                  </a:graphic>
-                </wp:anchor>
-              </w:drawing>
-            </w:r>
-          </w:p>
-        </w:tc>
-        <w:tc>
-          <w:tcPr>
-            <w:tcW w:w="3381" w:type="dxa"/>
-            <w:tcBorders/>
-            <w:vAlign w:val="center"/>
-          </w:tcPr>
-          <w:p>
-            <w:pPr>
-              <w:pStyle w:val="Normal"/>
-              <w:widowControl/>
-              <w:spacing w:lineRule="auto" w:line="240" w:before="0" w:after="0"/>
-              <w:jc w:val="start"/>
-              <w:rPr>
-                <w:lang w:val="ru-RU"/>
-              </w:rPr>
-            </w:pPr>
-            <w:r>
-              <w:rPr>
-                <w:rFonts w:eastAsia="Times New Roman" w:cs=""/>
-                <w:kern w:val="0"/>
-                <w:sz w:val="19"/>
-                <w:szCs w:val="22"/>
-                <w:lang w:val="ru-RU" w:eastAsia="en-US" w:bidi="ar-SA"/>
-              </w:rPr>
-              <w:t>Ввести целое число. Определить, является ли оно чётным.</w:t>
-            </w:r>
-          </w:p>
-        </w:tc>
-        <w:tc>
-          <w:tcPr>
-            <w:tcW w:w="3381" w:type="dxa"/>
-            <w:tcBorders/>
-            <w:vAlign w:val="center"/>
-          </w:tcPr>
-          <w:p>
-            <w:pPr>
-              <w:pStyle w:val="Normal"/>
-              <w:widowControl/>
-              <w:spacing w:lineRule="auto" w:line="240" w:before="0" w:after="0"/>
-              <w:jc w:val="start"/>
-              <w:rPr>
-                <w:rFonts w:eastAsia="ＭＳ 明朝" w:cs=""/>
-                <w:kern w:val="0"/>
-                <w:szCs w:val="22"/>
-                <w:lang w:val="en-US" w:eastAsia="en-US" w:bidi="ar-SA"/>
-              </w:rPr>
-            </w:pPr>
-            <w:r>
-              <w:rPr>
-                <w:rFonts w:eastAsia="Times New Roman" w:cs=""/>
-                <w:kern w:val="0"/>
-                <w:sz w:val="19"/>
-                <w:szCs w:val="22"/>
-                <w:lang w:val="en-US" w:eastAsia="en-US" w:bidi="ar-SA"/>
-              </w:rPr>
-              <w:t>%, ==, if/else</w:t>
-            </w:r>
-          </w:p>
-        </w:tc>
-      </w:tr>
-      <w:tr>
-        <w:trPr/>
-        <w:tc>
-          <w:tcPr>
-            <w:tcW w:w="3381" w:type="dxa"/>
-            <w:tcBorders/>
-            <w:vAlign w:val="center"/>
-          </w:tcPr>
-          <w:p>
-            <w:pPr>
-              <w:pStyle w:val="Normal"/>
-              <w:widowControl/>
-              <w:spacing w:lineRule="auto" w:line="240" w:before="0" w:after="0"/>
-              <w:jc w:val="start"/>
-              <w:rPr>
-                <w:rFonts w:eastAsia="Times New Roman"/>
-                <w:sz w:val="19"/>
-              </w:rPr>
-            </w:pPr>
-            <w:r>
-              <w:rPr>
-                <w:rFonts w:eastAsia="ＭＳ 明朝" w:cs=""/>
-                <w:kern w:val="0"/>
-                <w:szCs w:val="22"/>
-                <w:lang w:val="en-US" w:eastAsia="en-US" w:bidi="ar-SA"/>
-              </w:rPr>
-              <w:drawing>
-                <wp:anchor distT="0" distB="0" distL="0" distR="0" simplePos="0" relativeHeight="12" behindDoc="0" locked="0" layoutInCell="0" allowOverlap="1">
-                  <wp:simplePos x="0" y="0"/>
-                  <wp:positionH relativeFrom="column">
-                    <wp:align>center</wp:align>
-                  </wp:positionH>
-                  <wp:positionV relativeFrom="paragraph">
-                    <wp:posOffset>635</wp:posOffset>
-                  </wp:positionV>
-                  <wp:extent cx="2150110" cy="1264285"/>
-                  <wp:effectExtent l="0" t="0" r="0" b="0"/>
-                  <wp:wrapSquare wrapText="largest"/>
-                  <wp:docPr id="5" name="Изображение10"/>
-                  <wp:cNvGraphicFramePr>
-                    <a:graphicFrameLocks xmlns:a="http://schemas.openxmlformats.org/drawingml/2006/main" noChangeAspect="1"/>
-                  </wp:cNvGraphicFramePr>
-                  <a:graphic xmlns:a="http://schemas.openxmlformats.org/drawingml/2006/main">
-                    <a:graphicData uri="http://schemas.openxmlformats.org/drawingml/2006/picture">
-                      <pic:pic xmlns:pic="http://schemas.openxmlformats.org/drawingml/2006/picture">
-                        <pic:nvPicPr>
-                          <pic:cNvPr id="5" name="Изображение10"/>
-                          <pic:cNvPicPr>
-                            <a:picLocks noChangeAspect="1" noChangeArrowheads="1"/>
-                          </pic:cNvPicPr>
-                        </pic:nvPicPr>
-                        <pic:blipFill>
-                          <a:blip r:embed="rId6"/>
                           <a:stretch>
                             <a:fillRect/>
                           </a:stretch>
@@ -1950,6 +1953,52 @@
                   </a:graphic>
                 </wp:anchor>
               </w:drawing>
+              <w:drawing>
+                <wp:anchor distT="0" distB="0" distL="0" distR="0" simplePos="0" relativeHeight="13" behindDoc="0" locked="0" layoutInCell="0" allowOverlap="1">
+                  <wp:simplePos x="0" y="0"/>
+                  <wp:positionH relativeFrom="margin">
+                    <wp:posOffset>-60960</wp:posOffset>
+                  </wp:positionH>
+                  <wp:positionV relativeFrom="paragraph">
+                    <wp:posOffset>85725</wp:posOffset>
+                  </wp:positionV>
+                  <wp:extent cx="2131060" cy="1538605"/>
+                  <wp:effectExtent l="0" t="0" r="0" b="0"/>
+                  <wp:wrapSquare wrapText="largest"/>
+                  <wp:docPr id="5" name="Изображение9"/>
+                  <wp:cNvGraphicFramePr>
+                    <a:graphicFrameLocks xmlns:a="http://schemas.openxmlformats.org/drawingml/2006/main" noChangeAspect="1"/>
+                  </wp:cNvGraphicFramePr>
+                  <a:graphic xmlns:a="http://schemas.openxmlformats.org/drawingml/2006/main">
+                    <a:graphicData uri="http://schemas.openxmlformats.org/drawingml/2006/picture">
+                      <pic:pic xmlns:pic="http://schemas.openxmlformats.org/drawingml/2006/picture">
+                        <pic:nvPicPr>
+                          <pic:cNvPr id="5" name="Изображение9"/>
+                          <pic:cNvPicPr>
+                            <a:picLocks noChangeAspect="1" noChangeArrowheads="1"/>
+                          </pic:cNvPicPr>
+                        </pic:nvPicPr>
+                        <pic:blipFill>
+                          <a:blip r:embed="rId6"/>
+                          <a:stretch>
+                            <a:fillRect/>
+                          </a:stretch>
+                        </pic:blipFill>
+                        <pic:spPr bwMode="auto">
+                          <a:xfrm>
+                            <a:off x="0" y="0"/>
+                            <a:ext cx="2131060" cy="1538605"/>
+                          </a:xfrm>
+                          <a:prstGeom prst="rect">
+                            <a:avLst/>
+                          </a:prstGeom>
+                          <a:noFill/>
+                        </pic:spPr>
+                      </pic:pic>
+                    </a:graphicData>
+                  </a:graphic>
+                </wp:anchor>
+              </w:drawing>
             </w:r>
           </w:p>
         </w:tc>
@@ -1963,6 +2012,7 @@
             <w:pPr>
               <w:pStyle w:val="Normal"/>
               <w:widowControl/>
+              <w:suppressAutoHyphens w:val="true"/>
               <w:spacing w:lineRule="auto" w:line="240" w:before="0" w:after="0"/>
               <w:jc w:val="start"/>
               <w:rPr>
@@ -1977,7 +2027,91 @@
                 <w:szCs w:val="22"/>
                 <w:lang w:val="ru-RU" w:eastAsia="en-US" w:bidi="ar-SA"/>
               </w:rPr>
-              <w:t>Ввести возраст. Если возраст от 18 до 60 лет включительно — вывести «Доступ разрешён», иначе — «Доступ запрещён».</w:t>
+              <w:t>Ввести целое число. Определить, является ли оно чётным</w:t>
+            </w:r>
+          </w:p>
+          <w:p>
+            <w:pPr>
+              <w:pStyle w:val="Normal"/>
+              <w:widowControl/>
+              <w:suppressAutoHyphens w:val="true"/>
+              <w:spacing w:lineRule="auto" w:line="240" w:before="0" w:after="0"/>
+              <w:jc w:val="start"/>
+              <w:rPr>
+                <w:lang w:val="ru-RU"/>
+              </w:rPr>
+            </w:pPr>
+            <w:r>
+              <w:rPr>
+                <w:rFonts w:eastAsia="Times New Roman" w:cs=""/>
+                <w:kern w:val="0"/>
+                <w:sz w:val="19"/>
+                <w:szCs w:val="22"/>
+                <w:lang w:val="ru-RU" w:eastAsia="en-US" w:bidi="ar-SA"/>
+              </w:rPr>
+            </w:r>
+          </w:p>
+          <w:p>
+            <w:pPr>
+              <w:pStyle w:val="Normal"/>
+              <w:widowControl/>
+              <w:suppressAutoHyphens w:val="true"/>
+              <w:spacing w:lineRule="auto" w:line="240" w:before="0" w:after="0"/>
+              <w:jc w:val="start"/>
+              <w:rPr>
+                <w:lang w:val="ru-RU"/>
+              </w:rPr>
+            </w:pPr>
+            <w:r>
+              <w:rPr>
+                <w:rFonts w:eastAsia="Times New Roman" w:cs=""/>
+                <w:kern w:val="0"/>
+                <w:sz w:val="19"/>
+                <w:szCs w:val="22"/>
+                <w:lang w:val="ru-RU" w:eastAsia="en-US" w:bidi="ar-SA"/>
+              </w:rPr>
+            </w:r>
+          </w:p>
+          <w:p>
+            <w:pPr>
+              <w:pStyle w:val="Normal"/>
+              <w:widowControl/>
+              <w:suppressAutoHyphens w:val="true"/>
+              <w:spacing w:lineRule="auto" w:line="240" w:before="0" w:after="0"/>
+              <w:jc w:val="start"/>
+              <w:rPr>
+                <w:lang w:val="ru-RU"/>
+              </w:rPr>
+            </w:pPr>
+            <w:r>
+              <w:rPr>
+                <w:rFonts w:eastAsia="Times New Roman" w:cs=""/>
+                <w:kern w:val="0"/>
+                <w:sz w:val="19"/>
+                <w:szCs w:val="22"/>
+                <w:lang w:val="ru-RU" w:eastAsia="en-US" w:bidi="ar-SA"/>
+              </w:rPr>
+            </w:r>
+          </w:p>
+          <w:p>
+            <w:pPr>
+              <w:pStyle w:val="Normal"/>
+              <w:widowControl/>
+              <w:suppressAutoHyphens w:val="true"/>
+              <w:spacing w:lineRule="auto" w:line="240" w:before="0" w:after="0"/>
+              <w:jc w:val="start"/>
+              <w:rPr>
+                <w:lang w:val="ru-RU"/>
+              </w:rPr>
+            </w:pPr>
+            <w:r>
+              <w:rPr>
+                <w:rFonts w:eastAsia="Times New Roman" w:cs=""/>
+                <w:kern w:val="0"/>
+                <w:sz w:val="19"/>
+                <w:szCs w:val="22"/>
+                <w:lang w:val="ru-RU" w:eastAsia="en-US" w:bidi="ar-SA"/>
+              </w:rPr>
             </w:r>
           </w:p>
         </w:tc>
@@ -1991,6 +2125,387 @@
             <w:pPr>
               <w:pStyle w:val="Normal"/>
               <w:widowControl/>
+              <w:suppressAutoHyphens w:val="true"/>
+              <w:spacing w:lineRule="auto" w:line="240" w:before="0" w:after="0"/>
+              <w:jc w:val="start"/>
+              <w:rPr>
+                <w:rFonts w:eastAsia="ＭＳ 明朝" w:cs=""/>
+                <w:kern w:val="0"/>
+                <w:szCs w:val="22"/>
+                <w:lang w:val="en-US" w:eastAsia="en-US" w:bidi="ar-SA"/>
+              </w:rPr>
+            </w:pPr>
+            <w:r>
+              <w:rPr>
+                <w:rFonts w:eastAsia="Times New Roman" w:cs=""/>
+                <w:kern w:val="0"/>
+                <w:sz w:val="19"/>
+                <w:szCs w:val="22"/>
+                <w:lang w:val="en-US" w:eastAsia="en-US" w:bidi="ar-SA"/>
+              </w:rPr>
+              <w:t>%, ==, if/else</w:t>
+            </w:r>
+          </w:p>
+        </w:tc>
+      </w:tr>
+      <w:tr>
+        <w:trPr>
+          <w:trHeight w:val="556" w:hRule="atLeast"/>
+        </w:trPr>
+        <w:tc>
+          <w:tcPr>
+            <w:tcW w:w="3381" w:type="dxa"/>
+            <w:tcBorders/>
+            <w:vAlign w:val="center"/>
+          </w:tcPr>
+          <w:p>
+            <w:pPr>
+              <w:pStyle w:val="Normal"/>
+              <w:widowControl/>
+              <w:suppressAutoHyphens w:val="true"/>
+              <w:spacing w:lineRule="auto" w:line="240" w:before="0" w:after="0"/>
+              <w:jc w:val="start"/>
+              <w:rPr>
+                <w:rFonts w:eastAsia="Times New Roman"/>
+                <w:sz w:val="19"/>
+              </w:rPr>
+            </w:pPr>
+            <w:r>
+              <w:rPr>
+                <w:rFonts w:eastAsia="Times New Roman"/>
+                <w:sz w:val="19"/>
+              </w:rPr>
+            </w:r>
+          </w:p>
+        </w:tc>
+        <w:tc>
+          <w:tcPr>
+            <w:tcW w:w="3381" w:type="dxa"/>
+            <w:tcBorders/>
+            <w:vAlign w:val="center"/>
+          </w:tcPr>
+          <w:p>
+            <w:pPr>
+              <w:pStyle w:val="Normal"/>
+              <w:widowControl/>
+              <w:suppressAutoHyphens w:val="true"/>
+              <w:spacing w:lineRule="auto" w:line="240" w:before="0" w:after="0"/>
+              <w:jc w:val="start"/>
+              <w:rPr>
+                <w:lang w:val="ru-RU"/>
+              </w:rPr>
+            </w:pPr>
+            <w:r>
+              <w:rPr>
+                <w:rFonts w:eastAsia="Times New Roman" w:cs=""/>
+                <w:kern w:val="0"/>
+                <w:sz w:val="19"/>
+                <w:szCs w:val="22"/>
+                <w:lang w:val="ru-RU" w:eastAsia="en-US" w:bidi="ar-SA"/>
+              </w:rPr>
+            </w:r>
+          </w:p>
+          <w:p>
+            <w:pPr>
+              <w:pStyle w:val="Normal"/>
+              <w:widowControl/>
+              <w:suppressAutoHyphens w:val="true"/>
+              <w:spacing w:lineRule="auto" w:line="240" w:before="0" w:after="0"/>
+              <w:jc w:val="start"/>
+              <w:rPr>
+                <w:lang w:val="ru-RU"/>
+              </w:rPr>
+            </w:pPr>
+            <w:r>
+              <w:rPr>
+                <w:rFonts w:eastAsia="Times New Roman" w:cs=""/>
+                <w:kern w:val="0"/>
+                <w:sz w:val="19"/>
+                <w:szCs w:val="22"/>
+                <w:lang w:val="ru-RU" w:eastAsia="en-US" w:bidi="ar-SA"/>
+              </w:rPr>
+            </w:r>
+          </w:p>
+          <w:p>
+            <w:pPr>
+              <w:pStyle w:val="Normal"/>
+              <w:widowControl/>
+              <w:suppressAutoHyphens w:val="true"/>
+              <w:spacing w:lineRule="auto" w:line="240" w:before="0" w:after="0"/>
+              <w:jc w:val="start"/>
+              <w:rPr>
+                <w:lang w:val="ru-RU"/>
+              </w:rPr>
+            </w:pPr>
+            <w:r>
+              <w:rPr>
+                <w:rFonts w:eastAsia="Times New Roman" w:cs=""/>
+                <w:kern w:val="0"/>
+                <w:sz w:val="19"/>
+                <w:szCs w:val="22"/>
+                <w:lang w:val="ru-RU" w:eastAsia="en-US" w:bidi="ar-SA"/>
+              </w:rPr>
+            </w:r>
+          </w:p>
+          <w:p>
+            <w:pPr>
+              <w:pStyle w:val="Normal"/>
+              <w:widowControl/>
+              <w:suppressAutoHyphens w:val="true"/>
+              <w:spacing w:lineRule="auto" w:line="240" w:before="0" w:after="0"/>
+              <w:jc w:val="start"/>
+              <w:rPr>
+                <w:lang w:val="ru-RU"/>
+              </w:rPr>
+            </w:pPr>
+            <w:r>
+              <w:rPr>
+                <w:rFonts w:eastAsia="Times New Roman" w:cs=""/>
+                <w:kern w:val="0"/>
+                <w:sz w:val="19"/>
+                <w:szCs w:val="22"/>
+                <w:lang w:val="ru-RU" w:eastAsia="en-US" w:bidi="ar-SA"/>
+              </w:rPr>
+              <w:t>Ввести возраст. Если возраст от 18 до 60 лет включительно — вывести «Доступ разрешён», иначе — «Доступ запрещён».</w:t>
+            </w:r>
+          </w:p>
+          <w:p>
+            <w:pPr>
+              <w:pStyle w:val="Normal"/>
+              <w:widowControl/>
+              <w:suppressAutoHyphens w:val="true"/>
+              <w:spacing w:lineRule="auto" w:line="240" w:before="0" w:after="0"/>
+              <w:jc w:val="start"/>
+              <w:rPr>
+                <w:lang w:val="ru-RU"/>
+              </w:rPr>
+            </w:pPr>
+            <w:r>
+              <w:rPr>
+                <w:rFonts w:eastAsia="Times New Roman" w:cs=""/>
+                <w:kern w:val="0"/>
+                <w:sz w:val="19"/>
+                <w:szCs w:val="22"/>
+                <w:lang w:val="ru-RU" w:eastAsia="en-US" w:bidi="ar-SA"/>
+              </w:rPr>
+            </w:r>
+          </w:p>
+          <w:p>
+            <w:pPr>
+              <w:pStyle w:val="Normal"/>
+              <w:widowControl/>
+              <w:suppressAutoHyphens w:val="true"/>
+              <w:spacing w:lineRule="auto" w:line="240" w:before="0" w:after="0"/>
+              <w:jc w:val="start"/>
+              <w:rPr>
+                <w:lang w:val="ru-RU"/>
+              </w:rPr>
+            </w:pPr>
+            <w:r>
+              <w:rPr>
+                <w:rFonts w:eastAsia="Times New Roman" w:cs=""/>
+                <w:kern w:val="0"/>
+                <w:sz w:val="19"/>
+                <w:szCs w:val="22"/>
+                <w:lang w:val="ru-RU" w:eastAsia="en-US" w:bidi="ar-SA"/>
+              </w:rPr>
+            </w:r>
+          </w:p>
+          <w:p>
+            <w:pPr>
+              <w:pStyle w:val="Normal"/>
+              <w:widowControl/>
+              <w:suppressAutoHyphens w:val="true"/>
+              <w:spacing w:lineRule="auto" w:line="240" w:before="0" w:after="0"/>
+              <w:jc w:val="start"/>
+              <w:rPr>
+                <w:lang w:val="ru-RU"/>
+              </w:rPr>
+            </w:pPr>
+            <w:r>
+              <w:rPr>
+                <w:rFonts w:eastAsia="Times New Roman" w:cs=""/>
+                <w:kern w:val="0"/>
+                <w:sz w:val="19"/>
+                <w:szCs w:val="22"/>
+                <w:lang w:val="ru-RU" w:eastAsia="en-US" w:bidi="ar-SA"/>
+              </w:rPr>
+            </w:r>
+          </w:p>
+          <w:p>
+            <w:pPr>
+              <w:pStyle w:val="Normal"/>
+              <w:widowControl/>
+              <w:suppressAutoHyphens w:val="true"/>
+              <w:spacing w:lineRule="auto" w:line="240" w:before="0" w:after="0"/>
+              <w:jc w:val="start"/>
+              <w:rPr>
+                <w:lang w:val="ru-RU"/>
+              </w:rPr>
+            </w:pPr>
+            <w:r>
+              <w:rPr>
+                <w:rFonts w:eastAsia="Times New Roman" w:cs=""/>
+                <w:kern w:val="0"/>
+                <w:sz w:val="19"/>
+                <w:szCs w:val="22"/>
+                <w:lang w:val="ru-RU" w:eastAsia="en-US" w:bidi="ar-SA"/>
+              </w:rPr>
+            </w:r>
+          </w:p>
+          <w:p>
+            <w:pPr>
+              <w:pStyle w:val="Normal"/>
+              <w:widowControl/>
+              <w:suppressAutoHyphens w:val="true"/>
+              <w:spacing w:lineRule="auto" w:line="240" w:before="0" w:after="0"/>
+              <w:jc w:val="start"/>
+              <w:rPr>
+                <w:lang w:val="ru-RU"/>
+              </w:rPr>
+            </w:pPr>
+            <w:r>
+              <w:rPr>
+                <w:rFonts w:eastAsia="Times New Roman" w:cs=""/>
+                <w:kern w:val="0"/>
+                <w:sz w:val="19"/>
+                <w:szCs w:val="22"/>
+                <w:lang w:val="ru-RU" w:eastAsia="en-US" w:bidi="ar-SA"/>
+              </w:rPr>
+            </w:r>
+          </w:p>
+        </w:tc>
+        <w:tc>
+          <w:tcPr>
+            <w:tcW w:w="3381" w:type="dxa"/>
+            <w:tcBorders/>
+            <w:vAlign w:val="center"/>
+          </w:tcPr>
+          <w:p>
+            <w:pPr>
+              <w:pStyle w:val="Normal"/>
+              <w:widowControl/>
+              <w:suppressAutoHyphens w:val="true"/>
+              <w:spacing w:lineRule="auto" w:line="240" w:before="0" w:after="0"/>
+              <w:jc w:val="start"/>
+              <w:rPr>
+                <w:rFonts w:eastAsia="ＭＳ 明朝" w:cs=""/>
+                <w:kern w:val="0"/>
+                <w:szCs w:val="22"/>
+                <w:lang w:val="en-US" w:eastAsia="en-US" w:bidi="ar-SA"/>
+              </w:rPr>
+            </w:pPr>
+            <w:r>
+              <w:rPr>
+                <w:rFonts w:eastAsia="Times New Roman" w:cs=""/>
+                <w:kern w:val="0"/>
+                <w:sz w:val="19"/>
+                <w:szCs w:val="22"/>
+                <w:lang w:val="en-US" w:eastAsia="en-US" w:bidi="ar-SA"/>
+              </w:rPr>
+            </w:r>
+          </w:p>
+          <w:p>
+            <w:pPr>
+              <w:pStyle w:val="Normal"/>
+              <w:widowControl/>
+              <w:suppressAutoHyphens w:val="true"/>
+              <w:spacing w:lineRule="auto" w:line="240" w:before="0" w:after="0"/>
+              <w:jc w:val="start"/>
+              <w:rPr>
+                <w:rFonts w:eastAsia="ＭＳ 明朝" w:cs=""/>
+                <w:kern w:val="0"/>
+                <w:szCs w:val="22"/>
+                <w:lang w:val="en-US" w:eastAsia="en-US" w:bidi="ar-SA"/>
+              </w:rPr>
+            </w:pPr>
+            <w:r>
+              <w:rPr>
+                <w:rFonts w:eastAsia="Times New Roman" w:cs=""/>
+                <w:kern w:val="0"/>
+                <w:sz w:val="19"/>
+                <w:szCs w:val="22"/>
+                <w:lang w:val="en-US" w:eastAsia="en-US" w:bidi="ar-SA"/>
+              </w:rPr>
+            </w:r>
+          </w:p>
+          <w:p>
+            <w:pPr>
+              <w:pStyle w:val="Normal"/>
+              <w:widowControl/>
+              <w:suppressAutoHyphens w:val="true"/>
+              <w:spacing w:lineRule="auto" w:line="240" w:before="0" w:after="0"/>
+              <w:jc w:val="start"/>
+              <w:rPr>
+                <w:rFonts w:eastAsia="ＭＳ 明朝" w:cs=""/>
+                <w:kern w:val="0"/>
+                <w:szCs w:val="22"/>
+                <w:lang w:val="en-US" w:eastAsia="en-US" w:bidi="ar-SA"/>
+              </w:rPr>
+            </w:pPr>
+            <w:r>
+              <w:rPr>
+                <w:rFonts w:eastAsia="Times New Roman" w:cs=""/>
+                <w:kern w:val="0"/>
+                <w:sz w:val="19"/>
+                <w:szCs w:val="22"/>
+                <w:lang w:val="en-US" w:eastAsia="en-US" w:bidi="ar-SA"/>
+              </w:rPr>
+            </w:r>
+          </w:p>
+          <w:p>
+            <w:pPr>
+              <w:pStyle w:val="Normal"/>
+              <w:widowControl/>
+              <w:suppressAutoHyphens w:val="true"/>
+              <w:spacing w:lineRule="auto" w:line="240" w:before="0" w:after="0"/>
+              <w:jc w:val="start"/>
+              <w:rPr>
+                <w:rFonts w:eastAsia="ＭＳ 明朝" w:cs=""/>
+                <w:kern w:val="0"/>
+                <w:szCs w:val="22"/>
+                <w:lang w:val="en-US" w:eastAsia="en-US" w:bidi="ar-SA"/>
+              </w:rPr>
+            </w:pPr>
+            <w:r>
+              <w:rPr>
+                <w:rFonts w:eastAsia="Times New Roman" w:cs=""/>
+                <w:kern w:val="0"/>
+                <w:sz w:val="19"/>
+                <w:szCs w:val="22"/>
+                <w:lang w:val="en-US" w:eastAsia="en-US" w:bidi="ar-SA"/>
+              </w:rPr>
+            </w:r>
+          </w:p>
+          <w:p>
+            <w:pPr>
+              <w:pStyle w:val="Normal"/>
+              <w:widowControl/>
+              <w:suppressAutoHyphens w:val="true"/>
+              <w:spacing w:lineRule="auto" w:line="240" w:before="0" w:after="0"/>
+              <w:jc w:val="start"/>
+              <w:rPr>
+                <w:rFonts w:eastAsia="ＭＳ 明朝" w:cs=""/>
+                <w:kern w:val="0"/>
+                <w:szCs w:val="22"/>
+                <w:lang w:val="en-US" w:eastAsia="en-US" w:bidi="ar-SA"/>
+              </w:rPr>
+            </w:pPr>
+            <w:r>
+              <w:rPr>
+                <w:rFonts w:eastAsia="Times New Roman" w:cs=""/>
+                <w:kern w:val="0"/>
+                <w:sz w:val="19"/>
+                <w:szCs w:val="22"/>
+                <w:lang w:val="en-US" w:eastAsia="en-US" w:bidi="ar-SA"/>
+              </w:rPr>
+            </w:r>
+          </w:p>
+          <w:p>
+            <w:pPr>
+              <w:pStyle w:val="Normal"/>
+              <w:widowControl/>
+              <w:suppressAutoHyphens w:val="true"/>
               <w:spacing w:lineRule="auto" w:line="240" w:before="0" w:after="0"/>
               <w:jc w:val="start"/>
               <w:rPr>
@@ -2025,6 +2540,7 @@
             <w:pPr>
               <w:pStyle w:val="Normal"/>
               <w:widowControl/>
+              <w:suppressAutoHyphens w:val="true"/>
               <w:spacing w:lineRule="auto" w:line="240" w:before="0" w:after="0"/>
               <w:jc w:val="start"/>
               <w:rPr>
@@ -2034,19 +2550,192 @@
             </w:pPr>
             <w:r>
               <w:rPr>
-                <w:rFonts w:eastAsia="ＭＳ 明朝" w:cs=""/>
-                <w:kern w:val="0"/>
-                <w:szCs w:val="22"/>
-                <w:lang w:val="en-US" w:eastAsia="en-US" w:bidi="ar-SA"/>
+                <w:rFonts w:eastAsia="Times New Roman"/>
+                <w:sz w:val="19"/>
+              </w:rPr>
+            </w:r>
+          </w:p>
+        </w:tc>
+        <w:tc>
+          <w:tcPr>
+            <w:tcW w:w="3381" w:type="dxa"/>
+            <w:tcBorders/>
+            <w:vAlign w:val="center"/>
+          </w:tcPr>
+          <w:p>
+            <w:pPr>
+              <w:pStyle w:val="Normal"/>
+              <w:widowControl/>
+              <w:suppressAutoHyphens w:val="true"/>
+              <w:spacing w:lineRule="auto" w:line="240" w:before="0" w:after="0"/>
+              <w:jc w:val="start"/>
+              <w:rPr>
+                <w:lang w:val="ru-RU"/>
+              </w:rPr>
+            </w:pPr>
+            <w:r>
+              <w:rPr>
+                <w:rFonts w:eastAsia="Times New Roman" w:cs=""/>
+                <w:kern w:val="0"/>
+                <w:sz w:val="19"/>
+                <w:szCs w:val="22"/>
+                <w:lang w:val="ru-RU" w:eastAsia="en-US" w:bidi="ar-SA"/>
+              </w:rPr>
+            </w:r>
+          </w:p>
+          <w:p>
+            <w:pPr>
+              <w:pStyle w:val="Normal"/>
+              <w:widowControl/>
+              <w:suppressAutoHyphens w:val="true"/>
+              <w:spacing w:lineRule="auto" w:line="240" w:before="0" w:after="0"/>
+              <w:jc w:val="start"/>
+              <w:rPr>
+                <w:lang w:val="ru-RU"/>
+              </w:rPr>
+            </w:pPr>
+            <w:r>
+              <w:rPr>
+                <w:rFonts w:eastAsia="Times New Roman" w:cs=""/>
+                <w:kern w:val="0"/>
+                <w:sz w:val="19"/>
+                <w:szCs w:val="22"/>
+                <w:lang w:val="ru-RU" w:eastAsia="en-US" w:bidi="ar-SA"/>
+              </w:rPr>
+            </w:r>
+          </w:p>
+          <w:p>
+            <w:pPr>
+              <w:pStyle w:val="Normal"/>
+              <w:widowControl/>
+              <w:suppressAutoHyphens w:val="true"/>
+              <w:spacing w:lineRule="auto" w:line="240" w:before="0" w:after="0"/>
+              <w:jc w:val="start"/>
+              <w:rPr>
+                <w:lang w:val="ru-RU"/>
+              </w:rPr>
+            </w:pPr>
+            <w:r>
+              <w:rPr>
+                <w:rFonts w:eastAsia="Times New Roman" w:cs=""/>
+                <w:kern w:val="0"/>
+                <w:sz w:val="19"/>
+                <w:szCs w:val="22"/>
+                <w:lang w:val="ru-RU" w:eastAsia="en-US" w:bidi="ar-SA"/>
+              </w:rPr>
+            </w:r>
+          </w:p>
+          <w:p>
+            <w:pPr>
+              <w:pStyle w:val="Normal"/>
+              <w:widowControl/>
+              <w:suppressAutoHyphens w:val="true"/>
+              <w:spacing w:lineRule="auto" w:line="240" w:before="0" w:after="0"/>
+              <w:jc w:val="start"/>
+              <w:rPr>
+                <w:lang w:val="ru-RU"/>
+              </w:rPr>
+            </w:pPr>
+            <w:r>
+              <w:rPr>
+                <w:rFonts w:eastAsia="Times New Roman" w:cs=""/>
+                <w:kern w:val="0"/>
+                <w:sz w:val="19"/>
+                <w:szCs w:val="22"/>
+                <w:lang w:val="ru-RU" w:eastAsia="en-US" w:bidi="ar-SA"/>
+              </w:rPr>
+            </w:r>
+          </w:p>
+          <w:p>
+            <w:pPr>
+              <w:pStyle w:val="Normal"/>
+              <w:widowControl/>
+              <w:suppressAutoHyphens w:val="true"/>
+              <w:spacing w:lineRule="auto" w:line="240" w:before="0" w:after="0"/>
+              <w:jc w:val="start"/>
+              <w:rPr>
+                <w:lang w:val="ru-RU"/>
+              </w:rPr>
+            </w:pPr>
+            <w:r>
+              <w:rPr>
+                <w:rFonts w:eastAsia="Times New Roman" w:cs=""/>
+                <w:kern w:val="0"/>
+                <w:sz w:val="19"/>
+                <w:szCs w:val="22"/>
+                <w:lang w:val="ru-RU" w:eastAsia="en-US" w:bidi="ar-SA"/>
+              </w:rPr>
+            </w:r>
+          </w:p>
+          <w:p>
+            <w:pPr>
+              <w:pStyle w:val="Normal"/>
+              <w:widowControl/>
+              <w:suppressAutoHyphens w:val="true"/>
+              <w:spacing w:lineRule="auto" w:line="240" w:before="0" w:after="0"/>
+              <w:jc w:val="start"/>
+              <w:rPr>
+                <w:lang w:val="ru-RU"/>
+              </w:rPr>
+            </w:pPr>
+            <w:r>
+              <w:rPr>
+                <w:rFonts w:eastAsia="Times New Roman" w:cs=""/>
+                <w:kern w:val="0"/>
+                <w:sz w:val="19"/>
+                <w:szCs w:val="22"/>
+                <w:lang w:val="ru-RU" w:eastAsia="en-US" w:bidi="ar-SA"/>
+              </w:rPr>
+            </w:r>
+          </w:p>
+          <w:p>
+            <w:pPr>
+              <w:pStyle w:val="Normal"/>
+              <w:widowControl/>
+              <w:suppressAutoHyphens w:val="true"/>
+              <w:spacing w:lineRule="auto" w:line="240" w:before="0" w:after="0"/>
+              <w:jc w:val="start"/>
+              <w:rPr>
+                <w:lang w:val="ru-RU"/>
+              </w:rPr>
+            </w:pPr>
+            <w:r>
+              <w:rPr>
+                <w:rFonts w:eastAsia="Times New Roman" w:cs=""/>
+                <w:kern w:val="0"/>
+                <w:sz w:val="19"/>
+                <w:szCs w:val="22"/>
+                <w:lang w:val="ru-RU" w:eastAsia="en-US" w:bidi="ar-SA"/>
+              </w:rPr>
+            </w:r>
+          </w:p>
+          <w:p>
+            <w:pPr>
+              <w:pStyle w:val="Normal"/>
+              <w:widowControl/>
+              <w:suppressAutoHyphens w:val="true"/>
+              <w:spacing w:lineRule="auto" w:line="240" w:before="0" w:after="0"/>
+              <w:jc w:val="start"/>
+              <w:rPr>
+                <w:lang w:val="ru-RU"/>
+              </w:rPr>
+            </w:pPr>
+            <w:r>
+              <w:rPr>
+                <w:rFonts w:eastAsia="Times New Roman" w:cs=""/>
+                <w:kern w:val="0"/>
+                <w:sz w:val="19"/>
+                <w:szCs w:val="22"/>
+                <w:lang w:val="ru-RU" w:eastAsia="en-US" w:bidi="ar-SA"/>
               </w:rPr>
               <w:drawing>
-                <wp:anchor distT="0" distB="0" distL="0" distR="0" simplePos="0" relativeHeight="13" behindDoc="0" locked="0" layoutInCell="0" allowOverlap="1">
+                <wp:anchor distT="0" distB="0" distL="0" distR="0" simplePos="0" relativeHeight="9" behindDoc="0" locked="0" layoutInCell="0" allowOverlap="1">
                   <wp:simplePos x="0" y="0"/>
                   <wp:positionH relativeFrom="column">
-                    <wp:align>center</wp:align>
+                    <wp:posOffset>-2200275</wp:posOffset>
                   </wp:positionH>
                   <wp:positionV relativeFrom="paragraph">
-                    <wp:posOffset>635</wp:posOffset>
+                    <wp:posOffset>149860</wp:posOffset>
                   </wp:positionV>
                   <wp:extent cx="2140585" cy="1477010"/>
                   <wp:effectExtent l="0" t="0" r="0" b="0"/>
@@ -2087,6 +2776,217 @@
               </w:drawing>
             </w:r>
           </w:p>
+          <w:p>
+            <w:pPr>
+              <w:pStyle w:val="Normal"/>
+              <w:widowControl/>
+              <w:suppressAutoHyphens w:val="true"/>
+              <w:spacing w:lineRule="auto" w:line="240" w:before="0" w:after="0"/>
+              <w:jc w:val="start"/>
+              <w:rPr>
+                <w:lang w:val="ru-RU"/>
+              </w:rPr>
+            </w:pPr>
+            <w:r>
+              <w:rPr>
+                <w:rFonts w:eastAsia="Times New Roman" w:cs=""/>
+                <w:kern w:val="0"/>
+                <w:sz w:val="19"/>
+                <w:szCs w:val="22"/>
+                <w:lang w:val="ru-RU" w:eastAsia="en-US" w:bidi="ar-SA"/>
+              </w:rPr>
+            </w:r>
+          </w:p>
+          <w:p>
+            <w:pPr>
+              <w:pStyle w:val="Normal"/>
+              <w:widowControl/>
+              <w:suppressAutoHyphens w:val="true"/>
+              <w:spacing w:lineRule="auto" w:line="240" w:before="0" w:after="0"/>
+              <w:jc w:val="start"/>
+              <w:rPr>
+                <w:lang w:val="ru-RU"/>
+              </w:rPr>
+            </w:pPr>
+            <w:r>
+              <w:rPr>
+                <w:rFonts w:eastAsia="Times New Roman" w:cs=""/>
+                <w:kern w:val="0"/>
+                <w:sz w:val="19"/>
+                <w:szCs w:val="22"/>
+                <w:lang w:val="ru-RU" w:eastAsia="en-US" w:bidi="ar-SA"/>
+              </w:rPr>
+            </w:r>
+          </w:p>
+          <w:p>
+            <w:pPr>
+              <w:pStyle w:val="Normal"/>
+              <w:widowControl/>
+              <w:suppressAutoHyphens w:val="true"/>
+              <w:spacing w:lineRule="auto" w:line="240" w:before="0" w:after="0"/>
+              <w:jc w:val="start"/>
+              <w:rPr>
+                <w:lang w:val="ru-RU"/>
+              </w:rPr>
+            </w:pPr>
+            <w:r>
+              <w:rPr>
+                <w:rFonts w:eastAsia="Times New Roman" w:cs=""/>
+                <w:kern w:val="0"/>
+                <w:sz w:val="19"/>
+                <w:szCs w:val="22"/>
+                <w:lang w:val="ru-RU" w:eastAsia="en-US" w:bidi="ar-SA"/>
+              </w:rPr>
+            </w:r>
+          </w:p>
+          <w:p>
+            <w:pPr>
+              <w:pStyle w:val="Normal"/>
+              <w:widowControl/>
+              <w:suppressAutoHyphens w:val="true"/>
+              <w:spacing w:lineRule="auto" w:line="240" w:before="0" w:after="0"/>
+              <w:jc w:val="start"/>
+              <w:rPr>
+                <w:lang w:val="ru-RU"/>
+              </w:rPr>
+            </w:pPr>
+            <w:r>
+              <w:rPr>
+                <w:rFonts w:eastAsia="Times New Roman" w:cs=""/>
+                <w:kern w:val="0"/>
+                <w:sz w:val="19"/>
+                <w:szCs w:val="22"/>
+                <w:lang w:val="ru-RU" w:eastAsia="en-US" w:bidi="ar-SA"/>
+              </w:rPr>
+              <w:t>Ввести три числа. Определить максимальное из них.</w:t>
+            </w:r>
+          </w:p>
+          <w:p>
+            <w:pPr>
+              <w:pStyle w:val="Normal"/>
+              <w:widowControl/>
+              <w:suppressAutoHyphens w:val="true"/>
+              <w:spacing w:lineRule="auto" w:line="240" w:before="0" w:after="0"/>
+              <w:jc w:val="start"/>
+              <w:rPr>
+                <w:lang w:val="ru-RU"/>
+              </w:rPr>
+            </w:pPr>
+            <w:r>
+              <w:rPr>
+                <w:rFonts w:eastAsia="Times New Roman" w:cs=""/>
+                <w:kern w:val="0"/>
+                <w:sz w:val="19"/>
+                <w:szCs w:val="22"/>
+                <w:lang w:val="ru-RU" w:eastAsia="en-US" w:bidi="ar-SA"/>
+              </w:rPr>
+            </w:r>
+          </w:p>
+          <w:p>
+            <w:pPr>
+              <w:pStyle w:val="Normal"/>
+              <w:widowControl/>
+              <w:suppressAutoHyphens w:val="true"/>
+              <w:spacing w:lineRule="auto" w:line="240" w:before="0" w:after="0"/>
+              <w:jc w:val="start"/>
+              <w:rPr>
+                <w:lang w:val="ru-RU"/>
+              </w:rPr>
+            </w:pPr>
+            <w:r>
+              <w:rPr>
+                <w:rFonts w:eastAsia="Times New Roman" w:cs=""/>
+                <w:kern w:val="0"/>
+                <w:sz w:val="19"/>
+                <w:szCs w:val="22"/>
+                <w:lang w:val="ru-RU" w:eastAsia="en-US" w:bidi="ar-SA"/>
+              </w:rPr>
+            </w:r>
+          </w:p>
+          <w:p>
+            <w:pPr>
+              <w:pStyle w:val="Normal"/>
+              <w:widowControl/>
+              <w:suppressAutoHyphens w:val="true"/>
+              <w:spacing w:lineRule="auto" w:line="240" w:before="0" w:after="0"/>
+              <w:jc w:val="start"/>
+              <w:rPr>
+                <w:lang w:val="ru-RU"/>
+              </w:rPr>
+            </w:pPr>
+            <w:r>
+              <w:rPr>
+                <w:rFonts w:eastAsia="Times New Roman" w:cs=""/>
+                <w:kern w:val="0"/>
+                <w:sz w:val="19"/>
+                <w:szCs w:val="22"/>
+                <w:lang w:val="ru-RU" w:eastAsia="en-US" w:bidi="ar-SA"/>
+              </w:rPr>
+            </w:r>
+          </w:p>
+          <w:p>
+            <w:pPr>
+              <w:pStyle w:val="Normal"/>
+              <w:widowControl/>
+              <w:suppressAutoHyphens w:val="true"/>
+              <w:spacing w:lineRule="auto" w:line="240" w:before="0" w:after="0"/>
+              <w:jc w:val="start"/>
+              <w:rPr>
+                <w:lang w:val="ru-RU"/>
+              </w:rPr>
+            </w:pPr>
+            <w:r>
+              <w:rPr>
+                <w:rFonts w:eastAsia="Times New Roman" w:cs=""/>
+                <w:kern w:val="0"/>
+                <w:sz w:val="19"/>
+                <w:szCs w:val="22"/>
+                <w:lang w:val="ru-RU" w:eastAsia="en-US" w:bidi="ar-SA"/>
+              </w:rPr>
+            </w:r>
+          </w:p>
+          <w:p>
+            <w:pPr>
+              <w:pStyle w:val="Normal"/>
+              <w:widowControl/>
+              <w:suppressAutoHyphens w:val="true"/>
+              <w:spacing w:lineRule="auto" w:line="240" w:before="0" w:after="0"/>
+              <w:jc w:val="start"/>
+              <w:rPr>
+                <w:lang w:val="ru-RU"/>
+              </w:rPr>
+            </w:pPr>
+            <w:r>
+              <w:rPr>
+                <w:rFonts w:eastAsia="Times New Roman" w:cs=""/>
+                <w:kern w:val="0"/>
+                <w:sz w:val="19"/>
+                <w:szCs w:val="22"/>
+                <w:lang w:val="ru-RU" w:eastAsia="en-US" w:bidi="ar-SA"/>
+              </w:rPr>
+            </w:r>
+          </w:p>
+          <w:p>
+            <w:pPr>
+              <w:pStyle w:val="Normal"/>
+              <w:widowControl/>
+              <w:suppressAutoHyphens w:val="true"/>
+              <w:spacing w:lineRule="auto" w:line="240" w:before="0" w:after="0"/>
+              <w:jc w:val="start"/>
+              <w:rPr>
+                <w:lang w:val="ru-RU"/>
+              </w:rPr>
+            </w:pPr>
+            <w:r>
+              <w:rPr>
+                <w:rFonts w:eastAsia="Times New Roman" w:cs=""/>
+                <w:kern w:val="0"/>
+                <w:sz w:val="19"/>
+                <w:szCs w:val="22"/>
+                <w:lang w:val="ru-RU" w:eastAsia="en-US" w:bidi="ar-SA"/>
+              </w:rPr>
+            </w:r>
+          </w:p>
         </w:tc>
         <w:tc>
           <w:tcPr>
@@ -2098,10 +2998,14 @@
             <w:pPr>
               <w:pStyle w:val="Normal"/>
               <w:widowControl/>
-              <w:spacing w:lineRule="auto" w:line="240" w:before="0" w:after="0"/>
-              <w:jc w:val="start"/>
-              <w:rPr>
-                <w:lang w:val="ru-RU"/>
+              <w:suppressAutoHyphens w:val="true"/>
+              <w:spacing w:lineRule="auto" w:line="240" w:before="0" w:after="0"/>
+              <w:jc w:val="start"/>
+              <w:rPr>
+                <w:rFonts w:eastAsia="ＭＳ 明朝" w:cs=""/>
+                <w:kern w:val="0"/>
+                <w:szCs w:val="22"/>
+                <w:lang w:val="en-US" w:eastAsia="en-US" w:bidi="ar-SA"/>
               </w:rPr>
             </w:pPr>
             <w:r>
@@ -2110,22 +3014,15 @@
                 <w:kern w:val="0"/>
                 <w:sz w:val="19"/>
                 <w:szCs w:val="22"/>
-                <w:lang w:val="ru-RU" w:eastAsia="en-US" w:bidi="ar-SA"/>
-              </w:rPr>
-              <w:t>Ввести три числа. Определить максимальное из них.</w:t>
-            </w:r>
-          </w:p>
-        </w:tc>
-        <w:tc>
-          <w:tcPr>
-            <w:tcW w:w="3381" w:type="dxa"/>
-            <w:tcBorders/>
-            <w:vAlign w:val="center"/>
-          </w:tcPr>
-          <w:p>
-            <w:pPr>
-              <w:pStyle w:val="Normal"/>
-              <w:widowControl/>
+                <w:lang w:val="en-US" w:eastAsia="en-US" w:bidi="ar-SA"/>
+              </w:rPr>
+            </w:r>
+          </w:p>
+          <w:p>
+            <w:pPr>
+              <w:pStyle w:val="Normal"/>
+              <w:widowControl/>
+              <w:suppressAutoHyphens w:val="true"/>
               <w:spacing w:lineRule="auto" w:line="240" w:before="0" w:after="0"/>
               <w:jc w:val="start"/>
               <w:rPr>
@@ -2143,7 +3040,271 @@
                 <w:szCs w:val="22"/>
                 <w:lang w:val="en-US" w:eastAsia="en-US" w:bidi="ar-SA"/>
               </w:rPr>
+            </w:r>
+          </w:p>
+          <w:p>
+            <w:pPr>
+              <w:pStyle w:val="Normal"/>
+              <w:widowControl/>
+              <w:suppressAutoHyphens w:val="true"/>
+              <w:spacing w:lineRule="auto" w:line="240" w:before="0" w:after="0"/>
+              <w:jc w:val="start"/>
+              <w:rPr>
+                <w:rFonts w:eastAsia="ＭＳ 明朝" w:cs=""/>
+                <w:kern w:val="0"/>
+                <w:szCs w:val="22"/>
+                <w:lang w:val="en-US" w:eastAsia="en-US" w:bidi="ar-SA"/>
+              </w:rPr>
+            </w:pPr>
+            <w:r>
+              <w:rPr>
+                <w:rFonts w:eastAsia="Times New Roman" w:cs=""/>
+                <w:kern w:val="0"/>
+                <w:sz w:val="19"/>
+                <w:szCs w:val="22"/>
+                <w:lang w:val="en-US" w:eastAsia="en-US" w:bidi="ar-SA"/>
+              </w:rPr>
+            </w:r>
+          </w:p>
+          <w:p>
+            <w:pPr>
+              <w:pStyle w:val="Normal"/>
+              <w:widowControl/>
+              <w:suppressAutoHyphens w:val="true"/>
+              <w:spacing w:lineRule="auto" w:line="240" w:before="0" w:after="0"/>
+              <w:jc w:val="start"/>
+              <w:rPr>
+                <w:rFonts w:eastAsia="ＭＳ 明朝" w:cs=""/>
+                <w:kern w:val="0"/>
+                <w:szCs w:val="22"/>
+                <w:lang w:val="en-US" w:eastAsia="en-US" w:bidi="ar-SA"/>
+              </w:rPr>
+            </w:pPr>
+            <w:r>
+              <w:rPr>
+                <w:rFonts w:eastAsia="Times New Roman" w:cs=""/>
+                <w:kern w:val="0"/>
+                <w:sz w:val="19"/>
+                <w:szCs w:val="22"/>
+                <w:lang w:val="en-US" w:eastAsia="en-US" w:bidi="ar-SA"/>
+              </w:rPr>
+            </w:r>
+          </w:p>
+          <w:p>
+            <w:pPr>
+              <w:pStyle w:val="Normal"/>
+              <w:widowControl/>
+              <w:suppressAutoHyphens w:val="true"/>
+              <w:spacing w:lineRule="auto" w:line="240" w:before="0" w:after="0"/>
+              <w:jc w:val="start"/>
+              <w:rPr>
+                <w:rFonts w:eastAsia="ＭＳ 明朝" w:cs=""/>
+                <w:kern w:val="0"/>
+                <w:szCs w:val="22"/>
+                <w:lang w:val="en-US" w:eastAsia="en-US" w:bidi="ar-SA"/>
+              </w:rPr>
+            </w:pPr>
+            <w:r>
+              <w:rPr>
+                <w:rFonts w:eastAsia="Times New Roman" w:cs=""/>
+                <w:kern w:val="0"/>
+                <w:sz w:val="19"/>
+                <w:szCs w:val="22"/>
+                <w:lang w:val="en-US" w:eastAsia="en-US" w:bidi="ar-SA"/>
+              </w:rPr>
+            </w:r>
+          </w:p>
+          <w:p>
+            <w:pPr>
+              <w:pStyle w:val="Normal"/>
+              <w:widowControl/>
+              <w:suppressAutoHyphens w:val="true"/>
+              <w:spacing w:lineRule="auto" w:line="240" w:before="0" w:after="0"/>
+              <w:jc w:val="start"/>
+              <w:rPr>
+                <w:rFonts w:eastAsia="ＭＳ 明朝" w:cs=""/>
+                <w:kern w:val="0"/>
+                <w:szCs w:val="22"/>
+                <w:lang w:val="en-US" w:eastAsia="en-US" w:bidi="ar-SA"/>
+              </w:rPr>
+            </w:pPr>
+            <w:r>
+              <w:rPr>
+                <w:rFonts w:eastAsia="Times New Roman" w:cs=""/>
+                <w:kern w:val="0"/>
+                <w:sz w:val="19"/>
+                <w:szCs w:val="22"/>
+                <w:lang w:val="en-US" w:eastAsia="en-US" w:bidi="ar-SA"/>
+              </w:rPr>
+            </w:r>
+          </w:p>
+          <w:p>
+            <w:pPr>
+              <w:pStyle w:val="Normal"/>
+              <w:widowControl/>
+              <w:suppressAutoHyphens w:val="true"/>
+              <w:spacing w:lineRule="auto" w:line="240" w:before="0" w:after="0"/>
+              <w:jc w:val="start"/>
+              <w:rPr>
+                <w:rFonts w:eastAsia="ＭＳ 明朝" w:cs=""/>
+                <w:kern w:val="0"/>
+                <w:szCs w:val="22"/>
+                <w:lang w:val="en-US" w:eastAsia="en-US" w:bidi="ar-SA"/>
+              </w:rPr>
+            </w:pPr>
+            <w:r>
+              <w:rPr>
+                <w:rFonts w:eastAsia="Times New Roman" w:cs=""/>
+                <w:kern w:val="0"/>
+                <w:sz w:val="19"/>
+                <w:szCs w:val="22"/>
+                <w:lang w:val="en-US" w:eastAsia="en-US" w:bidi="ar-SA"/>
+              </w:rPr>
+            </w:r>
+          </w:p>
+          <w:p>
+            <w:pPr>
+              <w:pStyle w:val="Normal"/>
+              <w:widowControl/>
+              <w:suppressAutoHyphens w:val="true"/>
+              <w:spacing w:lineRule="auto" w:line="240" w:before="0" w:after="0"/>
+              <w:jc w:val="start"/>
+              <w:rPr>
+                <w:rFonts w:eastAsia="ＭＳ 明朝" w:cs=""/>
+                <w:kern w:val="0"/>
+                <w:szCs w:val="22"/>
+                <w:lang w:val="en-US" w:eastAsia="en-US" w:bidi="ar-SA"/>
+              </w:rPr>
+            </w:pPr>
+            <w:r>
+              <w:rPr>
+                <w:rFonts w:eastAsia="Times New Roman" w:cs=""/>
+                <w:kern w:val="0"/>
+                <w:sz w:val="19"/>
+                <w:szCs w:val="22"/>
+                <w:lang w:val="en-US" w:eastAsia="en-US" w:bidi="ar-SA"/>
+              </w:rPr>
+            </w:r>
+          </w:p>
+          <w:p>
+            <w:pPr>
+              <w:pStyle w:val="Normal"/>
+              <w:widowControl/>
+              <w:suppressAutoHyphens w:val="true"/>
+              <w:spacing w:lineRule="auto" w:line="240" w:before="0" w:after="0"/>
+              <w:jc w:val="start"/>
+              <w:rPr>
+                <w:rFonts w:eastAsia="ＭＳ 明朝" w:cs=""/>
+                <w:kern w:val="0"/>
+                <w:szCs w:val="22"/>
+                <w:lang w:val="en-US" w:eastAsia="en-US" w:bidi="ar-SA"/>
+              </w:rPr>
+            </w:pPr>
+            <w:r>
+              <w:rPr>
+                <w:rFonts w:eastAsia="Times New Roman" w:cs=""/>
+                <w:kern w:val="0"/>
+                <w:sz w:val="19"/>
+                <w:szCs w:val="22"/>
+                <w:lang w:val="en-US" w:eastAsia="en-US" w:bidi="ar-SA"/>
+              </w:rPr>
+            </w:r>
+          </w:p>
+          <w:p>
+            <w:pPr>
+              <w:pStyle w:val="Normal"/>
+              <w:widowControl/>
+              <w:suppressAutoHyphens w:val="true"/>
+              <w:spacing w:lineRule="auto" w:line="240" w:before="0" w:after="0"/>
+              <w:jc w:val="start"/>
+              <w:rPr>
+                <w:rFonts w:eastAsia="ＭＳ 明朝" w:cs=""/>
+                <w:kern w:val="0"/>
+                <w:szCs w:val="22"/>
+                <w:lang w:val="en-US" w:eastAsia="en-US" w:bidi="ar-SA"/>
+              </w:rPr>
+            </w:pPr>
+            <w:r>
+              <w:rPr>
+                <w:rFonts w:eastAsia="Times New Roman" w:cs=""/>
+                <w:kern w:val="0"/>
+                <w:sz w:val="19"/>
+                <w:szCs w:val="22"/>
+                <w:lang w:val="en-US" w:eastAsia="en-US" w:bidi="ar-SA"/>
+              </w:rPr>
               <w:t>несколько условий, else if</w:t>
+            </w:r>
+          </w:p>
+          <w:p>
+            <w:pPr>
+              <w:pStyle w:val="Normal"/>
+              <w:widowControl/>
+              <w:suppressAutoHyphens w:val="true"/>
+              <w:spacing w:lineRule="auto" w:line="240" w:before="0" w:after="0"/>
+              <w:jc w:val="start"/>
+              <w:rPr>
+                <w:rFonts w:eastAsia="ＭＳ 明朝" w:cs=""/>
+                <w:kern w:val="0"/>
+                <w:szCs w:val="22"/>
+                <w:lang w:val="en-US" w:eastAsia="en-US" w:bidi="ar-SA"/>
+              </w:rPr>
+            </w:pPr>
+            <w:r>
+              <w:rPr>
+                <w:rFonts w:eastAsia="Times New Roman" w:cs=""/>
+                <w:kern w:val="0"/>
+                <w:sz w:val="19"/>
+                <w:szCs w:val="22"/>
+                <w:lang w:val="en-US" w:eastAsia="en-US" w:bidi="ar-SA"/>
+              </w:rPr>
+            </w:r>
+          </w:p>
+          <w:p>
+            <w:pPr>
+              <w:pStyle w:val="Normal"/>
+              <w:widowControl/>
+              <w:suppressAutoHyphens w:val="true"/>
+              <w:spacing w:lineRule="auto" w:line="240" w:before="0" w:after="0"/>
+              <w:jc w:val="start"/>
+              <w:rPr>
+                <w:rFonts w:eastAsia="ＭＳ 明朝" w:cs=""/>
+                <w:kern w:val="0"/>
+                <w:szCs w:val="22"/>
+                <w:lang w:val="en-US" w:eastAsia="en-US" w:bidi="ar-SA"/>
+              </w:rPr>
+            </w:pPr>
+            <w:r>
+              <w:rPr>
+                <w:rFonts w:eastAsia="Times New Roman" w:cs=""/>
+                <w:kern w:val="0"/>
+                <w:sz w:val="19"/>
+                <w:szCs w:val="22"/>
+                <w:lang w:val="en-US" w:eastAsia="en-US" w:bidi="ar-SA"/>
+              </w:rPr>
+            </w:r>
+          </w:p>
+          <w:p>
+            <w:pPr>
+              <w:pStyle w:val="Normal"/>
+              <w:widowControl/>
+              <w:suppressAutoHyphens w:val="true"/>
+              <w:spacing w:lineRule="auto" w:line="240" w:before="0" w:after="0"/>
+              <w:jc w:val="start"/>
+              <w:rPr>
+                <w:rFonts w:eastAsia="ＭＳ 明朝" w:cs=""/>
+                <w:kern w:val="0"/>
+                <w:szCs w:val="22"/>
+                <w:lang w:val="en-US" w:eastAsia="en-US" w:bidi="ar-SA"/>
+              </w:rPr>
+            </w:pPr>
+            <w:r>
+              <w:rPr>
+                <w:rFonts w:eastAsia="Times New Roman" w:cs=""/>
+                <w:kern w:val="0"/>
+                <w:sz w:val="19"/>
+                <w:szCs w:val="22"/>
+                <w:lang w:val="en-US" w:eastAsia="en-US" w:bidi="ar-SA"/>
+              </w:rPr>
             </w:r>
           </w:p>
         </w:tc>
@@ -2160,6 +3321,7 @@
             <w:pPr>
               <w:pStyle w:val="Normal"/>
               <w:widowControl/>
+              <w:suppressAutoHyphens w:val="true"/>
               <w:spacing w:lineRule="auto" w:line="240" w:before="0" w:after="0"/>
               <w:jc w:val="start"/>
               <w:rPr>
@@ -2169,19 +3331,55 @@
             </w:pPr>
             <w:r>
               <w:rPr>
-                <w:rFonts w:eastAsia="ＭＳ 明朝" w:cs=""/>
-                <w:kern w:val="0"/>
-                <w:szCs w:val="22"/>
-                <w:lang w:val="en-US" w:eastAsia="en-US" w:bidi="ar-SA"/>
+                <w:rFonts w:eastAsia="Times New Roman"/>
+                <w:sz w:val="19"/>
+              </w:rPr>
+            </w:r>
+          </w:p>
+          <w:p>
+            <w:pPr>
+              <w:pStyle w:val="Normal"/>
+              <w:widowControl/>
+              <w:suppressAutoHyphens w:val="true"/>
+              <w:spacing w:lineRule="auto" w:line="240" w:before="0" w:after="0"/>
+              <w:jc w:val="start"/>
+              <w:rPr>
+                <w:rFonts w:eastAsia="Times New Roman"/>
+                <w:sz w:val="19"/>
+              </w:rPr>
+            </w:pPr>
+            <w:r>
+              <w:rPr>
+                <w:rFonts w:eastAsia="Times New Roman"/>
+                <w:sz w:val="19"/>
+              </w:rPr>
+            </w:r>
+          </w:p>
+          <w:p>
+            <w:pPr>
+              <w:pStyle w:val="Normal"/>
+              <w:widowControl/>
+              <w:suppressAutoHyphens w:val="true"/>
+              <w:spacing w:lineRule="auto" w:line="240" w:before="0" w:after="0"/>
+              <w:jc w:val="start"/>
+              <w:rPr>
+                <w:rFonts w:eastAsia="Times New Roman"/>
+                <w:sz w:val="19"/>
+              </w:rPr>
+            </w:pPr>
+            <w:r>
+              <w:rPr>
+                <w:rFonts w:eastAsia="Times New Roman"/>
+                <w:sz w:val="19"/>
               </w:rPr>
               <w:drawing>
-                <wp:anchor distT="0" distB="0" distL="0" distR="0" simplePos="0" relativeHeight="14" behindDoc="0" locked="0" layoutInCell="0" allowOverlap="1">
+                <wp:anchor distT="0" distB="0" distL="0" distR="0" simplePos="0" relativeHeight="10" behindDoc="0" locked="0" layoutInCell="0" allowOverlap="1">
                   <wp:simplePos x="0" y="0"/>
                   <wp:positionH relativeFrom="column">
-                    <wp:align>center</wp:align>
+                    <wp:posOffset>-142875</wp:posOffset>
                   </wp:positionH>
                   <wp:positionV relativeFrom="paragraph">
-                    <wp:posOffset>635</wp:posOffset>
+                    <wp:posOffset>901700</wp:posOffset>
                   </wp:positionV>
                   <wp:extent cx="2283460" cy="1569085"/>
                   <wp:effectExtent l="0" t="0" r="0" b="0"/>
@@ -2222,6 +3420,253 @@
               </w:drawing>
             </w:r>
           </w:p>
+          <w:p>
+            <w:pPr>
+              <w:pStyle w:val="Normal"/>
+              <w:widowControl/>
+              <w:suppressAutoHyphens w:val="true"/>
+              <w:spacing w:lineRule="auto" w:line="240" w:before="0" w:after="0"/>
+              <w:jc w:val="start"/>
+              <w:rPr>
+                <w:rFonts w:eastAsia="Times New Roman"/>
+                <w:sz w:val="19"/>
+              </w:rPr>
+            </w:pPr>
+            <w:r>
+              <w:rPr>
+                <w:rFonts w:eastAsia="Times New Roman"/>
+                <w:sz w:val="19"/>
+              </w:rPr>
+            </w:r>
+          </w:p>
+          <w:p>
+            <w:pPr>
+              <w:pStyle w:val="Normal"/>
+              <w:widowControl/>
+              <w:suppressAutoHyphens w:val="true"/>
+              <w:spacing w:lineRule="auto" w:line="240" w:before="0" w:after="0"/>
+              <w:jc w:val="start"/>
+              <w:rPr>
+                <w:rFonts w:eastAsia="Times New Roman"/>
+                <w:sz w:val="19"/>
+              </w:rPr>
+            </w:pPr>
+            <w:r>
+              <w:rPr>
+                <w:rFonts w:eastAsia="Times New Roman"/>
+                <w:sz w:val="19"/>
+              </w:rPr>
+            </w:r>
+          </w:p>
+          <w:p>
+            <w:pPr>
+              <w:pStyle w:val="Normal"/>
+              <w:widowControl/>
+              <w:suppressAutoHyphens w:val="true"/>
+              <w:spacing w:lineRule="auto" w:line="240" w:before="0" w:after="0"/>
+              <w:jc w:val="start"/>
+              <w:rPr>
+                <w:rFonts w:eastAsia="Times New Roman"/>
+                <w:sz w:val="19"/>
+              </w:rPr>
+            </w:pPr>
+            <w:r>
+              <w:rPr>
+                <w:rFonts w:eastAsia="Times New Roman"/>
+                <w:sz w:val="19"/>
+              </w:rPr>
+            </w:r>
+          </w:p>
+          <w:p>
+            <w:pPr>
+              <w:pStyle w:val="Normal"/>
+              <w:widowControl/>
+              <w:suppressAutoHyphens w:val="true"/>
+              <w:spacing w:lineRule="auto" w:line="240" w:before="0" w:after="0"/>
+              <w:jc w:val="start"/>
+              <w:rPr>
+                <w:rFonts w:eastAsia="Times New Roman"/>
+                <w:sz w:val="19"/>
+              </w:rPr>
+            </w:pPr>
+            <w:r>
+              <w:rPr>
+                <w:rFonts w:eastAsia="Times New Roman"/>
+                <w:sz w:val="19"/>
+              </w:rPr>
+            </w:r>
+          </w:p>
+          <w:p>
+            <w:pPr>
+              <w:pStyle w:val="Normal"/>
+              <w:widowControl/>
+              <w:suppressAutoHyphens w:val="true"/>
+              <w:spacing w:lineRule="auto" w:line="240" w:before="0" w:after="0"/>
+              <w:jc w:val="start"/>
+              <w:rPr>
+                <w:rFonts w:eastAsia="Times New Roman"/>
+                <w:sz w:val="19"/>
+              </w:rPr>
+            </w:pPr>
+            <w:r>
+              <w:rPr>
+                <w:rFonts w:eastAsia="Times New Roman"/>
+                <w:sz w:val="19"/>
+              </w:rPr>
+            </w:r>
+          </w:p>
+          <w:p>
+            <w:pPr>
+              <w:pStyle w:val="Normal"/>
+              <w:widowControl/>
+              <w:suppressAutoHyphens w:val="true"/>
+              <w:spacing w:lineRule="auto" w:line="240" w:before="0" w:after="0"/>
+              <w:jc w:val="start"/>
+              <w:rPr>
+                <w:rFonts w:eastAsia="Times New Roman"/>
+                <w:sz w:val="19"/>
+              </w:rPr>
+            </w:pPr>
+            <w:r>
+              <w:rPr>
+                <w:rFonts w:eastAsia="Times New Roman"/>
+                <w:sz w:val="19"/>
+              </w:rPr>
+            </w:r>
+          </w:p>
+          <w:p>
+            <w:pPr>
+              <w:pStyle w:val="Normal"/>
+              <w:widowControl/>
+              <w:suppressAutoHyphens w:val="true"/>
+              <w:spacing w:lineRule="auto" w:line="240" w:before="0" w:after="0"/>
+              <w:jc w:val="start"/>
+              <w:rPr>
+                <w:rFonts w:eastAsia="Times New Roman"/>
+                <w:sz w:val="19"/>
+              </w:rPr>
+            </w:pPr>
+            <w:r>
+              <w:rPr>
+                <w:rFonts w:eastAsia="Times New Roman"/>
+                <w:sz w:val="19"/>
+              </w:rPr>
+            </w:r>
+          </w:p>
+          <w:p>
+            <w:pPr>
+              <w:pStyle w:val="Normal"/>
+              <w:widowControl/>
+              <w:suppressAutoHyphens w:val="true"/>
+              <w:spacing w:lineRule="auto" w:line="240" w:before="0" w:after="0"/>
+              <w:jc w:val="start"/>
+              <w:rPr>
+                <w:rFonts w:eastAsia="Times New Roman"/>
+                <w:sz w:val="19"/>
+              </w:rPr>
+            </w:pPr>
+            <w:r>
+              <w:rPr>
+                <w:rFonts w:eastAsia="Times New Roman"/>
+                <w:sz w:val="19"/>
+              </w:rPr>
+            </w:r>
+          </w:p>
+          <w:p>
+            <w:pPr>
+              <w:pStyle w:val="Normal"/>
+              <w:widowControl/>
+              <w:suppressAutoHyphens w:val="true"/>
+              <w:spacing w:lineRule="auto" w:line="240" w:before="0" w:after="0"/>
+              <w:jc w:val="start"/>
+              <w:rPr>
+                <w:rFonts w:eastAsia="Times New Roman"/>
+                <w:sz w:val="19"/>
+              </w:rPr>
+            </w:pPr>
+            <w:r>
+              <w:rPr>
+                <w:rFonts w:eastAsia="Times New Roman"/>
+                <w:sz w:val="19"/>
+              </w:rPr>
+            </w:r>
+          </w:p>
+          <w:p>
+            <w:pPr>
+              <w:pStyle w:val="Normal"/>
+              <w:widowControl/>
+              <w:suppressAutoHyphens w:val="true"/>
+              <w:spacing w:lineRule="auto" w:line="240" w:before="0" w:after="0"/>
+              <w:jc w:val="start"/>
+              <w:rPr>
+                <w:rFonts w:eastAsia="Times New Roman"/>
+                <w:sz w:val="19"/>
+              </w:rPr>
+            </w:pPr>
+            <w:r>
+              <w:rPr>
+                <w:rFonts w:eastAsia="Times New Roman"/>
+                <w:sz w:val="19"/>
+              </w:rPr>
+            </w:r>
+          </w:p>
+          <w:p>
+            <w:pPr>
+              <w:pStyle w:val="Normal"/>
+              <w:widowControl/>
+              <w:suppressAutoHyphens w:val="true"/>
+              <w:spacing w:lineRule="auto" w:line="240" w:before="0" w:after="0"/>
+              <w:jc w:val="start"/>
+              <w:rPr>
+                <w:rFonts w:eastAsia="Times New Roman"/>
+                <w:sz w:val="19"/>
+              </w:rPr>
+            </w:pPr>
+            <w:r>
+              <w:rPr>
+                <w:rFonts w:eastAsia="Times New Roman"/>
+                <w:sz w:val="19"/>
+              </w:rPr>
+            </w:r>
+          </w:p>
+          <w:p>
+            <w:pPr>
+              <w:pStyle w:val="Normal"/>
+              <w:widowControl/>
+              <w:suppressAutoHyphens w:val="true"/>
+              <w:spacing w:lineRule="auto" w:line="240" w:before="0" w:after="0"/>
+              <w:jc w:val="start"/>
+              <w:rPr>
+                <w:rFonts w:eastAsia="Times New Roman"/>
+                <w:sz w:val="19"/>
+              </w:rPr>
+            </w:pPr>
+            <w:r>
+              <w:rPr>
+                <w:rFonts w:eastAsia="Times New Roman"/>
+                <w:sz w:val="19"/>
+              </w:rPr>
+            </w:r>
+          </w:p>
+          <w:p>
+            <w:pPr>
+              <w:pStyle w:val="Normal"/>
+              <w:widowControl/>
+              <w:suppressAutoHyphens w:val="true"/>
+              <w:spacing w:lineRule="auto" w:line="240" w:before="0" w:after="0"/>
+              <w:jc w:val="start"/>
+              <w:rPr>
+                <w:rFonts w:eastAsia="Times New Roman"/>
+                <w:sz w:val="19"/>
+              </w:rPr>
+            </w:pPr>
+            <w:r>
+              <w:rPr>
+                <w:rFonts w:eastAsia="Times New Roman"/>
+                <w:sz w:val="19"/>
+              </w:rPr>
+            </w:r>
+          </w:p>
         </w:tc>
         <w:tc>
           <w:tcPr>
@@ -2233,6 +3678,7 @@
             <w:pPr>
               <w:pStyle w:val="Normal"/>
               <w:widowControl/>
+              <w:suppressAutoHyphens w:val="true"/>
               <w:spacing w:lineRule="auto" w:line="240" w:before="0" w:after="0"/>
               <w:jc w:val="start"/>
               <w:rPr>
@@ -2261,6 +3707,7 @@
             <w:pPr>
               <w:pStyle w:val="Normal"/>
               <w:widowControl/>
+              <w:suppressAutoHyphens w:val="true"/>
               <w:spacing w:lineRule="auto" w:line="240" w:before="0" w:after="0"/>
               <w:jc w:val="start"/>
               <w:rPr>
@@ -2495,6 +3942,7 @@
             <w:pPr>
               <w:pStyle w:val="Normal"/>
               <w:widowControl/>
+              <w:suppressAutoHyphens w:val="true"/>
               <w:spacing w:lineRule="auto" w:line="240" w:before="0" w:after="0"/>
               <w:jc w:val="start"/>
               <w:rPr>
@@ -2529,6 +3977,7 @@
             <w:pPr>
               <w:pStyle w:val="Normal"/>
               <w:widowControl/>
+              <w:suppressAutoHyphens w:val="true"/>
               <w:spacing w:lineRule="auto" w:line="240" w:before="0" w:after="0"/>
               <w:jc w:val="start"/>
               <w:rPr>
@@ -2565,6 +4014,7 @@
             <w:pPr>
               <w:pStyle w:val="Normal"/>
               <w:widowControl/>
+              <w:suppressAutoHyphens w:val="true"/>
               <w:spacing w:lineRule="auto" w:line="240" w:before="0" w:after="0"/>
               <w:jc w:val="start"/>
               <w:rPr>
@@ -2596,6 +4046,7 @@
             <w:pPr>
               <w:pStyle w:val="Normal"/>
               <w:widowControl/>
+              <w:suppressAutoHyphens w:val="true"/>
               <w:spacing w:lineRule="auto" w:line="240" w:before="0" w:after="0"/>
               <w:jc w:val="start"/>
               <w:rPr>
@@ -2629,6 +4080,7 @@
             <w:pPr>
               <w:pStyle w:val="Normal"/>
               <w:widowControl/>
+              <w:suppressAutoHyphens w:val="true"/>
               <w:spacing w:lineRule="auto" w:line="240" w:before="0" w:after="0"/>
               <w:jc w:val="start"/>
               <w:rPr>
@@ -2660,6 +4112,7 @@
             <w:pPr>
               <w:pStyle w:val="Normal"/>
               <w:widowControl/>
+              <w:suppressAutoHyphens w:val="true"/>
               <w:spacing w:lineRule="auto" w:line="240" w:before="0" w:after="0"/>
               <w:jc w:val="start"/>
               <w:rPr>
@@ -2693,6 +4146,7 @@
             <w:pPr>
               <w:pStyle w:val="Normal"/>
               <w:widowControl/>
+              <w:suppressAutoHyphens w:val="true"/>
               <w:spacing w:lineRule="auto" w:line="240" w:before="0" w:after="0"/>
               <w:jc w:val="start"/>
               <w:rPr>
@@ -2724,6 +4178,7 @@
             <w:pPr>
               <w:pStyle w:val="Normal"/>
               <w:widowControl/>
+              <w:suppressAutoHyphens w:val="true"/>
               <w:spacing w:lineRule="auto" w:line="240" w:before="0" w:after="0"/>
               <w:jc w:val="start"/>
               <w:rPr>
@@ -2757,6 +4212,7 @@
             <w:pPr>
               <w:pStyle w:val="Normal"/>
               <w:widowControl/>
+              <w:suppressAutoHyphens w:val="true"/>
               <w:spacing w:lineRule="auto" w:line="240" w:before="0" w:after="0"/>
               <w:jc w:val="start"/>
               <w:rPr>
@@ -2788,6 +4244,7 @@
             <w:pPr>
               <w:pStyle w:val="Normal"/>
               <w:widowControl/>
+              <w:suppressAutoHyphens w:val="true"/>
               <w:spacing w:lineRule="auto" w:line="240" w:before="0" w:after="0"/>
               <w:jc w:val="start"/>
               <w:rPr>
@@ -2823,6 +4280,7 @@
             <w:pPr>
               <w:pStyle w:val="Normal"/>
               <w:widowControl/>
+              <w:suppressAutoHyphens w:val="true"/>
               <w:spacing w:lineRule="auto" w:line="240" w:before="0" w:after="0"/>
               <w:jc w:val="start"/>
               <w:rPr>
@@ -2854,6 +4312,7 @@
             <w:pPr>
               <w:pStyle w:val="Normal"/>
               <w:widowControl/>
+              <w:suppressAutoHyphens w:val="true"/>
               <w:spacing w:lineRule="auto" w:line="240" w:before="0" w:after="0"/>
               <w:jc w:val="start"/>
               <w:rPr>
@@ -3106,14 +4565,7 @@
           <w:rFonts w:eastAsia="Times New Roman"/>
           <w:lang w:val="ru-RU"/>
         </w:rPr>
-        <w:t xml:space="preserve">Почему эта ошибка часто встречается? </w:t>
-      </w:r>
-      <w:r>
-        <w:rPr>
-          <w:rFonts w:eastAsia="Times New Roman"/>
-          <w:lang w:val="ru-RU"/>
-        </w:rPr>
-        <w:t>Не внемательность</w:t>
+        <w:t>Почему эта ошибка часто встречается? Не внемательность</w:t>
       </w:r>
     </w:p>
     <w:p>
@@ -3240,6 +4692,7 @@
             <w:pPr>
               <w:pStyle w:val="Normal"/>
               <w:widowControl/>
+              <w:suppressAutoHyphens w:val="true"/>
               <w:spacing w:lineRule="auto" w:line="240" w:before="0" w:after="0"/>
               <w:jc w:val="start"/>
               <w:rPr>
@@ -3260,6 +4713,32 @@
                 <w:lang w:val="en-US" w:eastAsia="en-US" w:bidi="ar-SA"/>
               </w:rPr>
               <w:t>№</w:t>
+            </w:r>
+          </w:p>
+          <w:p>
+            <w:pPr>
+              <w:pStyle w:val="Normal"/>
+              <w:widowControl/>
+              <w:suppressAutoHyphens w:val="true"/>
+              <w:spacing w:lineRule="auto" w:line="240" w:before="0" w:after="0"/>
+              <w:jc w:val="start"/>
+              <w:rPr>
+                <w:rFonts w:eastAsia="ＭＳ 明朝" w:cs=""/>
+                <w:kern w:val="0"/>
+                <w:szCs w:val="22"/>
+                <w:lang w:val="en-US" w:eastAsia="en-US" w:bidi="ar-SA"/>
+              </w:rPr>
+            </w:pPr>
+            <w:r>
+              <w:rPr>
+                <w:rFonts w:eastAsia="ＭＳ 明朝" w:cs=""/>
+                <w:b/>
+                <w:color w:val="163A8A"/>
+                <w:kern w:val="0"/>
+                <w:sz w:val="20"/>
+                <w:szCs w:val="22"/>
+                <w:lang w:val="en-US" w:eastAsia="en-US" w:bidi="ar-SA"/>
+              </w:rPr>
             </w:r>
           </w:p>
         </w:tc>
@@ -3274,6 +4753,7 @@
             <w:pPr>
               <w:pStyle w:val="Normal"/>
               <w:widowControl/>
+              <w:suppressAutoHyphens w:val="true"/>
               <w:spacing w:lineRule="auto" w:line="240" w:before="0" w:after="0"/>
               <w:jc w:val="start"/>
               <w:rPr>
@@ -3310,6 +4790,7 @@
             <w:pPr>
               <w:pStyle w:val="Normal"/>
               <w:widowControl/>
+              <w:suppressAutoHyphens w:val="true"/>
               <w:spacing w:lineRule="auto" w:line="240" w:before="0" w:after="0"/>
               <w:jc w:val="start"/>
               <w:rPr>
@@ -3319,21 +4800,19 @@
             </w:pPr>
             <w:r>
               <w:rPr>
-                <w:rFonts w:eastAsia="ＭＳ 明朝" w:cs=""/>
-                <w:kern w:val="0"/>
-                <w:szCs w:val="22"/>
-                <w:lang w:val="en-US" w:eastAsia="en-US" w:bidi="ar-SA"/>
+                <w:rFonts w:eastAsia="Times New Roman"/>
+                <w:sz w:val="20"/>
               </w:rPr>
               <w:drawing>
-                <wp:anchor distT="0" distB="0" distL="0" distR="0" simplePos="0" relativeHeight="4" behindDoc="0" locked="0" layoutInCell="0" allowOverlap="1">
+                <wp:anchor distT="0" distB="0" distL="0" distR="0" simplePos="0" relativeHeight="11" behindDoc="0" locked="0" layoutInCell="0" allowOverlap="1">
                   <wp:simplePos x="0" y="0"/>
                   <wp:positionH relativeFrom="column">
-                    <wp:align>center</wp:align>
+                    <wp:posOffset>-25400</wp:posOffset>
                   </wp:positionH>
                   <wp:positionV relativeFrom="paragraph">
-                    <wp:posOffset>635</wp:posOffset>
+                    <wp:posOffset>268605</wp:posOffset>
                   </wp:positionV>
-                  <wp:extent cx="3082925" cy="3310255"/>
+                  <wp:extent cx="3036570" cy="2456180"/>
                   <wp:effectExtent l="0" t="0" r="0" b="0"/>
                   <wp:wrapSquare wrapText="largest"/>
                   <wp:docPr id="8" name="Изображение2"/>
@@ -3358,7 +4837,7 @@
                         <pic:spPr bwMode="auto">
                           <a:xfrm>
                             <a:off x="0" y="0"/>
-                            <a:ext cx="3082925" cy="3310255"/>
+                            <a:ext cx="3036570" cy="2456180"/>
                           </a:xfrm>
                           <a:prstGeom prst="rect">
                             <a:avLst/>
@@ -3372,6 +4851,44 @@
               </w:drawing>
             </w:r>
           </w:p>
+          <w:p>
+            <w:pPr>
+              <w:pStyle w:val="Normal"/>
+              <w:widowControl/>
+              <w:suppressAutoHyphens w:val="true"/>
+              <w:spacing w:lineRule="auto" w:line="240" w:before="0" w:after="0"/>
+              <w:jc w:val="start"/>
+              <w:rPr>
+                <w:rFonts w:eastAsia="Times New Roman"/>
+                <w:sz w:val="20"/>
+              </w:rPr>
+            </w:pPr>
+            <w:r>
+              <w:rPr>
+                <w:rFonts w:eastAsia="Times New Roman"/>
+                <w:sz w:val="20"/>
+              </w:rPr>
+            </w:r>
+          </w:p>
+          <w:p>
+            <w:pPr>
+              <w:pStyle w:val="Normal"/>
+              <w:widowControl/>
+              <w:suppressAutoHyphens w:val="true"/>
+              <w:spacing w:lineRule="auto" w:line="240" w:before="0" w:after="0"/>
+              <w:jc w:val="start"/>
+              <w:rPr>
+                <w:rFonts w:eastAsia="Times New Roman"/>
+                <w:sz w:val="20"/>
+              </w:rPr>
+            </w:pPr>
+            <w:r>
+              <w:rPr>
+                <w:rFonts w:eastAsia="Times New Roman"/>
+                <w:sz w:val="20"/>
+              </w:rPr>
+            </w:r>
+          </w:p>
         </w:tc>
         <w:tc>
           <w:tcPr>
@@ -3383,6 +4900,28 @@
             <w:pPr>
               <w:pStyle w:val="Normal"/>
               <w:widowControl/>
+              <w:suppressAutoHyphens w:val="true"/>
+              <w:spacing w:lineRule="auto" w:line="240" w:before="0" w:after="0"/>
+              <w:jc w:val="start"/>
+              <w:rPr>
+                <w:lang w:val="ru-RU"/>
+              </w:rPr>
+            </w:pPr>
+            <w:r>
+              <w:rPr>
+                <w:rFonts w:eastAsia="Times New Roman" w:cs=""/>
+                <w:kern w:val="0"/>
+                <w:sz w:val="20"/>
+                <w:szCs w:val="22"/>
+                <w:lang w:val="en-US" w:eastAsia="en-US" w:bidi="ar-SA"/>
+              </w:rPr>
+            </w:r>
+          </w:p>
+          <w:p>
+            <w:pPr>
+              <w:pStyle w:val="Normal"/>
+              <w:widowControl/>
+              <w:suppressAutoHyphens w:val="true"/>
               <w:spacing w:lineRule="auto" w:line="240" w:before="0" w:after="0"/>
               <w:jc w:val="start"/>
               <w:rPr>
@@ -3464,6 +5003,7 @@
             <w:pPr>
               <w:pStyle w:val="Normal"/>
               <w:widowControl/>
+              <w:suppressAutoHyphens w:val="true"/>
               <w:spacing w:lineRule="auto" w:line="240" w:before="0" w:after="0"/>
               <w:jc w:val="start"/>
               <w:rPr>
@@ -3488,6 +5028,7 @@
             <w:pPr>
               <w:pStyle w:val="Normal"/>
               <w:widowControl/>
+              <w:suppressAutoHyphens w:val="true"/>
               <w:spacing w:lineRule="auto" w:line="240" w:before="0" w:after="0"/>
               <w:jc w:val="start"/>
               <w:rPr>
@@ -3506,19 +5047,44 @@
                 <w:szCs w:val="22"/>
                 <w:lang w:val="en-US" w:eastAsia="en-US" w:bidi="ar-SA"/>
               </w:rPr>
+            </w:r>
+          </w:p>
+          <w:p>
+            <w:pPr>
+              <w:pStyle w:val="Normal"/>
+              <w:widowControl/>
+              <w:suppressAutoHyphens w:val="true"/>
+              <w:spacing w:lineRule="auto" w:line="240" w:before="0" w:after="0"/>
+              <w:jc w:val="start"/>
+              <w:rPr>
+                <w:rFonts w:eastAsia="Times New Roman" w:cs=""/>
+                <w:kern w:val="0"/>
+                <w:sz w:val="20"/>
+                <w:szCs w:val="22"/>
+                <w:lang w:val="en-US" w:eastAsia="en-US" w:bidi="ar-SA"/>
+              </w:rPr>
+            </w:pPr>
+            <w:r>
+              <w:rPr>
+                <w:rFonts w:eastAsia="Times New Roman" w:cs=""/>
+                <w:kern w:val="0"/>
+                <w:sz w:val="20"/>
+                <w:szCs w:val="22"/>
+                <w:lang w:val="en-US" w:eastAsia="en-US" w:bidi="ar-SA"/>
+              </w:rPr>
               <w:drawing>
-                <wp:anchor distT="0" distB="0" distL="0" distR="0" simplePos="0" relativeHeight="5" behindDoc="0" locked="0" layoutInCell="0" allowOverlap="1">
+                <wp:anchor distT="0" distB="0" distL="0" distR="0" simplePos="0" relativeHeight="14" behindDoc="0" locked="0" layoutInCell="0" allowOverlap="1">
                   <wp:simplePos x="0" y="0"/>
                   <wp:positionH relativeFrom="column">
-                    <wp:align>center</wp:align>
+                    <wp:posOffset>8890</wp:posOffset>
                   </wp:positionH>
                   <wp:positionV relativeFrom="paragraph">
-                    <wp:posOffset>635</wp:posOffset>
+                    <wp:posOffset>53340</wp:posOffset>
                   </wp:positionV>
                   <wp:extent cx="3082925" cy="3599180"/>
                   <wp:effectExtent l="0" t="0" r="0" b="0"/>
                   <wp:wrapSquare wrapText="largest"/>
-                  <wp:docPr id="9" name="Изображение3"/>
+                  <wp:docPr id="9" name="Изображение3 Копия 1"/>
                   <wp:cNvGraphicFramePr>
                     <a:graphicFrameLocks xmlns:a="http://schemas.openxmlformats.org/drawingml/2006/main" noChangeAspect="1"/>
                   </wp:cNvGraphicFramePr>
@@ -3526,7 +5092,7 @@
                     <a:graphicData uri="http://schemas.openxmlformats.org/drawingml/2006/picture">
                       <pic:pic xmlns:pic="http://schemas.openxmlformats.org/drawingml/2006/picture">
                         <pic:nvPicPr>
-                          <pic:cNvPr id="9" name="Изображение3"/>
+                          <pic:cNvPr id="9" name="Изображение3 Копия 1"/>
                           <pic:cNvPicPr>
                             <a:picLocks noChangeAspect="1" noChangeArrowheads="1"/>
                           </pic:cNvPicPr>
@@ -3554,72 +5120,214 @@
               </w:drawing>
             </w:r>
           </w:p>
-        </w:tc>
-        <w:tc>
-          <w:tcPr>
-            <w:tcW w:w="5192" w:type="dxa"/>
-            <w:tcBorders/>
-            <w:vAlign w:val="center"/>
-          </w:tcPr>
-          <w:p>
-            <w:pPr>
-              <w:pStyle w:val="Normal"/>
-              <w:widowControl/>
-              <w:spacing w:lineRule="auto" w:line="240" w:before="0" w:after="0"/>
-              <w:jc w:val="start"/>
-              <w:rPr>
-                <w:lang w:val="ru-RU"/>
-              </w:rPr>
-            </w:pPr>
-            <w:r>
+          <w:p>
+            <w:pPr>
+              <w:pStyle w:val="Normal"/>
+              <w:widowControl/>
+              <w:suppressAutoHyphens w:val="true"/>
+              <w:spacing w:lineRule="auto" w:line="240" w:before="0" w:after="0"/>
+              <w:jc w:val="start"/>
               <w:rPr>
                 <w:rFonts w:eastAsia="Times New Roman" w:cs=""/>
                 <w:kern w:val="0"/>
                 <w:sz w:val="20"/>
                 <w:szCs w:val="22"/>
-                <w:lang w:val="ru-RU" w:eastAsia="en-US" w:bidi="ar-SA"/>
-              </w:rPr>
-              <w:t>Ввести номер дня недели (1–7) и вывести название дня на английском или русском языке.</w:t>
-            </w:r>
-          </w:p>
-        </w:tc>
-      </w:tr>
-      <w:tr>
-        <w:trPr/>
-        <w:tc>
-          <w:tcPr>
-            <w:tcW w:w="4950" w:type="dxa"/>
-            <w:tcBorders/>
-            <w:vAlign w:val="center"/>
-          </w:tcPr>
-          <w:p>
-            <w:pPr>
-              <w:pStyle w:val="Normal"/>
-              <w:widowControl/>
-              <w:spacing w:lineRule="auto" w:line="240" w:before="0" w:after="0"/>
-              <w:jc w:val="start"/>
-              <w:rPr>
-                <w:rFonts w:eastAsia="Times New Roman"/>
+                <w:lang w:val="en-US" w:eastAsia="en-US" w:bidi="ar-SA"/>
+              </w:rPr>
+            </w:pPr>
+            <w:r>
+              <w:rPr>
+                <w:rFonts w:eastAsia="Times New Roman" w:cs=""/>
+                <w:kern w:val="0"/>
                 <w:sz w:val="20"/>
-              </w:rPr>
-            </w:pPr>
-            <w:r>
-              <w:rPr>
-                <w:rFonts w:eastAsia="ＭＳ 明朝" w:cs=""/>
-                <w:kern w:val="0"/>
+                <w:szCs w:val="22"/>
+                <w:lang w:val="en-US" w:eastAsia="en-US" w:bidi="ar-SA"/>
+              </w:rPr>
+            </w:r>
+          </w:p>
+          <w:p>
+            <w:pPr>
+              <w:pStyle w:val="Normal"/>
+              <w:widowControl/>
+              <w:suppressAutoHyphens w:val="true"/>
+              <w:spacing w:lineRule="auto" w:line="240" w:before="0" w:after="0"/>
+              <w:jc w:val="start"/>
+              <w:rPr>
+                <w:rFonts w:eastAsia="Times New Roman" w:cs=""/>
+                <w:kern w:val="0"/>
+                <w:sz w:val="20"/>
+                <w:szCs w:val="22"/>
+                <w:lang w:val="en-US" w:eastAsia="en-US" w:bidi="ar-SA"/>
+              </w:rPr>
+            </w:pPr>
+            <w:r>
+              <w:rPr>
+                <w:rFonts w:eastAsia="Times New Roman" w:cs=""/>
+                <w:kern w:val="0"/>
+                <w:sz w:val="20"/>
+                <w:szCs w:val="22"/>
+                <w:lang w:val="en-US" w:eastAsia="en-US" w:bidi="ar-SA"/>
+              </w:rPr>
+            </w:r>
+          </w:p>
+          <w:p>
+            <w:pPr>
+              <w:pStyle w:val="Normal"/>
+              <w:widowControl/>
+              <w:suppressAutoHyphens w:val="true"/>
+              <w:spacing w:lineRule="auto" w:line="240" w:before="0" w:after="0"/>
+              <w:jc w:val="start"/>
+              <w:rPr>
+                <w:rFonts w:eastAsia="Times New Roman" w:cs=""/>
+                <w:kern w:val="0"/>
+                <w:sz w:val="20"/>
+                <w:szCs w:val="22"/>
+                <w:lang w:val="en-US" w:eastAsia="en-US" w:bidi="ar-SA"/>
+              </w:rPr>
+            </w:pPr>
+            <w:r>
+              <w:rPr>
+                <w:rFonts w:eastAsia="Times New Roman" w:cs=""/>
+                <w:kern w:val="0"/>
+                <w:sz w:val="20"/>
+                <w:szCs w:val="22"/>
+                <w:lang w:val="en-US" w:eastAsia="en-US" w:bidi="ar-SA"/>
+              </w:rPr>
+            </w:r>
+          </w:p>
+          <w:p>
+            <w:pPr>
+              <w:pStyle w:val="Normal"/>
+              <w:widowControl/>
+              <w:suppressAutoHyphens w:val="true"/>
+              <w:spacing w:lineRule="auto" w:line="240" w:before="0" w:after="0"/>
+              <w:jc w:val="start"/>
+              <w:rPr>
+                <w:rFonts w:eastAsia="Times New Roman" w:cs=""/>
+                <w:kern w:val="0"/>
+                <w:sz w:val="20"/>
+                <w:szCs w:val="22"/>
+                <w:lang w:val="en-US" w:eastAsia="en-US" w:bidi="ar-SA"/>
+              </w:rPr>
+            </w:pPr>
+            <w:r>
+              <w:rPr>
+                <w:rFonts w:eastAsia="Times New Roman" w:cs=""/>
+                <w:kern w:val="0"/>
+                <w:sz w:val="20"/>
+                <w:szCs w:val="22"/>
+                <w:lang w:val="en-US" w:eastAsia="en-US" w:bidi="ar-SA"/>
+              </w:rPr>
+            </w:r>
+          </w:p>
+          <w:p>
+            <w:pPr>
+              <w:pStyle w:val="Normal"/>
+              <w:widowControl/>
+              <w:suppressAutoHyphens w:val="true"/>
+              <w:spacing w:lineRule="auto" w:line="240" w:before="0" w:after="0"/>
+              <w:jc w:val="start"/>
+              <w:rPr>
+                <w:rFonts w:eastAsia="Times New Roman" w:cs=""/>
+                <w:kern w:val="0"/>
+                <w:sz w:val="20"/>
+                <w:szCs w:val="22"/>
+                <w:lang w:val="en-US" w:eastAsia="en-US" w:bidi="ar-SA"/>
+              </w:rPr>
+            </w:pPr>
+            <w:r>
+              <w:rPr>
+                <w:rFonts w:eastAsia="Times New Roman" w:cs=""/>
+                <w:kern w:val="0"/>
+                <w:sz w:val="20"/>
+                <w:szCs w:val="22"/>
+                <w:lang w:val="en-US" w:eastAsia="en-US" w:bidi="ar-SA"/>
+              </w:rPr>
+            </w:r>
+          </w:p>
+          <w:p>
+            <w:pPr>
+              <w:pStyle w:val="Normal"/>
+              <w:widowControl/>
+              <w:suppressAutoHyphens w:val="true"/>
+              <w:spacing w:lineRule="auto" w:line="240" w:before="0" w:after="0"/>
+              <w:jc w:val="start"/>
+              <w:rPr>
+                <w:rFonts w:eastAsia="Times New Roman" w:cs=""/>
+                <w:kern w:val="0"/>
+                <w:sz w:val="20"/>
+                <w:szCs w:val="22"/>
+                <w:lang w:val="en-US" w:eastAsia="en-US" w:bidi="ar-SA"/>
+              </w:rPr>
+            </w:pPr>
+            <w:r>
+              <w:rPr>
+                <w:rFonts w:eastAsia="Times New Roman" w:cs=""/>
+                <w:kern w:val="0"/>
+                <w:sz w:val="20"/>
+                <w:szCs w:val="22"/>
+                <w:lang w:val="en-US" w:eastAsia="en-US" w:bidi="ar-SA"/>
+              </w:rPr>
+            </w:r>
+          </w:p>
+          <w:p>
+            <w:pPr>
+              <w:pStyle w:val="Normal"/>
+              <w:widowControl/>
+              <w:suppressAutoHyphens w:val="true"/>
+              <w:spacing w:lineRule="auto" w:line="240" w:before="0" w:after="0"/>
+              <w:jc w:val="start"/>
+              <w:rPr>
+                <w:rFonts w:eastAsia="Times New Roman" w:cs=""/>
+                <w:kern w:val="0"/>
+                <w:sz w:val="20"/>
+                <w:szCs w:val="22"/>
+                <w:lang w:val="en-US" w:eastAsia="en-US" w:bidi="ar-SA"/>
+              </w:rPr>
+            </w:pPr>
+            <w:r>
+              <w:rPr>
+                <w:rFonts w:eastAsia="Times New Roman" w:cs=""/>
+                <w:kern w:val="0"/>
+                <w:sz w:val="20"/>
+                <w:szCs w:val="22"/>
+                <w:lang w:val="en-US" w:eastAsia="en-US" w:bidi="ar-SA"/>
+              </w:rPr>
+            </w:r>
+          </w:p>
+          <w:p>
+            <w:pPr>
+              <w:pStyle w:val="Normal"/>
+              <w:widowControl/>
+              <w:suppressAutoHyphens w:val="true"/>
+              <w:spacing w:lineRule="auto" w:line="240" w:before="0" w:after="0"/>
+              <w:jc w:val="start"/>
+              <w:rPr>
+                <w:rFonts w:eastAsia="Times New Roman" w:cs=""/>
+                <w:kern w:val="0"/>
+                <w:sz w:val="20"/>
+                <w:szCs w:val="22"/>
+                <w:lang w:val="en-US" w:eastAsia="en-US" w:bidi="ar-SA"/>
+              </w:rPr>
+            </w:pPr>
+            <w:r>
+              <w:rPr>
+                <w:rFonts w:eastAsia="Times New Roman" w:cs=""/>
+                <w:kern w:val="0"/>
+                <w:sz w:val="20"/>
                 <w:szCs w:val="22"/>
                 <w:lang w:val="en-US" w:eastAsia="en-US" w:bidi="ar-SA"/>
               </w:rPr>
               <w:drawing>
-                <wp:anchor distT="0" distB="0" distL="0" distR="0" simplePos="0" relativeHeight="6" behindDoc="0" locked="0" layoutInCell="0" allowOverlap="1">
+                <wp:anchor distT="0" distB="0" distL="0" distR="0" simplePos="0" relativeHeight="4" behindDoc="0" locked="0" layoutInCell="0" allowOverlap="1">
                   <wp:simplePos x="0" y="0"/>
                   <wp:positionH relativeFrom="column">
-                    <wp:align>center</wp:align>
+                    <wp:posOffset>-66040</wp:posOffset>
                   </wp:positionH>
                   <wp:positionV relativeFrom="paragraph">
-                    <wp:posOffset>635</wp:posOffset>
+                    <wp:posOffset>346075</wp:posOffset>
                   </wp:positionV>
-                  <wp:extent cx="3006090" cy="4286250"/>
+                  <wp:extent cx="3144520" cy="2723515"/>
                   <wp:effectExtent l="0" t="0" r="0" b="0"/>
                   <wp:wrapSquare wrapText="largest"/>
                   <wp:docPr id="10" name="Изображение4"/>
@@ -3644,7 +5352,7 @@
                         <pic:spPr bwMode="auto">
                           <a:xfrm>
                             <a:off x="0" y="0"/>
-                            <a:ext cx="3006090" cy="4286250"/>
+                            <a:ext cx="3144520" cy="2723515"/>
                           </a:xfrm>
                           <a:prstGeom prst="rect">
                             <a:avLst/>
@@ -3658,6 +5366,31 @@
               </w:drawing>
             </w:r>
           </w:p>
+          <w:p>
+            <w:pPr>
+              <w:pStyle w:val="Normal"/>
+              <w:widowControl/>
+              <w:suppressAutoHyphens w:val="true"/>
+              <w:spacing w:lineRule="auto" w:line="240" w:before="0" w:after="0"/>
+              <w:jc w:val="start"/>
+              <w:rPr>
+                <w:rFonts w:eastAsia="Times New Roman" w:cs=""/>
+                <w:kern w:val="0"/>
+                <w:sz w:val="20"/>
+                <w:szCs w:val="22"/>
+                <w:lang w:val="en-US" w:eastAsia="en-US" w:bidi="ar-SA"/>
+              </w:rPr>
+            </w:pPr>
+            <w:r>
+              <w:rPr>
+                <w:rFonts w:eastAsia="Times New Roman" w:cs=""/>
+                <w:kern w:val="0"/>
+                <w:sz w:val="20"/>
+                <w:szCs w:val="22"/>
+                <w:lang w:val="en-US" w:eastAsia="en-US" w:bidi="ar-SA"/>
+              </w:rPr>
+            </w:r>
+          </w:p>
         </w:tc>
         <w:tc>
           <w:tcPr>
@@ -3669,6 +5402,7 @@
             <w:pPr>
               <w:pStyle w:val="Normal"/>
               <w:widowControl/>
+              <w:suppressAutoHyphens w:val="true"/>
               <w:spacing w:lineRule="auto" w:line="240" w:before="0" w:after="0"/>
               <w:jc w:val="start"/>
               <w:rPr>
@@ -3683,7 +5417,7 @@
                 <w:szCs w:val="22"/>
                 <w:lang w:val="ru-RU" w:eastAsia="en-US" w:bidi="ar-SA"/>
               </w:rPr>
-              <w:t>Ввести номер месяца (1–12) и вывести название месяца.</w:t>
+              <w:t>Ввести номер дня недели (1–7) и вывести название дня на английском или русском языке.</w:t>
             </w:r>
           </w:p>
         </w:tc>
@@ -3700,128 +5434,693 @@
             <w:pPr>
               <w:pStyle w:val="Normal"/>
               <w:widowControl/>
-              <w:spacing w:lineRule="auto" w:line="240" w:before="0" w:after="0"/>
-              <w:jc w:val="start"/>
-              <w:rPr>
-                <w:rFonts w:eastAsia="Times New Roman" w:cs=""/>
-                <w:kern w:val="0"/>
+              <w:suppressAutoHyphens w:val="true"/>
+              <w:spacing w:lineRule="auto" w:line="240" w:before="0" w:after="0"/>
+              <w:jc w:val="start"/>
+              <w:rPr>
+                <w:rFonts w:eastAsia="Times New Roman"/>
                 <w:sz w:val="20"/>
-                <w:szCs w:val="22"/>
-                <w:lang w:val="en-US" w:eastAsia="en-US" w:bidi="ar-SA"/>
-              </w:rPr>
-            </w:pPr>
-            <w:r>
-              <w:rPr>
-                <w:rFonts w:eastAsia="Times New Roman" w:cs=""/>
-                <w:kern w:val="0"/>
+              </w:rPr>
+            </w:pPr>
+            <w:r>
+              <w:rPr>
+                <w:rFonts w:eastAsia="Times New Roman"/>
                 <w:sz w:val="20"/>
-                <w:szCs w:val="22"/>
-                <w:lang w:val="en-US" w:eastAsia="en-US" w:bidi="ar-SA"/>
-              </w:rPr>
-            </w:r>
-          </w:p>
-          <w:p>
-            <w:pPr>
-              <w:pStyle w:val="Normal"/>
-              <w:widowControl/>
-              <w:spacing w:lineRule="auto" w:line="240" w:before="0" w:after="0"/>
-              <w:jc w:val="start"/>
-              <w:rPr>
-                <w:rFonts w:eastAsia="Times New Roman" w:cs=""/>
-                <w:kern w:val="0"/>
+              </w:rPr>
+            </w:r>
+          </w:p>
+          <w:p>
+            <w:pPr>
+              <w:pStyle w:val="Normal"/>
+              <w:widowControl/>
+              <w:suppressAutoHyphens w:val="true"/>
+              <w:spacing w:lineRule="auto" w:line="240" w:before="0" w:after="0"/>
+              <w:jc w:val="start"/>
+              <w:rPr>
+                <w:rFonts w:eastAsia="Times New Roman"/>
                 <w:sz w:val="20"/>
-                <w:szCs w:val="22"/>
-                <w:lang w:val="en-US" w:eastAsia="en-US" w:bidi="ar-SA"/>
-              </w:rPr>
-            </w:pPr>
-            <w:r>
-              <w:rPr>
-                <w:rFonts w:eastAsia="Times New Roman" w:cs=""/>
-                <w:kern w:val="0"/>
+              </w:rPr>
+            </w:pPr>
+            <w:r>
+              <w:rPr>
+                <w:rFonts w:eastAsia="Times New Roman"/>
                 <w:sz w:val="20"/>
-                <w:szCs w:val="22"/>
-                <w:lang w:val="en-US" w:eastAsia="en-US" w:bidi="ar-SA"/>
-              </w:rPr>
-            </w:r>
-          </w:p>
-          <w:p>
-            <w:pPr>
-              <w:pStyle w:val="Normal"/>
-              <w:widowControl/>
-              <w:spacing w:lineRule="auto" w:line="240" w:before="0" w:after="0"/>
-              <w:jc w:val="start"/>
-              <w:rPr>
-                <w:rFonts w:eastAsia="Times New Roman" w:cs=""/>
-                <w:kern w:val="0"/>
+              </w:rPr>
+            </w:r>
+          </w:p>
+          <w:p>
+            <w:pPr>
+              <w:pStyle w:val="Normal"/>
+              <w:widowControl/>
+              <w:suppressAutoHyphens w:val="true"/>
+              <w:spacing w:lineRule="auto" w:line="240" w:before="0" w:after="0"/>
+              <w:jc w:val="start"/>
+              <w:rPr>
+                <w:rFonts w:eastAsia="Times New Roman"/>
                 <w:sz w:val="20"/>
-                <w:szCs w:val="22"/>
-                <w:lang w:val="en-US" w:eastAsia="en-US" w:bidi="ar-SA"/>
-              </w:rPr>
-            </w:pPr>
-            <w:r>
-              <w:rPr>
-                <w:rFonts w:eastAsia="Times New Roman" w:cs=""/>
-                <w:kern w:val="0"/>
+              </w:rPr>
+            </w:pPr>
+            <w:r>
+              <w:rPr>
+                <w:rFonts w:eastAsia="Times New Roman"/>
                 <w:sz w:val="20"/>
-                <w:szCs w:val="22"/>
-                <w:lang w:val="en-US" w:eastAsia="en-US" w:bidi="ar-SA"/>
-              </w:rPr>
-            </w:r>
-          </w:p>
-          <w:p>
-            <w:pPr>
-              <w:pStyle w:val="Normal"/>
-              <w:widowControl/>
-              <w:spacing w:lineRule="auto" w:line="240" w:before="0" w:after="0"/>
-              <w:jc w:val="start"/>
-              <w:rPr>
-                <w:rFonts w:eastAsia="Times New Roman" w:cs=""/>
-                <w:kern w:val="0"/>
+              </w:rPr>
+            </w:r>
+          </w:p>
+          <w:p>
+            <w:pPr>
+              <w:pStyle w:val="Normal"/>
+              <w:widowControl/>
+              <w:suppressAutoHyphens w:val="true"/>
+              <w:spacing w:lineRule="auto" w:line="240" w:before="0" w:after="0"/>
+              <w:jc w:val="start"/>
+              <w:rPr>
+                <w:rFonts w:eastAsia="Times New Roman"/>
                 <w:sz w:val="20"/>
-                <w:szCs w:val="22"/>
-                <w:lang w:val="en-US" w:eastAsia="en-US" w:bidi="ar-SA"/>
-              </w:rPr>
-            </w:pPr>
-            <w:r>
-              <w:rPr>
-                <w:rFonts w:eastAsia="Times New Roman" w:cs=""/>
-                <w:kern w:val="0"/>
+              </w:rPr>
+            </w:pPr>
+            <w:r>
+              <w:rPr>
+                <w:rFonts w:eastAsia="Times New Roman"/>
                 <w:sz w:val="20"/>
-                <w:szCs w:val="22"/>
-                <w:lang w:val="en-US" w:eastAsia="en-US" w:bidi="ar-SA"/>
-              </w:rPr>
-            </w:r>
-          </w:p>
-          <w:p>
-            <w:pPr>
-              <w:pStyle w:val="Normal"/>
-              <w:widowControl/>
-              <w:spacing w:lineRule="auto" w:line="240" w:before="0" w:after="0"/>
-              <w:jc w:val="start"/>
-              <w:rPr>
-                <w:rFonts w:eastAsia="Times New Roman" w:cs=""/>
-                <w:kern w:val="0"/>
+              </w:rPr>
+            </w:r>
+          </w:p>
+          <w:p>
+            <w:pPr>
+              <w:pStyle w:val="Normal"/>
+              <w:widowControl/>
+              <w:suppressAutoHyphens w:val="true"/>
+              <w:spacing w:lineRule="auto" w:line="240" w:before="0" w:after="0"/>
+              <w:jc w:val="start"/>
+              <w:rPr>
+                <w:rFonts w:eastAsia="Times New Roman"/>
                 <w:sz w:val="20"/>
-                <w:szCs w:val="22"/>
-                <w:lang w:val="en-US" w:eastAsia="en-US" w:bidi="ar-SA"/>
-              </w:rPr>
-            </w:pPr>
-            <w:r>
-              <w:rPr>
-                <w:rFonts w:eastAsia="Times New Roman" w:cs=""/>
-                <w:kern w:val="0"/>
+              </w:rPr>
+            </w:pPr>
+            <w:r>
+              <w:rPr>
+                <w:rFonts w:eastAsia="Times New Roman"/>
                 <w:sz w:val="20"/>
+              </w:rPr>
+            </w:r>
+          </w:p>
+          <w:p>
+            <w:pPr>
+              <w:pStyle w:val="Normal"/>
+              <w:widowControl/>
+              <w:suppressAutoHyphens w:val="true"/>
+              <w:spacing w:lineRule="auto" w:line="240" w:before="0" w:after="0"/>
+              <w:jc w:val="start"/>
+              <w:rPr>
+                <w:rFonts w:eastAsia="Times New Roman"/>
+                <w:sz w:val="20"/>
+              </w:rPr>
+            </w:pPr>
+            <w:r>
+              <w:rPr>
+                <w:rFonts w:eastAsia="Times New Roman"/>
+                <w:sz w:val="20"/>
+              </w:rPr>
+            </w:r>
+          </w:p>
+          <w:p>
+            <w:pPr>
+              <w:pStyle w:val="Normal"/>
+              <w:widowControl/>
+              <w:suppressAutoHyphens w:val="true"/>
+              <w:spacing w:lineRule="auto" w:line="240" w:before="0" w:after="0"/>
+              <w:jc w:val="start"/>
+              <w:rPr>
+                <w:rFonts w:eastAsia="Times New Roman"/>
+                <w:sz w:val="20"/>
+              </w:rPr>
+            </w:pPr>
+            <w:r>
+              <w:rPr>
+                <w:rFonts w:eastAsia="Times New Roman"/>
+                <w:sz w:val="20"/>
+              </w:rPr>
+            </w:r>
+          </w:p>
+          <w:p>
+            <w:pPr>
+              <w:pStyle w:val="Normal"/>
+              <w:widowControl/>
+              <w:suppressAutoHyphens w:val="true"/>
+              <w:spacing w:lineRule="auto" w:line="240" w:before="0" w:after="0"/>
+              <w:jc w:val="start"/>
+              <w:rPr>
+                <w:rFonts w:eastAsia="Times New Roman"/>
+                <w:sz w:val="20"/>
+              </w:rPr>
+            </w:pPr>
+            <w:r>
+              <w:rPr>
+                <w:rFonts w:eastAsia="Times New Roman"/>
+                <w:sz w:val="20"/>
+              </w:rPr>
+            </w:r>
+          </w:p>
+          <w:p>
+            <w:pPr>
+              <w:pStyle w:val="Normal"/>
+              <w:widowControl/>
+              <w:suppressAutoHyphens w:val="true"/>
+              <w:spacing w:lineRule="auto" w:line="240" w:before="0" w:after="0"/>
+              <w:jc w:val="start"/>
+              <w:rPr>
+                <w:rFonts w:eastAsia="Times New Roman"/>
+                <w:sz w:val="20"/>
+              </w:rPr>
+            </w:pPr>
+            <w:r>
+              <w:rPr>
+                <w:rFonts w:eastAsia="Times New Roman"/>
+                <w:sz w:val="20"/>
+              </w:rPr>
+            </w:r>
+          </w:p>
+          <w:p>
+            <w:pPr>
+              <w:pStyle w:val="Normal"/>
+              <w:widowControl/>
+              <w:suppressAutoHyphens w:val="true"/>
+              <w:spacing w:lineRule="auto" w:line="240" w:before="0" w:after="0"/>
+              <w:jc w:val="start"/>
+              <w:rPr>
+                <w:rFonts w:eastAsia="Times New Roman"/>
+                <w:sz w:val="20"/>
+              </w:rPr>
+            </w:pPr>
+            <w:r>
+              <w:rPr>
+                <w:rFonts w:eastAsia="Times New Roman"/>
+                <w:sz w:val="20"/>
+              </w:rPr>
+            </w:r>
+          </w:p>
+          <w:p>
+            <w:pPr>
+              <w:pStyle w:val="Normal"/>
+              <w:widowControl/>
+              <w:suppressAutoHyphens w:val="true"/>
+              <w:spacing w:lineRule="auto" w:line="240" w:before="0" w:after="0"/>
+              <w:jc w:val="start"/>
+              <w:rPr>
+                <w:rFonts w:eastAsia="Times New Roman"/>
+                <w:sz w:val="20"/>
+              </w:rPr>
+            </w:pPr>
+            <w:r>
+              <w:rPr>
+                <w:rFonts w:eastAsia="Times New Roman"/>
+                <w:sz w:val="20"/>
+              </w:rPr>
+            </w:r>
+          </w:p>
+          <w:p>
+            <w:pPr>
+              <w:pStyle w:val="Normal"/>
+              <w:widowControl/>
+              <w:suppressAutoHyphens w:val="true"/>
+              <w:spacing w:lineRule="auto" w:line="240" w:before="0" w:after="0"/>
+              <w:jc w:val="start"/>
+              <w:rPr>
+                <w:rFonts w:eastAsia="Times New Roman"/>
+                <w:sz w:val="20"/>
+              </w:rPr>
+            </w:pPr>
+            <w:r>
+              <w:rPr>
+                <w:rFonts w:eastAsia="Times New Roman"/>
+                <w:sz w:val="20"/>
+              </w:rPr>
+            </w:r>
+          </w:p>
+          <w:p>
+            <w:pPr>
+              <w:pStyle w:val="Normal"/>
+              <w:widowControl/>
+              <w:suppressAutoHyphens w:val="true"/>
+              <w:spacing w:lineRule="auto" w:line="240" w:before="0" w:after="0"/>
+              <w:jc w:val="start"/>
+              <w:rPr>
+                <w:rFonts w:eastAsia="Times New Roman"/>
+                <w:sz w:val="20"/>
+              </w:rPr>
+            </w:pPr>
+            <w:r>
+              <w:rPr>
+                <w:rFonts w:eastAsia="Times New Roman"/>
+                <w:sz w:val="20"/>
+              </w:rPr>
+            </w:r>
+          </w:p>
+          <w:p>
+            <w:pPr>
+              <w:pStyle w:val="Normal"/>
+              <w:widowControl/>
+              <w:suppressAutoHyphens w:val="true"/>
+              <w:spacing w:lineRule="auto" w:line="240" w:before="0" w:after="0"/>
+              <w:jc w:val="start"/>
+              <w:rPr>
+                <w:rFonts w:eastAsia="Times New Roman"/>
+                <w:sz w:val="20"/>
+              </w:rPr>
+            </w:pPr>
+            <w:r>
+              <w:rPr>
+                <w:rFonts w:eastAsia="Times New Roman"/>
+                <w:sz w:val="20"/>
+              </w:rPr>
+            </w:r>
+          </w:p>
+          <w:p>
+            <w:pPr>
+              <w:pStyle w:val="Normal"/>
+              <w:widowControl/>
+              <w:suppressAutoHyphens w:val="true"/>
+              <w:spacing w:lineRule="auto" w:line="240" w:before="0" w:after="0"/>
+              <w:jc w:val="start"/>
+              <w:rPr>
+                <w:rFonts w:eastAsia="Times New Roman"/>
+                <w:sz w:val="20"/>
+              </w:rPr>
+            </w:pPr>
+            <w:r>
+              <w:rPr>
+                <w:rFonts w:eastAsia="Times New Roman"/>
+                <w:sz w:val="20"/>
+              </w:rPr>
+            </w:r>
+          </w:p>
+          <w:p>
+            <w:pPr>
+              <w:pStyle w:val="Normal"/>
+              <w:widowControl/>
+              <w:suppressAutoHyphens w:val="true"/>
+              <w:spacing w:lineRule="auto" w:line="240" w:before="0" w:after="0"/>
+              <w:jc w:val="start"/>
+              <w:rPr>
+                <w:rFonts w:eastAsia="Times New Roman"/>
+                <w:sz w:val="20"/>
+              </w:rPr>
+            </w:pPr>
+            <w:r>
+              <w:rPr>
+                <w:rFonts w:eastAsia="Times New Roman"/>
+                <w:sz w:val="20"/>
+              </w:rPr>
+            </w:r>
+          </w:p>
+          <w:p>
+            <w:pPr>
+              <w:pStyle w:val="Normal"/>
+              <w:widowControl/>
+              <w:suppressAutoHyphens w:val="true"/>
+              <w:spacing w:lineRule="auto" w:line="240" w:before="0" w:after="0"/>
+              <w:jc w:val="start"/>
+              <w:rPr>
+                <w:rFonts w:eastAsia="Times New Roman"/>
+                <w:sz w:val="20"/>
+              </w:rPr>
+            </w:pPr>
+            <w:r>
+              <w:rPr>
+                <w:rFonts w:eastAsia="Times New Roman"/>
+                <w:sz w:val="20"/>
+              </w:rPr>
+            </w:r>
+          </w:p>
+          <w:p>
+            <w:pPr>
+              <w:pStyle w:val="Normal"/>
+              <w:widowControl/>
+              <w:suppressAutoHyphens w:val="true"/>
+              <w:spacing w:lineRule="auto" w:line="240" w:before="0" w:after="0"/>
+              <w:jc w:val="start"/>
+              <w:rPr>
+                <w:rFonts w:eastAsia="Times New Roman"/>
+                <w:sz w:val="20"/>
+              </w:rPr>
+            </w:pPr>
+            <w:r>
+              <w:rPr>
+                <w:rFonts w:eastAsia="Times New Roman"/>
+                <w:sz w:val="20"/>
+              </w:rPr>
+            </w:r>
+          </w:p>
+          <w:p>
+            <w:pPr>
+              <w:pStyle w:val="Normal"/>
+              <w:widowControl/>
+              <w:suppressAutoHyphens w:val="true"/>
+              <w:spacing w:lineRule="auto" w:line="240" w:before="0" w:after="0"/>
+              <w:jc w:val="start"/>
+              <w:rPr>
+                <w:rFonts w:eastAsia="Times New Roman"/>
+                <w:sz w:val="20"/>
+              </w:rPr>
+            </w:pPr>
+            <w:r>
+              <w:rPr>
+                <w:rFonts w:eastAsia="Times New Roman"/>
+                <w:sz w:val="20"/>
+              </w:rPr>
+            </w:r>
+          </w:p>
+          <w:p>
+            <w:pPr>
+              <w:pStyle w:val="Normal"/>
+              <w:widowControl/>
+              <w:suppressAutoHyphens w:val="true"/>
+              <w:spacing w:lineRule="auto" w:line="240" w:before="0" w:after="0"/>
+              <w:jc w:val="start"/>
+              <w:rPr>
+                <w:rFonts w:eastAsia="Times New Roman"/>
+                <w:sz w:val="20"/>
+              </w:rPr>
+            </w:pPr>
+            <w:r>
+              <w:rPr>
+                <w:rFonts w:eastAsia="Times New Roman"/>
+                <w:sz w:val="20"/>
+              </w:rPr>
+            </w:r>
+          </w:p>
+          <w:p>
+            <w:pPr>
+              <w:pStyle w:val="Normal"/>
+              <w:widowControl/>
+              <w:suppressAutoHyphens w:val="true"/>
+              <w:spacing w:lineRule="auto" w:line="240" w:before="0" w:after="0"/>
+              <w:jc w:val="start"/>
+              <w:rPr>
+                <w:rFonts w:eastAsia="Times New Roman"/>
+                <w:sz w:val="20"/>
+              </w:rPr>
+            </w:pPr>
+            <w:r>
+              <w:rPr>
+                <w:rFonts w:eastAsia="Times New Roman"/>
+                <w:sz w:val="20"/>
+              </w:rPr>
+            </w:r>
+          </w:p>
+          <w:p>
+            <w:pPr>
+              <w:pStyle w:val="Normal"/>
+              <w:widowControl/>
+              <w:suppressAutoHyphens w:val="true"/>
+              <w:spacing w:lineRule="auto" w:line="240" w:before="0" w:after="0"/>
+              <w:jc w:val="start"/>
+              <w:rPr>
+                <w:rFonts w:eastAsia="Times New Roman"/>
+                <w:sz w:val="20"/>
+              </w:rPr>
+            </w:pPr>
+            <w:r>
+              <w:rPr>
+                <w:rFonts w:eastAsia="Times New Roman"/>
+                <w:sz w:val="20"/>
+              </w:rPr>
+            </w:r>
+          </w:p>
+          <w:p>
+            <w:pPr>
+              <w:pStyle w:val="Normal"/>
+              <w:widowControl/>
+              <w:suppressAutoHyphens w:val="true"/>
+              <w:spacing w:lineRule="auto" w:line="240" w:before="0" w:after="0"/>
+              <w:jc w:val="start"/>
+              <w:rPr>
+                <w:rFonts w:eastAsia="Times New Roman"/>
+                <w:sz w:val="20"/>
+              </w:rPr>
+            </w:pPr>
+            <w:r>
+              <w:rPr>
+                <w:rFonts w:eastAsia="Times New Roman"/>
+                <w:sz w:val="20"/>
+              </w:rPr>
+            </w:r>
+          </w:p>
+          <w:p>
+            <w:pPr>
+              <w:pStyle w:val="Normal"/>
+              <w:widowControl/>
+              <w:suppressAutoHyphens w:val="true"/>
+              <w:spacing w:lineRule="auto" w:line="240" w:before="0" w:after="0"/>
+              <w:jc w:val="start"/>
+              <w:rPr>
+                <w:rFonts w:eastAsia="Times New Roman"/>
+                <w:sz w:val="20"/>
+              </w:rPr>
+            </w:pPr>
+            <w:r>
+              <w:rPr>
+                <w:rFonts w:eastAsia="Times New Roman"/>
+                <w:sz w:val="20"/>
+              </w:rPr>
+            </w:r>
+          </w:p>
+          <w:p>
+            <w:pPr>
+              <w:pStyle w:val="Normal"/>
+              <w:widowControl/>
+              <w:suppressAutoHyphens w:val="true"/>
+              <w:spacing w:lineRule="auto" w:line="240" w:before="0" w:after="0"/>
+              <w:jc w:val="start"/>
+              <w:rPr>
+                <w:rFonts w:eastAsia="Times New Roman"/>
+                <w:sz w:val="20"/>
+              </w:rPr>
+            </w:pPr>
+            <w:r>
+              <w:rPr>
+                <w:rFonts w:eastAsia="Times New Roman"/>
+                <w:sz w:val="20"/>
+              </w:rPr>
+            </w:r>
+          </w:p>
+          <w:p>
+            <w:pPr>
+              <w:pStyle w:val="Normal"/>
+              <w:widowControl/>
+              <w:suppressAutoHyphens w:val="true"/>
+              <w:spacing w:lineRule="auto" w:line="240" w:before="0" w:after="0"/>
+              <w:jc w:val="start"/>
+              <w:rPr>
+                <w:rFonts w:eastAsia="Times New Roman"/>
+                <w:sz w:val="20"/>
+              </w:rPr>
+            </w:pPr>
+            <w:r>
+              <w:rPr>
+                <w:rFonts w:eastAsia="Times New Roman"/>
+                <w:sz w:val="20"/>
+              </w:rPr>
+            </w:r>
+          </w:p>
+        </w:tc>
+        <w:tc>
+          <w:tcPr>
+            <w:tcW w:w="5192" w:type="dxa"/>
+            <w:tcBorders/>
+            <w:vAlign w:val="center"/>
+          </w:tcPr>
+          <w:p>
+            <w:pPr>
+              <w:pStyle w:val="Normal"/>
+              <w:widowControl/>
+              <w:suppressAutoHyphens w:val="true"/>
+              <w:spacing w:lineRule="auto" w:line="240" w:before="0" w:after="0"/>
+              <w:jc w:val="start"/>
+              <w:rPr>
+                <w:lang w:val="ru-RU"/>
+              </w:rPr>
+            </w:pPr>
+            <w:r>
+              <w:rPr>
+                <w:rFonts w:eastAsia="Times New Roman" w:cs=""/>
+                <w:kern w:val="0"/>
+                <w:sz w:val="20"/>
+                <w:szCs w:val="22"/>
+                <w:lang w:val="ru-RU" w:eastAsia="en-US" w:bidi="ar-SA"/>
+              </w:rPr>
+              <w:t>Ввести номер месяца (1–12) и вывести название месяца.</w:t>
+            </w:r>
+          </w:p>
+        </w:tc>
+      </w:tr>
+      <w:tr>
+        <w:trPr>
+          <w:trHeight w:val="1576" w:hRule="atLeast"/>
+        </w:trPr>
+        <w:tc>
+          <w:tcPr>
+            <w:tcW w:w="4950" w:type="dxa"/>
+            <w:tcBorders/>
+            <w:vAlign w:val="center"/>
+          </w:tcPr>
+          <w:p>
+            <w:pPr>
+              <w:pStyle w:val="Normal"/>
+              <w:widowControl/>
+              <w:suppressAutoHyphens w:val="true"/>
+              <w:spacing w:lineRule="auto" w:line="240" w:before="0" w:after="0"/>
+              <w:jc w:val="start"/>
+              <w:rPr>
+                <w:rFonts w:eastAsia="Times New Roman" w:cs=""/>
+                <w:kern w:val="0"/>
+                <w:sz w:val="20"/>
+                <w:szCs w:val="22"/>
+                <w:lang w:val="en-US" w:eastAsia="en-US" w:bidi="ar-SA"/>
+              </w:rPr>
+            </w:pPr>
+            <w:r>
+              <w:rPr>
+                <w:rFonts w:eastAsia="Times New Roman" w:cs=""/>
+                <w:kern w:val="0"/>
+                <w:sz w:val="20"/>
+                <w:szCs w:val="22"/>
+                <w:lang w:val="en-US" w:eastAsia="en-US" w:bidi="ar-SA"/>
+              </w:rPr>
+            </w:r>
+          </w:p>
+          <w:p>
+            <w:pPr>
+              <w:pStyle w:val="Normal"/>
+              <w:widowControl/>
+              <w:suppressAutoHyphens w:val="true"/>
+              <w:spacing w:lineRule="auto" w:line="240" w:before="0" w:after="0"/>
+              <w:jc w:val="start"/>
+              <w:rPr>
+                <w:rFonts w:eastAsia="Times New Roman" w:cs=""/>
+                <w:kern w:val="0"/>
+                <w:sz w:val="20"/>
+                <w:szCs w:val="22"/>
+                <w:lang w:val="en-US" w:eastAsia="en-US" w:bidi="ar-SA"/>
+              </w:rPr>
+            </w:pPr>
+            <w:r>
+              <w:rPr>
+                <w:rFonts w:eastAsia="Times New Roman" w:cs=""/>
+                <w:kern w:val="0"/>
+                <w:sz w:val="20"/>
+                <w:szCs w:val="22"/>
+                <w:lang w:val="en-US" w:eastAsia="en-US" w:bidi="ar-SA"/>
+              </w:rPr>
+            </w:r>
+          </w:p>
+          <w:p>
+            <w:pPr>
+              <w:pStyle w:val="Normal"/>
+              <w:widowControl/>
+              <w:suppressAutoHyphens w:val="true"/>
+              <w:spacing w:lineRule="auto" w:line="240" w:before="0" w:after="0"/>
+              <w:jc w:val="start"/>
+              <w:rPr>
+                <w:rFonts w:eastAsia="Times New Roman" w:cs=""/>
+                <w:kern w:val="0"/>
+                <w:sz w:val="20"/>
+                <w:szCs w:val="22"/>
+                <w:lang w:val="en-US" w:eastAsia="en-US" w:bidi="ar-SA"/>
+              </w:rPr>
+            </w:pPr>
+            <w:r>
+              <w:rPr>
+                <w:rFonts w:eastAsia="Times New Roman" w:cs=""/>
+                <w:kern w:val="0"/>
+                <w:sz w:val="20"/>
+                <w:szCs w:val="22"/>
+                <w:lang w:val="en-US" w:eastAsia="en-US" w:bidi="ar-SA"/>
+              </w:rPr>
+            </w:r>
+          </w:p>
+          <w:p>
+            <w:pPr>
+              <w:pStyle w:val="Normal"/>
+              <w:widowControl/>
+              <w:suppressAutoHyphens w:val="true"/>
+              <w:spacing w:lineRule="auto" w:line="240" w:before="0" w:after="0"/>
+              <w:jc w:val="start"/>
+              <w:rPr>
+                <w:rFonts w:eastAsia="Times New Roman" w:cs=""/>
+                <w:kern w:val="0"/>
+                <w:sz w:val="20"/>
+                <w:szCs w:val="22"/>
+                <w:lang w:val="en-US" w:eastAsia="en-US" w:bidi="ar-SA"/>
+              </w:rPr>
+            </w:pPr>
+            <w:r>
+              <w:rPr>
+                <w:rFonts w:eastAsia="Times New Roman" w:cs=""/>
+                <w:kern w:val="0"/>
+                <w:sz w:val="20"/>
+                <w:szCs w:val="22"/>
+                <w:lang w:val="en-US" w:eastAsia="en-US" w:bidi="ar-SA"/>
+              </w:rPr>
+            </w:r>
+          </w:p>
+          <w:p>
+            <w:pPr>
+              <w:pStyle w:val="Normal"/>
+              <w:widowControl/>
+              <w:suppressAutoHyphens w:val="true"/>
+              <w:spacing w:lineRule="auto" w:line="240" w:before="0" w:after="0"/>
+              <w:jc w:val="start"/>
+              <w:rPr>
+                <w:rFonts w:eastAsia="Times New Roman" w:cs=""/>
+                <w:kern w:val="0"/>
+                <w:sz w:val="20"/>
+                <w:szCs w:val="22"/>
+                <w:lang w:val="en-US" w:eastAsia="en-US" w:bidi="ar-SA"/>
+              </w:rPr>
+            </w:pPr>
+            <w:r>
+              <w:rPr>
+                <w:rFonts w:eastAsia="Times New Roman" w:cs=""/>
+                <w:kern w:val="0"/>
+                <w:sz w:val="20"/>
+                <w:szCs w:val="22"/>
+                <w:lang w:val="en-US" w:eastAsia="en-US" w:bidi="ar-SA"/>
+              </w:rPr>
+            </w:r>
+          </w:p>
+          <w:p>
+            <w:pPr>
+              <w:pStyle w:val="Normal"/>
+              <w:widowControl/>
+              <w:suppressAutoHyphens w:val="true"/>
+              <w:spacing w:lineRule="auto" w:line="240" w:before="0" w:after="0"/>
+              <w:jc w:val="start"/>
+              <w:rPr>
+                <w:rFonts w:eastAsia="Times New Roman" w:cs=""/>
+                <w:kern w:val="0"/>
+                <w:sz w:val="20"/>
+                <w:szCs w:val="22"/>
+                <w:lang w:val="en-US" w:eastAsia="en-US" w:bidi="ar-SA"/>
+              </w:rPr>
+            </w:pPr>
+            <w:r>
+              <w:rPr>
+                <w:rFonts w:eastAsia="Times New Roman" w:cs=""/>
+                <w:kern w:val="0"/>
+                <w:sz w:val="20"/>
                 <w:szCs w:val="22"/>
                 <w:lang w:val="en-US" w:eastAsia="en-US" w:bidi="ar-SA"/>
               </w:rPr>
               <w:drawing>
-                <wp:anchor distT="0" distB="0" distL="0" distR="0" simplePos="0" relativeHeight="7" behindDoc="0" locked="0" layoutInCell="0" allowOverlap="1">
+                <wp:anchor distT="0" distB="0" distL="0" distR="0" simplePos="0" relativeHeight="6" behindDoc="0" locked="0" layoutInCell="0" allowOverlap="1">
                   <wp:simplePos x="0" y="0"/>
                   <wp:positionH relativeFrom="column">
-                    <wp:align>center</wp:align>
+                    <wp:posOffset>14605</wp:posOffset>
                   </wp:positionH>
                   <wp:positionV relativeFrom="paragraph">
-                    <wp:posOffset>635</wp:posOffset>
+                    <wp:posOffset>641350</wp:posOffset>
                   </wp:positionV>
                   <wp:extent cx="3006090" cy="3253740"/>
                   <wp:effectExtent l="0" t="0" r="0" b="0"/>
@@ -3862,6 +6161,381 @@
               </w:drawing>
             </w:r>
           </w:p>
+          <w:p>
+            <w:pPr>
+              <w:pStyle w:val="Normal"/>
+              <w:widowControl/>
+              <w:suppressAutoHyphens w:val="true"/>
+              <w:spacing w:lineRule="auto" w:line="240" w:before="0" w:after="0"/>
+              <w:jc w:val="start"/>
+              <w:rPr>
+                <w:rFonts w:eastAsia="Times New Roman" w:cs=""/>
+                <w:kern w:val="0"/>
+                <w:sz w:val="20"/>
+                <w:szCs w:val="22"/>
+                <w:lang w:val="en-US" w:eastAsia="en-US" w:bidi="ar-SA"/>
+              </w:rPr>
+            </w:pPr>
+            <w:r>
+              <w:rPr>
+                <w:rFonts w:eastAsia="Times New Roman" w:cs=""/>
+                <w:kern w:val="0"/>
+                <w:sz w:val="20"/>
+                <w:szCs w:val="22"/>
+                <w:lang w:val="en-US" w:eastAsia="en-US" w:bidi="ar-SA"/>
+              </w:rPr>
+            </w:r>
+          </w:p>
+          <w:p>
+            <w:pPr>
+              <w:pStyle w:val="Normal"/>
+              <w:widowControl/>
+              <w:suppressAutoHyphens w:val="true"/>
+              <w:spacing w:lineRule="auto" w:line="240" w:before="0" w:after="0"/>
+              <w:jc w:val="start"/>
+              <w:rPr>
+                <w:rFonts w:eastAsia="Times New Roman" w:cs=""/>
+                <w:kern w:val="0"/>
+                <w:sz w:val="20"/>
+                <w:szCs w:val="22"/>
+                <w:lang w:val="en-US" w:eastAsia="en-US" w:bidi="ar-SA"/>
+              </w:rPr>
+            </w:pPr>
+            <w:r>
+              <w:rPr>
+                <w:rFonts w:eastAsia="Times New Roman" w:cs=""/>
+                <w:kern w:val="0"/>
+                <w:sz w:val="20"/>
+                <w:szCs w:val="22"/>
+                <w:lang w:val="en-US" w:eastAsia="en-US" w:bidi="ar-SA"/>
+              </w:rPr>
+            </w:r>
+          </w:p>
+          <w:p>
+            <w:pPr>
+              <w:pStyle w:val="Normal"/>
+              <w:widowControl/>
+              <w:suppressAutoHyphens w:val="true"/>
+              <w:spacing w:lineRule="auto" w:line="240" w:before="0" w:after="0"/>
+              <w:jc w:val="start"/>
+              <w:rPr>
+                <w:rFonts w:eastAsia="Times New Roman" w:cs=""/>
+                <w:kern w:val="0"/>
+                <w:sz w:val="20"/>
+                <w:szCs w:val="22"/>
+                <w:lang w:val="en-US" w:eastAsia="en-US" w:bidi="ar-SA"/>
+              </w:rPr>
+            </w:pPr>
+            <w:r>
+              <w:rPr>
+                <w:rFonts w:eastAsia="Times New Roman" w:cs=""/>
+                <w:kern w:val="0"/>
+                <w:sz w:val="20"/>
+                <w:szCs w:val="22"/>
+                <w:lang w:val="en-US" w:eastAsia="en-US" w:bidi="ar-SA"/>
+              </w:rPr>
+            </w:r>
+          </w:p>
+          <w:p>
+            <w:pPr>
+              <w:pStyle w:val="Normal"/>
+              <w:widowControl/>
+              <w:suppressAutoHyphens w:val="true"/>
+              <w:spacing w:lineRule="auto" w:line="240" w:before="0" w:after="0"/>
+              <w:jc w:val="start"/>
+              <w:rPr>
+                <w:rFonts w:eastAsia="Times New Roman" w:cs=""/>
+                <w:kern w:val="0"/>
+                <w:sz w:val="20"/>
+                <w:szCs w:val="22"/>
+                <w:lang w:val="en-US" w:eastAsia="en-US" w:bidi="ar-SA"/>
+              </w:rPr>
+            </w:pPr>
+            <w:r>
+              <w:rPr>
+                <w:rFonts w:eastAsia="Times New Roman" w:cs=""/>
+                <w:kern w:val="0"/>
+                <w:sz w:val="20"/>
+                <w:szCs w:val="22"/>
+                <w:lang w:val="en-US" w:eastAsia="en-US" w:bidi="ar-SA"/>
+              </w:rPr>
+            </w:r>
+          </w:p>
+          <w:p>
+            <w:pPr>
+              <w:pStyle w:val="Normal"/>
+              <w:widowControl/>
+              <w:suppressAutoHyphens w:val="true"/>
+              <w:spacing w:lineRule="auto" w:line="240" w:before="0" w:after="0"/>
+              <w:jc w:val="start"/>
+              <w:rPr>
+                <w:rFonts w:eastAsia="Times New Roman" w:cs=""/>
+                <w:kern w:val="0"/>
+                <w:sz w:val="20"/>
+                <w:szCs w:val="22"/>
+                <w:lang w:val="en-US" w:eastAsia="en-US" w:bidi="ar-SA"/>
+              </w:rPr>
+            </w:pPr>
+            <w:r>
+              <w:rPr>
+                <w:rFonts w:eastAsia="Times New Roman" w:cs=""/>
+                <w:kern w:val="0"/>
+                <w:sz w:val="20"/>
+                <w:szCs w:val="22"/>
+                <w:lang w:val="en-US" w:eastAsia="en-US" w:bidi="ar-SA"/>
+              </w:rPr>
+            </w:r>
+          </w:p>
+          <w:p>
+            <w:pPr>
+              <w:pStyle w:val="Normal"/>
+              <w:widowControl/>
+              <w:suppressAutoHyphens w:val="true"/>
+              <w:spacing w:lineRule="auto" w:line="240" w:before="0" w:after="0"/>
+              <w:jc w:val="start"/>
+              <w:rPr>
+                <w:rFonts w:eastAsia="Times New Roman" w:cs=""/>
+                <w:kern w:val="0"/>
+                <w:sz w:val="20"/>
+                <w:szCs w:val="22"/>
+                <w:lang w:val="en-US" w:eastAsia="en-US" w:bidi="ar-SA"/>
+              </w:rPr>
+            </w:pPr>
+            <w:r>
+              <w:rPr>
+                <w:rFonts w:eastAsia="Times New Roman" w:cs=""/>
+                <w:kern w:val="0"/>
+                <w:sz w:val="20"/>
+                <w:szCs w:val="22"/>
+                <w:lang w:val="en-US" w:eastAsia="en-US" w:bidi="ar-SA"/>
+              </w:rPr>
+            </w:r>
+          </w:p>
+          <w:p>
+            <w:pPr>
+              <w:pStyle w:val="Normal"/>
+              <w:widowControl/>
+              <w:suppressAutoHyphens w:val="true"/>
+              <w:spacing w:lineRule="auto" w:line="240" w:before="0" w:after="0"/>
+              <w:jc w:val="start"/>
+              <w:rPr>
+                <w:rFonts w:eastAsia="Times New Roman" w:cs=""/>
+                <w:kern w:val="0"/>
+                <w:sz w:val="20"/>
+                <w:szCs w:val="22"/>
+                <w:lang w:val="en-US" w:eastAsia="en-US" w:bidi="ar-SA"/>
+              </w:rPr>
+            </w:pPr>
+            <w:r>
+              <w:rPr>
+                <w:rFonts w:eastAsia="Times New Roman" w:cs=""/>
+                <w:kern w:val="0"/>
+                <w:sz w:val="20"/>
+                <w:szCs w:val="22"/>
+                <w:lang w:val="en-US" w:eastAsia="en-US" w:bidi="ar-SA"/>
+              </w:rPr>
+            </w:r>
+          </w:p>
+          <w:p>
+            <w:pPr>
+              <w:pStyle w:val="Normal"/>
+              <w:widowControl/>
+              <w:suppressAutoHyphens w:val="true"/>
+              <w:spacing w:lineRule="auto" w:line="240" w:before="0" w:after="0"/>
+              <w:jc w:val="start"/>
+              <w:rPr>
+                <w:rFonts w:eastAsia="Times New Roman" w:cs=""/>
+                <w:kern w:val="0"/>
+                <w:sz w:val="20"/>
+                <w:szCs w:val="22"/>
+                <w:lang w:val="en-US" w:eastAsia="en-US" w:bidi="ar-SA"/>
+              </w:rPr>
+            </w:pPr>
+            <w:r>
+              <w:rPr>
+                <w:rFonts w:eastAsia="Times New Roman" w:cs=""/>
+                <w:kern w:val="0"/>
+                <w:sz w:val="20"/>
+                <w:szCs w:val="22"/>
+                <w:lang w:val="en-US" w:eastAsia="en-US" w:bidi="ar-SA"/>
+              </w:rPr>
+            </w:r>
+          </w:p>
+          <w:p>
+            <w:pPr>
+              <w:pStyle w:val="Normal"/>
+              <w:widowControl/>
+              <w:suppressAutoHyphens w:val="true"/>
+              <w:spacing w:lineRule="auto" w:line="240" w:before="0" w:after="0"/>
+              <w:jc w:val="start"/>
+              <w:rPr>
+                <w:rFonts w:eastAsia="Times New Roman" w:cs=""/>
+                <w:kern w:val="0"/>
+                <w:sz w:val="20"/>
+                <w:szCs w:val="22"/>
+                <w:lang w:val="en-US" w:eastAsia="en-US" w:bidi="ar-SA"/>
+              </w:rPr>
+            </w:pPr>
+            <w:r>
+              <w:rPr>
+                <w:rFonts w:eastAsia="Times New Roman" w:cs=""/>
+                <w:kern w:val="0"/>
+                <w:sz w:val="20"/>
+                <w:szCs w:val="22"/>
+                <w:lang w:val="en-US" w:eastAsia="en-US" w:bidi="ar-SA"/>
+              </w:rPr>
+            </w:r>
+          </w:p>
+          <w:p>
+            <w:pPr>
+              <w:pStyle w:val="Normal"/>
+              <w:widowControl/>
+              <w:suppressAutoHyphens w:val="true"/>
+              <w:spacing w:lineRule="auto" w:line="240" w:before="0" w:after="0"/>
+              <w:jc w:val="start"/>
+              <w:rPr>
+                <w:rFonts w:eastAsia="Times New Roman" w:cs=""/>
+                <w:kern w:val="0"/>
+                <w:sz w:val="20"/>
+                <w:szCs w:val="22"/>
+                <w:lang w:val="en-US" w:eastAsia="en-US" w:bidi="ar-SA"/>
+              </w:rPr>
+            </w:pPr>
+            <w:r>
+              <w:rPr>
+                <w:rFonts w:eastAsia="Times New Roman" w:cs=""/>
+                <w:kern w:val="0"/>
+                <w:sz w:val="20"/>
+                <w:szCs w:val="22"/>
+                <w:lang w:val="en-US" w:eastAsia="en-US" w:bidi="ar-SA"/>
+              </w:rPr>
+            </w:r>
+          </w:p>
+          <w:p>
+            <w:pPr>
+              <w:pStyle w:val="Normal"/>
+              <w:widowControl/>
+              <w:suppressAutoHyphens w:val="true"/>
+              <w:spacing w:lineRule="auto" w:line="240" w:before="0" w:after="0"/>
+              <w:jc w:val="start"/>
+              <w:rPr>
+                <w:rFonts w:eastAsia="Times New Roman" w:cs=""/>
+                <w:kern w:val="0"/>
+                <w:sz w:val="20"/>
+                <w:szCs w:val="22"/>
+                <w:lang w:val="en-US" w:eastAsia="en-US" w:bidi="ar-SA"/>
+              </w:rPr>
+            </w:pPr>
+            <w:r>
+              <w:rPr>
+                <w:rFonts w:eastAsia="Times New Roman" w:cs=""/>
+                <w:kern w:val="0"/>
+                <w:sz w:val="20"/>
+                <w:szCs w:val="22"/>
+                <w:lang w:val="en-US" w:eastAsia="en-US" w:bidi="ar-SA"/>
+              </w:rPr>
+            </w:r>
+          </w:p>
+          <w:p>
+            <w:pPr>
+              <w:pStyle w:val="Normal"/>
+              <w:widowControl/>
+              <w:suppressAutoHyphens w:val="true"/>
+              <w:spacing w:lineRule="auto" w:line="240" w:before="0" w:after="0"/>
+              <w:jc w:val="start"/>
+              <w:rPr>
+                <w:rFonts w:eastAsia="Times New Roman" w:cs=""/>
+                <w:kern w:val="0"/>
+                <w:sz w:val="20"/>
+                <w:szCs w:val="22"/>
+                <w:lang w:val="en-US" w:eastAsia="en-US" w:bidi="ar-SA"/>
+              </w:rPr>
+            </w:pPr>
+            <w:r>
+              <w:rPr>
+                <w:rFonts w:eastAsia="Times New Roman" w:cs=""/>
+                <w:kern w:val="0"/>
+                <w:sz w:val="20"/>
+                <w:szCs w:val="22"/>
+                <w:lang w:val="en-US" w:eastAsia="en-US" w:bidi="ar-SA"/>
+              </w:rPr>
+            </w:r>
+          </w:p>
+          <w:p>
+            <w:pPr>
+              <w:pStyle w:val="Normal"/>
+              <w:widowControl/>
+              <w:suppressAutoHyphens w:val="true"/>
+              <w:spacing w:lineRule="auto" w:line="240" w:before="0" w:after="0"/>
+              <w:jc w:val="start"/>
+              <w:rPr>
+                <w:rFonts w:eastAsia="Times New Roman" w:cs=""/>
+                <w:kern w:val="0"/>
+                <w:sz w:val="20"/>
+                <w:szCs w:val="22"/>
+                <w:lang w:val="en-US" w:eastAsia="en-US" w:bidi="ar-SA"/>
+              </w:rPr>
+            </w:pPr>
+            <w:r>
+              <w:rPr>
+                <w:rFonts w:eastAsia="Times New Roman" w:cs=""/>
+                <w:kern w:val="0"/>
+                <w:sz w:val="20"/>
+                <w:szCs w:val="22"/>
+                <w:lang w:val="en-US" w:eastAsia="en-US" w:bidi="ar-SA"/>
+              </w:rPr>
+            </w:r>
+          </w:p>
+          <w:p>
+            <w:pPr>
+              <w:pStyle w:val="Normal"/>
+              <w:widowControl/>
+              <w:suppressAutoHyphens w:val="true"/>
+              <w:spacing w:lineRule="auto" w:line="240" w:before="0" w:after="0"/>
+              <w:jc w:val="start"/>
+              <w:rPr>
+                <w:rFonts w:eastAsia="Times New Roman" w:cs=""/>
+                <w:kern w:val="0"/>
+                <w:sz w:val="20"/>
+                <w:szCs w:val="22"/>
+                <w:lang w:val="en-US" w:eastAsia="en-US" w:bidi="ar-SA"/>
+              </w:rPr>
+            </w:pPr>
+            <w:r>
+              <w:rPr>
+                <w:rFonts w:eastAsia="Times New Roman" w:cs=""/>
+                <w:kern w:val="0"/>
+                <w:sz w:val="20"/>
+                <w:szCs w:val="22"/>
+                <w:lang w:val="en-US" w:eastAsia="en-US" w:bidi="ar-SA"/>
+              </w:rPr>
+            </w:r>
+          </w:p>
+          <w:p>
+            <w:pPr>
+              <w:pStyle w:val="Normal"/>
+              <w:widowControl/>
+              <w:suppressAutoHyphens w:val="true"/>
+              <w:spacing w:lineRule="auto" w:line="240" w:before="0" w:after="0"/>
+              <w:jc w:val="start"/>
+              <w:rPr>
+                <w:rFonts w:eastAsia="Times New Roman" w:cs=""/>
+                <w:kern w:val="0"/>
+                <w:sz w:val="20"/>
+                <w:szCs w:val="22"/>
+                <w:lang w:val="en-US" w:eastAsia="en-US" w:bidi="ar-SA"/>
+              </w:rPr>
+            </w:pPr>
+            <w:r>
+              <w:rPr>
+                <w:rFonts w:eastAsia="Times New Roman" w:cs=""/>
+                <w:kern w:val="0"/>
+                <w:sz w:val="20"/>
+                <w:szCs w:val="22"/>
+                <w:lang w:val="en-US" w:eastAsia="en-US" w:bidi="ar-SA"/>
+              </w:rPr>
+            </w:r>
+          </w:p>
         </w:tc>
         <w:tc>
           <w:tcPr>
@@ -3873,6 +6547,7 @@
             <w:pPr>
               <w:pStyle w:val="Normal"/>
               <w:widowControl/>
+              <w:suppressAutoHyphens w:val="true"/>
               <w:spacing w:lineRule="auto" w:line="240" w:before="0" w:after="0"/>
               <w:jc w:val="start"/>
               <w:rPr>
@@ -3897,30 +6572,7 @@
             <w:pPr>
               <w:pStyle w:val="Normal"/>
               <w:widowControl/>
-              <w:spacing w:lineRule="auto" w:line="240" w:before="0" w:after="0"/>
-              <w:jc w:val="start"/>
-              <w:rPr>
-                <w:rFonts w:eastAsia="Times New Roman" w:cs=""/>
-                <w:kern w:val="0"/>
-                <w:sz w:val="20"/>
-                <w:szCs w:val="22"/>
-                <w:lang w:val="ru-RU" w:eastAsia="en-US" w:bidi="ar-SA"/>
-              </w:rPr>
-            </w:pPr>
-            <w:r>
-              <w:rPr>
-                <w:rFonts w:eastAsia="Times New Roman" w:cs=""/>
-                <w:kern w:val="0"/>
-                <w:sz w:val="20"/>
-                <w:szCs w:val="22"/>
-                <w:lang w:val="ru-RU" w:eastAsia="en-US" w:bidi="ar-SA"/>
-              </w:rPr>
-            </w:r>
-          </w:p>
-          <w:p>
-            <w:pPr>
-              <w:pStyle w:val="Normal"/>
-              <w:widowControl/>
+              <w:suppressAutoHyphens w:val="true"/>
               <w:spacing w:lineRule="auto" w:line="240" w:before="0" w:after="0"/>
               <w:jc w:val="start"/>
               <w:rPr>
@@ -3965,6 +6617,7 @@
             <w:pPr>
               <w:pStyle w:val="Normal"/>
               <w:widowControl/>
+              <w:suppressAutoHyphens w:val="true"/>
               <w:bidi w:val="0"/>
               <w:spacing w:lineRule="auto" w:line="240" w:before="0" w:after="0"/>
               <w:jc w:val="start"/>
@@ -3984,14 +6637,222 @@
                 <w:szCs w:val="22"/>
                 <w:lang w:val="en-US" w:eastAsia="en-US" w:bidi="ar-SA"/>
               </w:rPr>
+            </w:r>
+          </w:p>
+          <w:p>
+            <w:pPr>
+              <w:pStyle w:val="Normal"/>
+              <w:widowControl/>
+              <w:suppressAutoHyphens w:val="true"/>
+              <w:bidi w:val="0"/>
+              <w:spacing w:lineRule="auto" w:line="240" w:before="0" w:after="0"/>
+              <w:jc w:val="start"/>
+              <w:rPr>
+                <w:rFonts w:eastAsia="Times New Roman" w:cs=""/>
+                <w:kern w:val="0"/>
+                <w:sz w:val="20"/>
+                <w:szCs w:val="22"/>
+                <w:lang w:val="en-US" w:eastAsia="en-US" w:bidi="ar-SA"/>
+              </w:rPr>
+            </w:pPr>
+            <w:r>
+              <w:rPr>
+                <w:rFonts w:eastAsia="Times New Roman" w:cs=""/>
+                <w:kern w:val="0"/>
+                <w:sz w:val="20"/>
+                <w:szCs w:val="22"/>
+                <w:lang w:val="en-US" w:eastAsia="en-US" w:bidi="ar-SA"/>
+              </w:rPr>
+            </w:r>
+          </w:p>
+          <w:p>
+            <w:pPr>
+              <w:pStyle w:val="Normal"/>
+              <w:widowControl/>
+              <w:suppressAutoHyphens w:val="true"/>
+              <w:bidi w:val="0"/>
+              <w:spacing w:lineRule="auto" w:line="240" w:before="0" w:after="0"/>
+              <w:jc w:val="start"/>
+              <w:rPr>
+                <w:rFonts w:eastAsia="Times New Roman" w:cs=""/>
+                <w:kern w:val="0"/>
+                <w:sz w:val="20"/>
+                <w:szCs w:val="22"/>
+                <w:lang w:val="en-US" w:eastAsia="en-US" w:bidi="ar-SA"/>
+              </w:rPr>
+            </w:pPr>
+            <w:r>
+              <w:rPr>
+                <w:rFonts w:eastAsia="Times New Roman" w:cs=""/>
+                <w:kern w:val="0"/>
+                <w:sz w:val="20"/>
+                <w:szCs w:val="22"/>
+                <w:lang w:val="en-US" w:eastAsia="en-US" w:bidi="ar-SA"/>
+              </w:rPr>
+            </w:r>
+          </w:p>
+          <w:p>
+            <w:pPr>
+              <w:pStyle w:val="Normal"/>
+              <w:widowControl/>
+              <w:suppressAutoHyphens w:val="true"/>
+              <w:bidi w:val="0"/>
+              <w:spacing w:lineRule="auto" w:line="240" w:before="0" w:after="0"/>
+              <w:jc w:val="start"/>
+              <w:rPr>
+                <w:rFonts w:eastAsia="Times New Roman" w:cs=""/>
+                <w:kern w:val="0"/>
+                <w:sz w:val="20"/>
+                <w:szCs w:val="22"/>
+                <w:lang w:val="en-US" w:eastAsia="en-US" w:bidi="ar-SA"/>
+              </w:rPr>
+            </w:pPr>
+            <w:r>
+              <w:rPr>
+                <w:rFonts w:eastAsia="Times New Roman" w:cs=""/>
+                <w:kern w:val="0"/>
+                <w:sz w:val="20"/>
+                <w:szCs w:val="22"/>
+                <w:lang w:val="en-US" w:eastAsia="en-US" w:bidi="ar-SA"/>
+              </w:rPr>
+            </w:r>
+          </w:p>
+          <w:p>
+            <w:pPr>
+              <w:pStyle w:val="Normal"/>
+              <w:widowControl/>
+              <w:suppressAutoHyphens w:val="true"/>
+              <w:bidi w:val="0"/>
+              <w:spacing w:lineRule="auto" w:line="240" w:before="0" w:after="0"/>
+              <w:jc w:val="start"/>
+              <w:rPr>
+                <w:rFonts w:eastAsia="Times New Roman" w:cs=""/>
+                <w:kern w:val="0"/>
+                <w:sz w:val="20"/>
+                <w:szCs w:val="22"/>
+                <w:lang w:val="en-US" w:eastAsia="en-US" w:bidi="ar-SA"/>
+              </w:rPr>
+            </w:pPr>
+            <w:r>
+              <w:rPr>
+                <w:rFonts w:eastAsia="Times New Roman" w:cs=""/>
+                <w:kern w:val="0"/>
+                <w:sz w:val="20"/>
+                <w:szCs w:val="22"/>
+                <w:lang w:val="en-US" w:eastAsia="en-US" w:bidi="ar-SA"/>
+              </w:rPr>
+            </w:r>
+          </w:p>
+          <w:p>
+            <w:pPr>
+              <w:pStyle w:val="Normal"/>
+              <w:widowControl/>
+              <w:suppressAutoHyphens w:val="true"/>
+              <w:bidi w:val="0"/>
+              <w:spacing w:lineRule="auto" w:line="240" w:before="0" w:after="0"/>
+              <w:jc w:val="start"/>
+              <w:rPr>
+                <w:rFonts w:eastAsia="Times New Roman" w:cs=""/>
+                <w:kern w:val="0"/>
+                <w:sz w:val="20"/>
+                <w:szCs w:val="22"/>
+                <w:lang w:val="en-US" w:eastAsia="en-US" w:bidi="ar-SA"/>
+              </w:rPr>
+            </w:pPr>
+            <w:r>
+              <w:rPr>
+                <w:rFonts w:eastAsia="Times New Roman" w:cs=""/>
+                <w:kern w:val="0"/>
+                <w:sz w:val="20"/>
+                <w:szCs w:val="22"/>
+                <w:lang w:val="en-US" w:eastAsia="en-US" w:bidi="ar-SA"/>
+              </w:rPr>
+            </w:r>
+          </w:p>
+          <w:p>
+            <w:pPr>
+              <w:pStyle w:val="Normal"/>
+              <w:widowControl/>
+              <w:suppressAutoHyphens w:val="true"/>
+              <w:bidi w:val="0"/>
+              <w:spacing w:lineRule="auto" w:line="240" w:before="0" w:after="0"/>
+              <w:jc w:val="start"/>
+              <w:rPr>
+                <w:rFonts w:eastAsia="Times New Roman" w:cs=""/>
+                <w:kern w:val="0"/>
+                <w:sz w:val="20"/>
+                <w:szCs w:val="22"/>
+                <w:lang w:val="en-US" w:eastAsia="en-US" w:bidi="ar-SA"/>
+              </w:rPr>
+            </w:pPr>
+            <w:r>
+              <w:rPr>
+                <w:rFonts w:eastAsia="Times New Roman" w:cs=""/>
+                <w:kern w:val="0"/>
+                <w:sz w:val="20"/>
+                <w:szCs w:val="22"/>
+                <w:lang w:val="en-US" w:eastAsia="en-US" w:bidi="ar-SA"/>
+              </w:rPr>
+            </w:r>
+          </w:p>
+          <w:p>
+            <w:pPr>
+              <w:pStyle w:val="Normal"/>
+              <w:widowControl/>
+              <w:suppressAutoHyphens w:val="true"/>
+              <w:bidi w:val="0"/>
+              <w:spacing w:lineRule="auto" w:line="240" w:before="0" w:after="0"/>
+              <w:jc w:val="start"/>
+              <w:rPr>
+                <w:rFonts w:eastAsia="Times New Roman" w:cs=""/>
+                <w:kern w:val="0"/>
+                <w:sz w:val="20"/>
+                <w:szCs w:val="22"/>
+                <w:lang w:val="en-US" w:eastAsia="en-US" w:bidi="ar-SA"/>
+              </w:rPr>
+            </w:pPr>
+            <w:r>
+              <w:rPr>
+                <w:rFonts w:eastAsia="Times New Roman" w:cs=""/>
+                <w:kern w:val="0"/>
+                <w:sz w:val="20"/>
+                <w:szCs w:val="22"/>
+                <w:lang w:val="en-US" w:eastAsia="en-US" w:bidi="ar-SA"/>
+              </w:rPr>
+            </w:r>
+          </w:p>
+          <w:p>
+            <w:pPr>
+              <w:pStyle w:val="Normal"/>
+              <w:widowControl/>
+              <w:suppressAutoHyphens w:val="true"/>
+              <w:bidi w:val="0"/>
+              <w:spacing w:lineRule="auto" w:line="240" w:before="0" w:after="0"/>
+              <w:jc w:val="start"/>
+              <w:rPr>
+                <w:rFonts w:eastAsia="Times New Roman" w:cs=""/>
+                <w:kern w:val="0"/>
+                <w:sz w:val="20"/>
+                <w:szCs w:val="22"/>
+                <w:lang w:val="en-US" w:eastAsia="en-US" w:bidi="ar-SA"/>
+              </w:rPr>
+            </w:pPr>
+            <w:r>
+              <w:rPr>
+                <w:rFonts w:eastAsia="Times New Roman" w:cs=""/>
+                <w:kern w:val="0"/>
+                <w:sz w:val="20"/>
+                <w:szCs w:val="22"/>
+                <w:lang w:val="en-US" w:eastAsia="en-US" w:bidi="ar-SA"/>
+              </w:rPr>
               <w:drawing>
-                <wp:anchor distT="0" distB="0" distL="0" distR="0" simplePos="0" relativeHeight="8" behindDoc="0" locked="0" layoutInCell="0" allowOverlap="1">
+                <wp:anchor distT="0" distB="0" distL="0" distR="0" simplePos="0" relativeHeight="5" behindDoc="0" locked="0" layoutInCell="0" allowOverlap="1">
                   <wp:simplePos x="0" y="0"/>
                   <wp:positionH relativeFrom="column">
-                    <wp:align>center</wp:align>
+                    <wp:posOffset>27940</wp:posOffset>
                   </wp:positionH>
                   <wp:positionV relativeFrom="paragraph">
-                    <wp:posOffset>635</wp:posOffset>
+                    <wp:posOffset>815340</wp:posOffset>
                   </wp:positionV>
                   <wp:extent cx="3006090" cy="2694940"/>
                   <wp:effectExtent l="0" t="0" r="0" b="0"/>
@@ -4032,6 +6893,292 @@
               </w:drawing>
             </w:r>
           </w:p>
+          <w:p>
+            <w:pPr>
+              <w:pStyle w:val="Normal"/>
+              <w:widowControl/>
+              <w:suppressAutoHyphens w:val="true"/>
+              <w:bidi w:val="0"/>
+              <w:spacing w:lineRule="auto" w:line="240" w:before="0" w:after="0"/>
+              <w:jc w:val="start"/>
+              <w:rPr>
+                <w:rFonts w:eastAsia="Times New Roman" w:cs=""/>
+                <w:kern w:val="0"/>
+                <w:sz w:val="20"/>
+                <w:szCs w:val="22"/>
+                <w:lang w:val="en-US" w:eastAsia="en-US" w:bidi="ar-SA"/>
+              </w:rPr>
+            </w:pPr>
+            <w:r>
+              <w:rPr>
+                <w:rFonts w:eastAsia="Times New Roman" w:cs=""/>
+                <w:kern w:val="0"/>
+                <w:sz w:val="20"/>
+                <w:szCs w:val="22"/>
+                <w:lang w:val="en-US" w:eastAsia="en-US" w:bidi="ar-SA"/>
+              </w:rPr>
+            </w:r>
+          </w:p>
+          <w:p>
+            <w:pPr>
+              <w:pStyle w:val="Normal"/>
+              <w:widowControl/>
+              <w:suppressAutoHyphens w:val="true"/>
+              <w:bidi w:val="0"/>
+              <w:spacing w:lineRule="auto" w:line="240" w:before="0" w:after="0"/>
+              <w:jc w:val="start"/>
+              <w:rPr>
+                <w:rFonts w:eastAsia="Times New Roman" w:cs=""/>
+                <w:kern w:val="0"/>
+                <w:sz w:val="20"/>
+                <w:szCs w:val="22"/>
+                <w:lang w:val="en-US" w:eastAsia="en-US" w:bidi="ar-SA"/>
+              </w:rPr>
+            </w:pPr>
+            <w:r>
+              <w:rPr>
+                <w:rFonts w:eastAsia="Times New Roman" w:cs=""/>
+                <w:kern w:val="0"/>
+                <w:sz w:val="20"/>
+                <w:szCs w:val="22"/>
+                <w:lang w:val="en-US" w:eastAsia="en-US" w:bidi="ar-SA"/>
+              </w:rPr>
+            </w:r>
+          </w:p>
+          <w:p>
+            <w:pPr>
+              <w:pStyle w:val="Normal"/>
+              <w:widowControl/>
+              <w:suppressAutoHyphens w:val="true"/>
+              <w:bidi w:val="0"/>
+              <w:spacing w:lineRule="auto" w:line="240" w:before="0" w:after="0"/>
+              <w:jc w:val="start"/>
+              <w:rPr>
+                <w:rFonts w:eastAsia="Times New Roman" w:cs=""/>
+                <w:kern w:val="0"/>
+                <w:sz w:val="20"/>
+                <w:szCs w:val="22"/>
+                <w:lang w:val="en-US" w:eastAsia="en-US" w:bidi="ar-SA"/>
+              </w:rPr>
+            </w:pPr>
+            <w:r>
+              <w:rPr>
+                <w:rFonts w:eastAsia="Times New Roman" w:cs=""/>
+                <w:kern w:val="0"/>
+                <w:sz w:val="20"/>
+                <w:szCs w:val="22"/>
+                <w:lang w:val="en-US" w:eastAsia="en-US" w:bidi="ar-SA"/>
+              </w:rPr>
+            </w:r>
+          </w:p>
+          <w:p>
+            <w:pPr>
+              <w:pStyle w:val="Normal"/>
+              <w:widowControl/>
+              <w:suppressAutoHyphens w:val="true"/>
+              <w:bidi w:val="0"/>
+              <w:spacing w:lineRule="auto" w:line="240" w:before="0" w:after="0"/>
+              <w:jc w:val="start"/>
+              <w:rPr>
+                <w:rFonts w:eastAsia="Times New Roman" w:cs=""/>
+                <w:kern w:val="0"/>
+                <w:sz w:val="20"/>
+                <w:szCs w:val="22"/>
+                <w:lang w:val="en-US" w:eastAsia="en-US" w:bidi="ar-SA"/>
+              </w:rPr>
+            </w:pPr>
+            <w:r>
+              <w:rPr>
+                <w:rFonts w:eastAsia="Times New Roman" w:cs=""/>
+                <w:kern w:val="0"/>
+                <w:sz w:val="20"/>
+                <w:szCs w:val="22"/>
+                <w:lang w:val="en-US" w:eastAsia="en-US" w:bidi="ar-SA"/>
+              </w:rPr>
+            </w:r>
+          </w:p>
+          <w:p>
+            <w:pPr>
+              <w:pStyle w:val="Normal"/>
+              <w:widowControl/>
+              <w:suppressAutoHyphens w:val="true"/>
+              <w:bidi w:val="0"/>
+              <w:spacing w:lineRule="auto" w:line="240" w:before="0" w:after="0"/>
+              <w:jc w:val="start"/>
+              <w:rPr>
+                <w:rFonts w:eastAsia="Times New Roman" w:cs=""/>
+                <w:kern w:val="0"/>
+                <w:sz w:val="20"/>
+                <w:szCs w:val="22"/>
+                <w:lang w:val="en-US" w:eastAsia="en-US" w:bidi="ar-SA"/>
+              </w:rPr>
+            </w:pPr>
+            <w:r>
+              <w:rPr>
+                <w:rFonts w:eastAsia="Times New Roman" w:cs=""/>
+                <w:kern w:val="0"/>
+                <w:sz w:val="20"/>
+                <w:szCs w:val="22"/>
+                <w:lang w:val="en-US" w:eastAsia="en-US" w:bidi="ar-SA"/>
+              </w:rPr>
+            </w:r>
+          </w:p>
+          <w:p>
+            <w:pPr>
+              <w:pStyle w:val="Normal"/>
+              <w:widowControl/>
+              <w:suppressAutoHyphens w:val="true"/>
+              <w:bidi w:val="0"/>
+              <w:spacing w:lineRule="auto" w:line="240" w:before="0" w:after="0"/>
+              <w:jc w:val="start"/>
+              <w:rPr>
+                <w:rFonts w:eastAsia="Times New Roman" w:cs=""/>
+                <w:kern w:val="0"/>
+                <w:sz w:val="20"/>
+                <w:szCs w:val="22"/>
+                <w:lang w:val="en-US" w:eastAsia="en-US" w:bidi="ar-SA"/>
+              </w:rPr>
+            </w:pPr>
+            <w:r>
+              <w:rPr>
+                <w:rFonts w:eastAsia="Times New Roman" w:cs=""/>
+                <w:kern w:val="0"/>
+                <w:sz w:val="20"/>
+                <w:szCs w:val="22"/>
+                <w:lang w:val="en-US" w:eastAsia="en-US" w:bidi="ar-SA"/>
+              </w:rPr>
+            </w:r>
+          </w:p>
+          <w:p>
+            <w:pPr>
+              <w:pStyle w:val="Normal"/>
+              <w:widowControl/>
+              <w:suppressAutoHyphens w:val="true"/>
+              <w:bidi w:val="0"/>
+              <w:spacing w:lineRule="auto" w:line="240" w:before="0" w:after="0"/>
+              <w:jc w:val="start"/>
+              <w:rPr>
+                <w:rFonts w:eastAsia="Times New Roman" w:cs=""/>
+                <w:kern w:val="0"/>
+                <w:sz w:val="20"/>
+                <w:szCs w:val="22"/>
+                <w:lang w:val="en-US" w:eastAsia="en-US" w:bidi="ar-SA"/>
+              </w:rPr>
+            </w:pPr>
+            <w:r>
+              <w:rPr>
+                <w:rFonts w:eastAsia="Times New Roman" w:cs=""/>
+                <w:kern w:val="0"/>
+                <w:sz w:val="20"/>
+                <w:szCs w:val="22"/>
+                <w:lang w:val="en-US" w:eastAsia="en-US" w:bidi="ar-SA"/>
+              </w:rPr>
+            </w:r>
+          </w:p>
+          <w:p>
+            <w:pPr>
+              <w:pStyle w:val="Normal"/>
+              <w:widowControl/>
+              <w:suppressAutoHyphens w:val="true"/>
+              <w:bidi w:val="0"/>
+              <w:spacing w:lineRule="auto" w:line="240" w:before="0" w:after="0"/>
+              <w:jc w:val="start"/>
+              <w:rPr>
+                <w:rFonts w:eastAsia="Times New Roman" w:cs=""/>
+                <w:kern w:val="0"/>
+                <w:sz w:val="20"/>
+                <w:szCs w:val="22"/>
+                <w:lang w:val="en-US" w:eastAsia="en-US" w:bidi="ar-SA"/>
+              </w:rPr>
+            </w:pPr>
+            <w:r>
+              <w:rPr>
+                <w:rFonts w:eastAsia="Times New Roman" w:cs=""/>
+                <w:kern w:val="0"/>
+                <w:sz w:val="20"/>
+                <w:szCs w:val="22"/>
+                <w:lang w:val="en-US" w:eastAsia="en-US" w:bidi="ar-SA"/>
+              </w:rPr>
+            </w:r>
+          </w:p>
+          <w:p>
+            <w:pPr>
+              <w:pStyle w:val="Normal"/>
+              <w:widowControl/>
+              <w:suppressAutoHyphens w:val="true"/>
+              <w:bidi w:val="0"/>
+              <w:spacing w:lineRule="auto" w:line="240" w:before="0" w:after="0"/>
+              <w:jc w:val="start"/>
+              <w:rPr>
+                <w:rFonts w:eastAsia="Times New Roman" w:cs=""/>
+                <w:kern w:val="0"/>
+                <w:sz w:val="20"/>
+                <w:szCs w:val="22"/>
+                <w:lang w:val="en-US" w:eastAsia="en-US" w:bidi="ar-SA"/>
+              </w:rPr>
+            </w:pPr>
+            <w:r>
+              <w:rPr>
+                <w:rFonts w:eastAsia="Times New Roman" w:cs=""/>
+                <w:kern w:val="0"/>
+                <w:sz w:val="20"/>
+                <w:szCs w:val="22"/>
+                <w:lang w:val="en-US" w:eastAsia="en-US" w:bidi="ar-SA"/>
+              </w:rPr>
+            </w:r>
+          </w:p>
+          <w:p>
+            <w:pPr>
+              <w:pStyle w:val="Normal"/>
+              <w:widowControl/>
+              <w:suppressAutoHyphens w:val="true"/>
+              <w:bidi w:val="0"/>
+              <w:spacing w:lineRule="auto" w:line="240" w:before="0" w:after="0"/>
+              <w:jc w:val="start"/>
+              <w:rPr>
+                <w:rFonts w:eastAsia="Times New Roman" w:cs=""/>
+                <w:kern w:val="0"/>
+                <w:sz w:val="20"/>
+                <w:szCs w:val="22"/>
+                <w:lang w:val="en-US" w:eastAsia="en-US" w:bidi="ar-SA"/>
+              </w:rPr>
+            </w:pPr>
+            <w:r>
+              <w:rPr>
+                <w:rFonts w:eastAsia="Times New Roman" w:cs=""/>
+                <w:kern w:val="0"/>
+                <w:sz w:val="20"/>
+                <w:szCs w:val="22"/>
+                <w:lang w:val="en-US" w:eastAsia="en-US" w:bidi="ar-SA"/>
+              </w:rPr>
+            </w:r>
+          </w:p>
+          <w:p>
+            <w:pPr>
+              <w:pStyle w:val="Normal"/>
+              <w:widowControl/>
+              <w:suppressAutoHyphens w:val="true"/>
+              <w:bidi w:val="0"/>
+              <w:spacing w:lineRule="auto" w:line="240" w:before="0" w:after="0"/>
+              <w:jc w:val="start"/>
+              <w:rPr>
+                <w:rFonts w:eastAsia="Times New Roman" w:cs=""/>
+                <w:kern w:val="0"/>
+                <w:sz w:val="20"/>
+                <w:szCs w:val="22"/>
+                <w:lang w:val="en-US" w:eastAsia="en-US" w:bidi="ar-SA"/>
+              </w:rPr>
+            </w:pPr>
+            <w:r>
+              <w:rPr>
+                <w:rFonts w:eastAsia="Times New Roman" w:cs=""/>
+                <w:kern w:val="0"/>
+                <w:sz w:val="20"/>
+                <w:szCs w:val="22"/>
+                <w:lang w:val="en-US" w:eastAsia="en-US" w:bidi="ar-SA"/>
+              </w:rPr>
+            </w:r>
+          </w:p>
         </w:tc>
         <w:tc>
           <w:tcPr>
@@ -4043,6 +7190,175 @@
             <w:pPr>
               <w:pStyle w:val="Normal"/>
               <w:widowControl/>
+              <w:suppressAutoHyphens w:val="true"/>
+              <w:spacing w:lineRule="auto" w:line="240" w:before="0" w:after="0"/>
+              <w:jc w:val="start"/>
+              <w:rPr>
+                <w:rFonts w:eastAsia="ＭＳ 明朝" w:cs=""/>
+                <w:kern w:val="0"/>
+                <w:szCs w:val="22"/>
+                <w:lang w:val="en-US" w:eastAsia="en-US" w:bidi="ar-SA"/>
+              </w:rPr>
+            </w:pPr>
+            <w:r>
+              <w:rPr>
+                <w:rFonts w:eastAsia="Times New Roman" w:cs=""/>
+                <w:kern w:val="0"/>
+                <w:sz w:val="20"/>
+                <w:szCs w:val="22"/>
+                <w:lang w:val="en-US" w:eastAsia="en-US" w:bidi="ar-SA"/>
+              </w:rPr>
+            </w:r>
+          </w:p>
+          <w:p>
+            <w:pPr>
+              <w:pStyle w:val="Normal"/>
+              <w:widowControl/>
+              <w:suppressAutoHyphens w:val="true"/>
+              <w:spacing w:lineRule="auto" w:line="240" w:before="0" w:after="0"/>
+              <w:jc w:val="start"/>
+              <w:rPr>
+                <w:rFonts w:eastAsia="ＭＳ 明朝" w:cs=""/>
+                <w:kern w:val="0"/>
+                <w:szCs w:val="22"/>
+                <w:lang w:val="en-US" w:eastAsia="en-US" w:bidi="ar-SA"/>
+              </w:rPr>
+            </w:pPr>
+            <w:r>
+              <w:rPr>
+                <w:rFonts w:eastAsia="Times New Roman" w:cs=""/>
+                <w:kern w:val="0"/>
+                <w:sz w:val="20"/>
+                <w:szCs w:val="22"/>
+                <w:lang w:val="en-US" w:eastAsia="en-US" w:bidi="ar-SA"/>
+              </w:rPr>
+            </w:r>
+          </w:p>
+          <w:p>
+            <w:pPr>
+              <w:pStyle w:val="Normal"/>
+              <w:widowControl/>
+              <w:suppressAutoHyphens w:val="true"/>
+              <w:spacing w:lineRule="auto" w:line="240" w:before="0" w:after="0"/>
+              <w:jc w:val="start"/>
+              <w:rPr>
+                <w:rFonts w:eastAsia="ＭＳ 明朝" w:cs=""/>
+                <w:kern w:val="0"/>
+                <w:szCs w:val="22"/>
+                <w:lang w:val="en-US" w:eastAsia="en-US" w:bidi="ar-SA"/>
+              </w:rPr>
+            </w:pPr>
+            <w:r>
+              <w:rPr>
+                <w:rFonts w:eastAsia="Times New Roman" w:cs=""/>
+                <w:kern w:val="0"/>
+                <w:sz w:val="20"/>
+                <w:szCs w:val="22"/>
+                <w:lang w:val="en-US" w:eastAsia="en-US" w:bidi="ar-SA"/>
+              </w:rPr>
+            </w:r>
+          </w:p>
+          <w:p>
+            <w:pPr>
+              <w:pStyle w:val="Normal"/>
+              <w:widowControl/>
+              <w:suppressAutoHyphens w:val="true"/>
+              <w:spacing w:lineRule="auto" w:line="240" w:before="0" w:after="0"/>
+              <w:jc w:val="start"/>
+              <w:rPr>
+                <w:rFonts w:eastAsia="ＭＳ 明朝" w:cs=""/>
+                <w:kern w:val="0"/>
+                <w:szCs w:val="22"/>
+                <w:lang w:val="en-US" w:eastAsia="en-US" w:bidi="ar-SA"/>
+              </w:rPr>
+            </w:pPr>
+            <w:r>
+              <w:rPr>
+                <w:rFonts w:eastAsia="Times New Roman" w:cs=""/>
+                <w:kern w:val="0"/>
+                <w:sz w:val="20"/>
+                <w:szCs w:val="22"/>
+                <w:lang w:val="en-US" w:eastAsia="en-US" w:bidi="ar-SA"/>
+              </w:rPr>
+            </w:r>
+          </w:p>
+          <w:p>
+            <w:pPr>
+              <w:pStyle w:val="Normal"/>
+              <w:widowControl/>
+              <w:suppressAutoHyphens w:val="true"/>
+              <w:spacing w:lineRule="auto" w:line="240" w:before="0" w:after="0"/>
+              <w:jc w:val="start"/>
+              <w:rPr>
+                <w:rFonts w:eastAsia="ＭＳ 明朝" w:cs=""/>
+                <w:kern w:val="0"/>
+                <w:szCs w:val="22"/>
+                <w:lang w:val="en-US" w:eastAsia="en-US" w:bidi="ar-SA"/>
+              </w:rPr>
+            </w:pPr>
+            <w:r>
+              <w:rPr>
+                <w:rFonts w:eastAsia="Times New Roman" w:cs=""/>
+                <w:kern w:val="0"/>
+                <w:sz w:val="20"/>
+                <w:szCs w:val="22"/>
+                <w:lang w:val="en-US" w:eastAsia="en-US" w:bidi="ar-SA"/>
+              </w:rPr>
+            </w:r>
+          </w:p>
+          <w:p>
+            <w:pPr>
+              <w:pStyle w:val="Normal"/>
+              <w:widowControl/>
+              <w:suppressAutoHyphens w:val="true"/>
+              <w:spacing w:lineRule="auto" w:line="240" w:before="0" w:after="0"/>
+              <w:jc w:val="start"/>
+              <w:rPr>
+                <w:rFonts w:eastAsia="ＭＳ 明朝" w:cs=""/>
+                <w:kern w:val="0"/>
+                <w:szCs w:val="22"/>
+                <w:lang w:val="en-US" w:eastAsia="en-US" w:bidi="ar-SA"/>
+              </w:rPr>
+            </w:pPr>
+            <w:r>
+              <w:rPr>
+                <w:rFonts w:eastAsia="Times New Roman" w:cs=""/>
+                <w:kern w:val="0"/>
+                <w:sz w:val="20"/>
+                <w:szCs w:val="22"/>
+                <w:lang w:val="en-US" w:eastAsia="en-US" w:bidi="ar-SA"/>
+              </w:rPr>
+            </w:r>
+          </w:p>
+          <w:p>
+            <w:pPr>
+              <w:pStyle w:val="Normal"/>
+              <w:widowControl/>
+              <w:suppressAutoHyphens w:val="true"/>
+              <w:spacing w:lineRule="auto" w:line="240" w:before="0" w:after="0"/>
+              <w:jc w:val="start"/>
+              <w:rPr>
+                <w:rFonts w:eastAsia="ＭＳ 明朝" w:cs=""/>
+                <w:kern w:val="0"/>
+                <w:szCs w:val="22"/>
+                <w:lang w:val="en-US" w:eastAsia="en-US" w:bidi="ar-SA"/>
+              </w:rPr>
+            </w:pPr>
+            <w:r>
+              <w:rPr>
+                <w:rFonts w:eastAsia="Times New Roman" w:cs=""/>
+                <w:kern w:val="0"/>
+                <w:sz w:val="20"/>
+                <w:szCs w:val="22"/>
+                <w:lang w:val="en-US" w:eastAsia="en-US" w:bidi="ar-SA"/>
+              </w:rPr>
+            </w:r>
+          </w:p>
+          <w:p>
+            <w:pPr>
+              <w:pStyle w:val="Normal"/>
+              <w:widowControl/>
+              <w:suppressAutoHyphens w:val="true"/>
               <w:spacing w:lineRule="auto" w:line="240" w:before="0" w:after="0"/>
               <w:jc w:val="start"/>
               <w:rPr>
@@ -4170,6 +7486,7 @@
       <w:tr>
         <w:trPr>
           <w:tblHeader w:val="true"/>
+          <w:trHeight w:val="990" w:hRule="atLeast"/>
         </w:trPr>
         <w:tc>
           <w:tcPr>
@@ -4182,6 +7499,7 @@
             <w:pPr>
               <w:pStyle w:val="Normal"/>
               <w:widowControl/>
+              <w:suppressAutoHyphens w:val="true"/>
               <w:spacing w:lineRule="auto" w:line="240" w:before="0" w:after="0"/>
               <w:jc w:val="start"/>
               <w:rPr>
@@ -4216,6 +7534,7 @@
             <w:pPr>
               <w:pStyle w:val="Normal"/>
               <w:widowControl/>
+              <w:suppressAutoHyphens w:val="true"/>
               <w:spacing w:lineRule="auto" w:line="240" w:before="0" w:after="0"/>
               <w:jc w:val="start"/>
               <w:rPr>
@@ -4236,6 +7555,74 @@
                 <w:lang w:val="en-US" w:eastAsia="en-US" w:bidi="ar-SA"/>
               </w:rPr>
               <w:t>if / switch</w:t>
+            </w:r>
+          </w:p>
+        </w:tc>
+      </w:tr>
+      <w:tr>
+        <w:trPr>
+          <w:trHeight w:val="108" w:hRule="atLeast"/>
+        </w:trPr>
+        <w:tc>
+          <w:tcPr>
+            <w:tcW w:w="5071" w:type="dxa"/>
+            <w:tcBorders/>
+            <w:vAlign w:val="center"/>
+          </w:tcPr>
+          <w:p>
+            <w:pPr>
+              <w:pStyle w:val="Normal"/>
+              <w:widowControl/>
+              <w:suppressAutoHyphens w:val="true"/>
+              <w:spacing w:lineRule="auto" w:line="240" w:before="0" w:after="0"/>
+              <w:jc w:val="start"/>
+              <w:rPr>
+                <w:rFonts w:eastAsia="ＭＳ 明朝" w:cs=""/>
+                <w:kern w:val="0"/>
+                <w:szCs w:val="22"/>
+                <w:lang w:val="en-US" w:eastAsia="en-US" w:bidi="ar-SA"/>
+              </w:rPr>
+            </w:pPr>
+            <w:r>
+              <w:rPr>
+                <w:rFonts w:eastAsia="Times New Roman" w:cs=""/>
+                <w:kern w:val="0"/>
+                <w:sz w:val="21"/>
+                <w:szCs w:val="22"/>
+                <w:lang w:val="en-US" w:eastAsia="en-US" w:bidi="ar-SA"/>
+              </w:rPr>
+              <w:t>Проверить age &gt;= 18</w:t>
+            </w:r>
+          </w:p>
+        </w:tc>
+        <w:tc>
+          <w:tcPr>
+            <w:tcW w:w="5071" w:type="dxa"/>
+            <w:tcBorders/>
+            <w:vAlign w:val="center"/>
+          </w:tcPr>
+          <w:p>
+            <w:pPr>
+              <w:pStyle w:val="Normal"/>
+              <w:widowControl/>
+              <w:suppressAutoHyphens w:val="true"/>
+              <w:spacing w:lineRule="auto" w:line="240" w:before="0" w:after="0"/>
+              <w:jc w:val="start"/>
+              <w:rPr>
+                <w:rFonts w:eastAsia="ＭＳ 明朝" w:cs=""/>
+                <w:kern w:val="0"/>
+                <w:szCs w:val="22"/>
+                <w:lang w:val="en-US" w:eastAsia="en-US" w:bidi="ar-SA"/>
+              </w:rPr>
+            </w:pPr>
+            <w:r>
+              <w:rPr>
+                <w:rFonts w:eastAsia="ＭＳ 明朝" w:cs=""/>
+                <w:kern w:val="0"/>
+                <w:szCs w:val="22"/>
+                <w:lang w:val="en-US" w:eastAsia="en-US" w:bidi="ar-SA"/>
+              </w:rPr>
+              <w:t>if</w:t>
             </w:r>
           </w:p>
         </w:tc>
@@ -4252,6 +7639,7 @@
             <w:pPr>
               <w:pStyle w:val="Normal"/>
               <w:widowControl/>
+              <w:suppressAutoHyphens w:val="true"/>
               <w:spacing w:lineRule="auto" w:line="240" w:before="0" w:after="0"/>
               <w:jc w:val="start"/>
               <w:rPr>
@@ -4269,7 +7657,7 @@
                 <w:szCs w:val="22"/>
                 <w:lang w:val="en-US" w:eastAsia="en-US" w:bidi="ar-SA"/>
               </w:rPr>
-              <w:t>Проверить age &gt;= 18</w:t>
+              <w:t>Выбрать пункт меню 1–5</w:t>
             </w:r>
           </w:p>
         </w:tc>
@@ -4283,6 +7671,7 @@
             <w:pPr>
               <w:pStyle w:val="Normal"/>
               <w:widowControl/>
+              <w:suppressAutoHyphens w:val="true"/>
               <w:spacing w:lineRule="auto" w:line="240" w:before="0" w:after="0"/>
               <w:jc w:val="start"/>
               <w:rPr>
@@ -4299,7 +7688,7 @@
                 <w:szCs w:val="22"/>
                 <w:lang w:val="en-US" w:eastAsia="en-US" w:bidi="ar-SA"/>
               </w:rPr>
-              <w:t>if</w:t>
+              <w:t>switch</w:t>
             </w:r>
           </w:p>
         </w:tc>
@@ -4316,6 +7705,7 @@
             <w:pPr>
               <w:pStyle w:val="Normal"/>
               <w:widowControl/>
+              <w:suppressAutoHyphens w:val="true"/>
               <w:spacing w:lineRule="auto" w:line="240" w:before="0" w:after="0"/>
               <w:jc w:val="start"/>
               <w:rPr>
@@ -4333,7 +7723,7 @@
                 <w:szCs w:val="22"/>
                 <w:lang w:val="en-US" w:eastAsia="en-US" w:bidi="ar-SA"/>
               </w:rPr>
-              <w:t>Выбрать пункт меню 1–5</w:t>
+              <w:t>Проверить score &gt;= 50 &amp;&amp; score &lt;= 100</w:t>
             </w:r>
           </w:p>
         </w:tc>
@@ -4347,6 +7737,7 @@
             <w:pPr>
               <w:pStyle w:val="Normal"/>
               <w:widowControl/>
+              <w:suppressAutoHyphens w:val="true"/>
               <w:spacing w:lineRule="auto" w:line="240" w:before="0" w:after="0"/>
               <w:jc w:val="start"/>
               <w:rPr>
@@ -4363,7 +7754,7 @@
                 <w:szCs w:val="22"/>
                 <w:lang w:val="en-US" w:eastAsia="en-US" w:bidi="ar-SA"/>
               </w:rPr>
-              <w:t>switch</w:t>
+              <w:t>if</w:t>
             </w:r>
           </w:p>
         </w:tc>
@@ -4380,13 +7771,11 @@
             <w:pPr>
               <w:pStyle w:val="Normal"/>
               <w:widowControl/>
-              <w:spacing w:lineRule="auto" w:line="240" w:before="0" w:after="0"/>
-              <w:jc w:val="start"/>
-              <w:rPr>
-                <w:rFonts w:eastAsia="ＭＳ 明朝" w:cs=""/>
-                <w:kern w:val="0"/>
-                <w:szCs w:val="22"/>
-                <w:lang w:val="en-US" w:eastAsia="en-US" w:bidi="ar-SA"/>
+              <w:suppressAutoHyphens w:val="true"/>
+              <w:spacing w:lineRule="auto" w:line="240" w:before="0" w:after="0"/>
+              <w:jc w:val="start"/>
+              <w:rPr>
+                <w:lang w:val="ru-RU"/>
               </w:rPr>
             </w:pPr>
             <w:r>
@@ -4395,9 +7784,9 @@
                 <w:kern w:val="0"/>
                 <w:sz w:val="21"/>
                 <w:szCs w:val="22"/>
-                <w:lang w:val="en-US" w:eastAsia="en-US" w:bidi="ar-SA"/>
-              </w:rPr>
-              <w:t>Проверить score &gt;= 50 &amp;&amp; score &lt;= 100</w:t>
+                <w:lang w:val="ru-RU" w:eastAsia="en-US" w:bidi="ar-SA"/>
+              </w:rPr>
+              <w:t>Вывести день недели по номеру</w:t>
             </w:r>
           </w:p>
         </w:tc>
@@ -4411,6 +7800,7 @@
             <w:pPr>
               <w:pStyle w:val="Normal"/>
               <w:widowControl/>
+              <w:suppressAutoHyphens w:val="true"/>
               <w:spacing w:lineRule="auto" w:line="240" w:before="0" w:after="0"/>
               <w:jc w:val="start"/>
               <w:rPr>
@@ -4427,7 +7817,7 @@
                 <w:szCs w:val="22"/>
                 <w:lang w:val="en-US" w:eastAsia="en-US" w:bidi="ar-SA"/>
               </w:rPr>
-              <w:t>if</w:t>
+              <w:t>switch</w:t>
             </w:r>
           </w:p>
         </w:tc>
@@ -4444,6 +7834,7 @@
             <w:pPr>
               <w:pStyle w:val="Normal"/>
               <w:widowControl/>
+              <w:suppressAutoHyphens w:val="true"/>
               <w:spacing w:lineRule="auto" w:line="240" w:before="0" w:after="0"/>
               <w:jc w:val="start"/>
               <w:rPr>
@@ -4458,7 +7849,7 @@
                 <w:szCs w:val="22"/>
                 <w:lang w:val="ru-RU" w:eastAsia="en-US" w:bidi="ar-SA"/>
               </w:rPr>
-              <w:t>Вывести день недели по номеру</w:t>
+              <w:t>Проверить пароль и логин одновременно</w:t>
             </w:r>
           </w:p>
         </w:tc>
@@ -4472,6 +7863,7 @@
             <w:pPr>
               <w:pStyle w:val="Normal"/>
               <w:widowControl/>
+              <w:suppressAutoHyphens w:val="true"/>
               <w:spacing w:lineRule="auto" w:line="240" w:before="0" w:after="0"/>
               <w:jc w:val="start"/>
               <w:rPr>
@@ -4488,7 +7880,7 @@
                 <w:szCs w:val="22"/>
                 <w:lang w:val="en-US" w:eastAsia="en-US" w:bidi="ar-SA"/>
               </w:rPr>
-              <w:t>switch</w:t>
+              <w:t>if</w:t>
             </w:r>
           </w:p>
         </w:tc>
@@ -4505,10 +7897,14 @@
             <w:pPr>
               <w:pStyle w:val="Normal"/>
               <w:widowControl/>
-              <w:spacing w:lineRule="auto" w:line="240" w:before="0" w:after="0"/>
-              <w:jc w:val="start"/>
-              <w:rPr>
-                <w:lang w:val="ru-RU"/>
+              <w:suppressAutoHyphens w:val="true"/>
+              <w:spacing w:lineRule="auto" w:line="240" w:before="0" w:after="0"/>
+              <w:jc w:val="start"/>
+              <w:rPr>
+                <w:rFonts w:eastAsia="ＭＳ 明朝" w:cs=""/>
+                <w:kern w:val="0"/>
+                <w:szCs w:val="22"/>
+                <w:lang w:val="en-US" w:eastAsia="en-US" w:bidi="ar-SA"/>
               </w:rPr>
             </w:pPr>
             <w:r>
@@ -4517,9 +7913,9 @@
                 <w:kern w:val="0"/>
                 <w:sz w:val="21"/>
                 <w:szCs w:val="22"/>
-                <w:lang w:val="ru-RU" w:eastAsia="en-US" w:bidi="ar-SA"/>
-              </w:rPr>
-              <w:t>Проверить пароль и логин одновременно</w:t>
+                <w:lang w:val="en-US" w:eastAsia="en-US" w:bidi="ar-SA"/>
+              </w:rPr>
+              <w:t>Выбрать месяц 1–12</w:t>
             </w:r>
           </w:p>
         </w:tc>
@@ -4533,70 +7929,7 @@
             <w:pPr>
               <w:pStyle w:val="Normal"/>
               <w:widowControl/>
-              <w:spacing w:lineRule="auto" w:line="240" w:before="0" w:after="0"/>
-              <w:jc w:val="start"/>
-              <w:rPr>
-                <w:rFonts w:eastAsia="ＭＳ 明朝" w:cs=""/>
-                <w:kern w:val="0"/>
-                <w:szCs w:val="22"/>
-                <w:lang w:val="en-US" w:eastAsia="en-US" w:bidi="ar-SA"/>
-              </w:rPr>
-            </w:pPr>
-            <w:r>
-              <w:rPr>
-                <w:rFonts w:eastAsia="ＭＳ 明朝" w:cs=""/>
-                <w:kern w:val="0"/>
-                <w:szCs w:val="22"/>
-                <w:lang w:val="en-US" w:eastAsia="en-US" w:bidi="ar-SA"/>
-              </w:rPr>
-              <w:t>if</w:t>
-            </w:r>
-          </w:p>
-        </w:tc>
-      </w:tr>
-      <w:tr>
-        <w:trPr/>
-        <w:tc>
-          <w:tcPr>
-            <w:tcW w:w="5071" w:type="dxa"/>
-            <w:tcBorders/>
-            <w:vAlign w:val="center"/>
-          </w:tcPr>
-          <w:p>
-            <w:pPr>
-              <w:pStyle w:val="Normal"/>
-              <w:widowControl/>
-              <w:spacing w:lineRule="auto" w:line="240" w:before="0" w:after="0"/>
-              <w:jc w:val="start"/>
-              <w:rPr>
-                <w:rFonts w:eastAsia="ＭＳ 明朝" w:cs=""/>
-                <w:kern w:val="0"/>
-                <w:szCs w:val="22"/>
-                <w:lang w:val="en-US" w:eastAsia="en-US" w:bidi="ar-SA"/>
-              </w:rPr>
-            </w:pPr>
-            <w:r>
-              <w:rPr>
-                <w:rFonts w:eastAsia="Times New Roman" w:cs=""/>
-                <w:kern w:val="0"/>
-                <w:sz w:val="21"/>
-                <w:szCs w:val="22"/>
-                <w:lang w:val="en-US" w:eastAsia="en-US" w:bidi="ar-SA"/>
-              </w:rPr>
-              <w:t>Выбрать месяц 1–12</w:t>
-            </w:r>
-          </w:p>
-        </w:tc>
-        <w:tc>
-          <w:tcPr>
-            <w:tcW w:w="5071" w:type="dxa"/>
-            <w:tcBorders/>
-            <w:vAlign w:val="center"/>
-          </w:tcPr>
-          <w:p>
-            <w:pPr>
-              <w:pStyle w:val="Normal"/>
-              <w:widowControl/>
+              <w:suppressAutoHyphens w:val="true"/>
               <w:spacing w:lineRule="auto" w:line="240" w:before="0" w:after="0"/>
               <w:jc w:val="start"/>
               <w:rPr>
@@ -4779,7 +8112,6 @@
       </w:pPr>
       <w:r>
         <w:rPr>
-          <w:rFonts w:eastAsia="Times New Roman"/>
           <w:lang w:val="ru-RU"/>
         </w:rPr>
         <w:drawing>
@@ -4846,7 +8178,6 @@
       </w:pPr>
       <w:r>
         <w:rPr>
-          <w:rFonts w:eastAsia="Times New Roman"/>
           <w:lang w:val="ru-RU"/>
         </w:rPr>
       </w:r>
@@ -4901,6 +8232,7 @@
             <w:pPr>
               <w:pStyle w:val="Normal"/>
               <w:widowControl/>
+              <w:suppressAutoHyphens w:val="true"/>
               <w:spacing w:lineRule="auto" w:line="240" w:before="0" w:after="0"/>
               <w:jc w:val="start"/>
               <w:rPr>
@@ -4935,6 +8267,7 @@
             <w:pPr>
               <w:pStyle w:val="Normal"/>
               <w:widowControl/>
+              <w:suppressAutoHyphens w:val="true"/>
               <w:spacing w:lineRule="auto" w:line="240" w:before="0" w:after="0"/>
               <w:jc w:val="start"/>
               <w:rPr>
@@ -4971,6 +8304,7 @@
             <w:pPr>
               <w:pStyle w:val="Normal"/>
               <w:widowControl/>
+              <w:suppressAutoHyphens w:val="true"/>
               <w:spacing w:lineRule="auto" w:line="240" w:before="0" w:after="0"/>
               <w:jc w:val="start"/>
               <w:rPr>
@@ -5002,6 +8336,7 @@
             <w:pPr>
               <w:pStyle w:val="Normal"/>
               <w:widowControl/>
+              <w:suppressAutoHyphens w:val="true"/>
               <w:spacing w:lineRule="auto" w:line="240" w:before="0" w:after="0"/>
               <w:jc w:val="start"/>
               <w:rPr>
@@ -5036,6 +8371,7 @@
             <w:pPr>
               <w:pStyle w:val="Normal"/>
               <w:widowControl/>
+              <w:suppressAutoHyphens w:val="true"/>
               <w:spacing w:lineRule="auto" w:line="240" w:before="0" w:after="0"/>
               <w:jc w:val="start"/>
               <w:rPr>
@@ -5067,6 +8403,7 @@
             <w:pPr>
               <w:pStyle w:val="Normal"/>
               <w:widowControl/>
+              <w:suppressAutoHyphens w:val="true"/>
               <w:spacing w:lineRule="auto" w:line="240" w:before="0" w:after="0"/>
               <w:jc w:val="start"/>
               <w:rPr>
@@ -5101,6 +8438,7 @@
             <w:pPr>
               <w:pStyle w:val="Normal"/>
               <w:widowControl/>
+              <w:suppressAutoHyphens w:val="true"/>
               <w:spacing w:lineRule="auto" w:line="240" w:before="0" w:after="0"/>
               <w:jc w:val="start"/>
               <w:rPr>
@@ -5132,6 +8470,7 @@
             <w:pPr>
               <w:pStyle w:val="Normal"/>
               <w:widowControl/>
+              <w:suppressAutoHyphens w:val="true"/>
               <w:spacing w:lineRule="auto" w:line="240" w:before="0" w:after="0"/>
               <w:jc w:val="start"/>
               <w:rPr>
@@ -5166,6 +8505,7 @@
             <w:pPr>
               <w:pStyle w:val="Normal"/>
               <w:widowControl/>
+              <w:suppressAutoHyphens w:val="true"/>
               <w:spacing w:lineRule="auto" w:line="240" w:before="0" w:after="0"/>
               <w:jc w:val="start"/>
               <w:rPr>
@@ -5197,6 +8537,7 @@
             <w:pPr>
               <w:pStyle w:val="Normal"/>
               <w:widowControl/>
+              <w:suppressAutoHyphens w:val="true"/>
               <w:spacing w:lineRule="auto" w:line="240" w:before="0" w:after="0"/>
               <w:jc w:val="start"/>
               <w:rPr>
@@ -5231,6 +8572,7 @@
             <w:pPr>
               <w:pStyle w:val="Normal"/>
               <w:widowControl/>
+              <w:suppressAutoHyphens w:val="true"/>
               <w:spacing w:lineRule="auto" w:line="240" w:before="0" w:after="0"/>
               <w:jc w:val="start"/>
               <w:rPr>
@@ -5262,6 +8604,7 @@
             <w:pPr>
               <w:pStyle w:val="Normal"/>
               <w:widowControl/>
+              <w:suppressAutoHyphens w:val="true"/>
               <w:spacing w:lineRule="auto" w:line="240" w:before="0" w:after="0"/>
               <w:jc w:val="start"/>
               <w:rPr>
@@ -5296,6 +8639,7 @@
             <w:pPr>
               <w:pStyle w:val="Normal"/>
               <w:widowControl/>
+              <w:suppressAutoHyphens w:val="true"/>
               <w:spacing w:lineRule="auto" w:line="240" w:before="0" w:after="0"/>
               <w:jc w:val="start"/>
               <w:rPr>
@@ -5327,6 +8671,7 @@
             <w:pPr>
               <w:pStyle w:val="Normal"/>
               <w:widowControl/>
+              <w:suppressAutoHyphens w:val="true"/>
               <w:spacing w:lineRule="auto" w:line="240" w:before="0" w:after="0"/>
               <w:jc w:val="start"/>
               <w:rPr>
@@ -5361,6 +8706,7 @@
             <w:pPr>
               <w:pStyle w:val="Normal"/>
               <w:widowControl/>
+              <w:suppressAutoHyphens w:val="true"/>
               <w:spacing w:lineRule="auto" w:line="240" w:before="0" w:after="0"/>
               <w:jc w:val="start"/>
               <w:rPr>
@@ -5392,6 +8738,7 @@
             <w:pPr>
               <w:pStyle w:val="Normal"/>
               <w:widowControl/>
+              <w:suppressAutoHyphens w:val="true"/>
               <w:spacing w:lineRule="auto" w:line="240" w:before="0" w:after="0"/>
               <w:jc w:val="start"/>
               <w:rPr>
@@ -5426,6 +8773,7 @@
             <w:pPr>
               <w:pStyle w:val="Normal"/>
               <w:widowControl/>
+              <w:suppressAutoHyphens w:val="true"/>
               <w:spacing w:lineRule="auto" w:line="240" w:before="0" w:after="0"/>
               <w:jc w:val="start"/>
               <w:rPr>
@@ -5457,6 +8805,7 @@
             <w:pPr>
               <w:pStyle w:val="Normal"/>
               <w:widowControl/>
+              <w:suppressAutoHyphens w:val="true"/>
               <w:spacing w:lineRule="auto" w:line="240" w:before="0" w:after="0"/>
               <w:jc w:val="start"/>
               <w:rPr>
@@ -5492,6 +8841,7 @@
             <w:pPr>
               <w:pStyle w:val="Normal"/>
               <w:widowControl/>
+              <w:suppressAutoHyphens w:val="true"/>
               <w:spacing w:lineRule="auto" w:line="240" w:before="0" w:after="0"/>
               <w:jc w:val="start"/>
               <w:rPr>
@@ -5525,6 +8875,7 @@
             <w:pPr>
               <w:pStyle w:val="Normal"/>
               <w:widowControl/>
+              <w:suppressAutoHyphens w:val="true"/>
               <w:spacing w:lineRule="auto" w:line="240" w:before="0" w:after="0"/>
               <w:jc w:val="start"/>
               <w:rPr>
@@ -5962,6 +9313,7 @@
         </w:tabs>
         <w:ind w:start="1080" w:hanging="360"/>
       </w:pPr>
+      <w:rPr/>
     </w:lvl>
     <w:lvl w:ilvl="2">
       <w:start w:val="1"/>
@@ -5974,6 +9326,7 @@
         </w:tabs>
         <w:ind w:start="1440" w:hanging="360"/>
       </w:pPr>
+      <w:rPr/>
     </w:lvl>
     <w:lvl w:ilvl="3">
       <w:start w:val="1"/>
@@ -5986,6 +9339,7 @@
         </w:tabs>
         <w:ind w:start="1800" w:hanging="360"/>
       </w:pPr>
+      <w:rPr/>
     </w:lvl>
     <w:lvl w:ilvl="4">
       <w:start w:val="1"/>
@@ -5998,6 +9352,7 @@
         </w:tabs>
         <w:ind w:start="2160" w:hanging="360"/>
       </w:pPr>
+      <w:rPr/>
     </w:lvl>
     <w:lvl w:ilvl="5">
       <w:start w:val="1"/>
@@ -6010,6 +9365,7 @@
         </w:tabs>
         <w:ind w:start="2520" w:hanging="360"/>
       </w:pPr>
+      <w:rPr/>
     </w:lvl>
     <w:lvl w:ilvl="6">
       <w:start w:val="1"/>
@@ -6022,6 +9378,7 @@
         </w:tabs>
         <w:ind w:start="2880" w:hanging="360"/>
       </w:pPr>
+      <w:rPr/>
     </w:lvl>
     <w:lvl w:ilvl="7">
       <w:start w:val="1"/>
@@ -6034,6 +9391,7 @@
         </w:tabs>
         <w:ind w:start="3240" w:hanging="360"/>
       </w:pPr>
+      <w:rPr/>
     </w:lvl>
     <w:lvl w:ilvl="8">
       <w:start w:val="1"/>
@@ -6046,6 +9404,7 @@
         </w:tabs>
         <w:ind w:start="3600" w:hanging="360"/>
       </w:pPr>
+      <w:rPr/>
     </w:lvl>
   </w:abstractNum>
   <w:abstractNum w:abstractNumId="2">
@@ -6075,6 +9434,7 @@
         </w:tabs>
         <w:ind w:start="1080" w:hanging="360"/>
       </w:pPr>
+      <w:rPr/>
     </w:lvl>
     <w:lvl w:ilvl="2">
       <w:start w:val="1"/>
@@ -6087,6 +9447,7 @@
         </w:tabs>
         <w:ind w:start="1440" w:hanging="360"/>
       </w:pPr>
+      <w:rPr/>
     </w:lvl>
     <w:lvl w:ilvl="3">
       <w:start w:val="1"/>
@@ -6099,6 +9460,7 @@
         </w:tabs>
         <w:ind w:start="1800" w:hanging="360"/>
       </w:pPr>
+      <w:rPr/>
     </w:lvl>
     <w:lvl w:ilvl="4">
       <w:start w:val="1"/>
@@ -6111,6 +9473,7 @@
         </w:tabs>
         <w:ind w:start="2160" w:hanging="360"/>
       </w:pPr>
+      <w:rPr/>
     </w:lvl>
     <w:lvl w:ilvl="5">
       <w:start w:val="1"/>
@@ -6123,6 +9486,7 @@
         </w:tabs>
         <w:ind w:start="2520" w:hanging="360"/>
       </w:pPr>
+      <w:rPr/>
     </w:lvl>
     <w:lvl w:ilvl="6">
       <w:start w:val="1"/>
@@ -6135,6 +9499,7 @@
         </w:tabs>
         <w:ind w:start="2880" w:hanging="360"/>
       </w:pPr>
+      <w:rPr/>
     </w:lvl>
     <w:lvl w:ilvl="7">
       <w:start w:val="1"/>
@@ -6147,6 +9512,7 @@
         </w:tabs>
         <w:ind w:start="3240" w:hanging="360"/>
       </w:pPr>
+      <w:rPr/>
     </w:lvl>
     <w:lvl w:ilvl="8">
       <w:start w:val="1"/>
@@ -6159,6 +9525,7 @@
         </w:tabs>
         <w:ind w:start="3600" w:hanging="360"/>
       </w:pPr>
+      <w:rPr/>
     </w:lvl>
   </w:abstractNum>
   <w:abstractNum w:abstractNumId="3">
@@ -6188,6 +9555,7 @@
         </w:tabs>
         <w:ind w:start="1080" w:hanging="360"/>
       </w:pPr>
+      <w:rPr/>
     </w:lvl>
     <w:lvl w:ilvl="2">
       <w:start w:val="1"/>
@@ -6200,6 +9568,7 @@
         </w:tabs>
         <w:ind w:start="1440" w:hanging="360"/>
       </w:pPr>
+      <w:rPr/>
     </w:lvl>
     <w:lvl w:ilvl="3">
       <w:start w:val="1"/>
@@ -6212,6 +9581,7 @@
         </w:tabs>
         <w:ind w:start="1800" w:hanging="360"/>
       </w:pPr>
+      <w:rPr/>
     </w:lvl>
     <w:lvl w:ilvl="4">
       <w:start w:val="1"/>
@@ -6224,6 +9594,7 @@
         </w:tabs>
         <w:ind w:start="2160" w:hanging="360"/>
       </w:pPr>
+      <w:rPr/>
     </w:lvl>
     <w:lvl w:ilvl="5">
       <w:start w:val="1"/>
@@ -6236,6 +9607,7 @@
         </w:tabs>
         <w:ind w:start="2520" w:hanging="360"/>
       </w:pPr>
+      <w:rPr/>
     </w:lvl>
     <w:lvl w:ilvl="6">
       <w:start w:val="1"/>
@@ -6248,6 +9620,7 @@
         </w:tabs>
         <w:ind w:start="2880" w:hanging="360"/>
       </w:pPr>
+      <w:rPr/>
     </w:lvl>
     <w:lvl w:ilvl="7">
       <w:start w:val="1"/>
@@ -6260,6 +9633,7 @@
         </w:tabs>
         <w:ind w:start="3240" w:hanging="360"/>
       </w:pPr>
+      <w:rPr/>
     </w:lvl>
     <w:lvl w:ilvl="8">
       <w:start w:val="1"/>
@@ -6272,6 +9646,7 @@
         </w:tabs>
         <w:ind w:start="3600" w:hanging="360"/>
       </w:pPr>
+      <w:rPr/>
     </w:lvl>
   </w:abstractNum>
   <w:abstractNum w:abstractNumId="4">
@@ -6299,6 +9674,7 @@
         </w:tabs>
         <w:ind w:start="1080" w:hanging="360"/>
       </w:pPr>
+      <w:rPr/>
     </w:lvl>
     <w:lvl w:ilvl="2">
       <w:start w:val="1"/>
@@ -6311,6 +9687,7 @@
         </w:tabs>
         <w:ind w:start="1440" w:hanging="360"/>
       </w:pPr>
+      <w:rPr/>
     </w:lvl>
     <w:lvl w:ilvl="3">
       <w:start w:val="1"/>
@@ -6323,6 +9700,7 @@
         </w:tabs>
         <w:ind w:start="1800" w:hanging="360"/>
       </w:pPr>
+      <w:rPr/>
     </w:lvl>
     <w:lvl w:ilvl="4">
       <w:start w:val="1"/>
@@ -6335,6 +9713,7 @@
         </w:tabs>
         <w:ind w:start="2160" w:hanging="360"/>
       </w:pPr>
+      <w:rPr/>
     </w:lvl>
     <w:lvl w:ilvl="5">
       <w:start w:val="1"/>
@@ -6347,6 +9726,7 @@
         </w:tabs>
         <w:ind w:start="2520" w:hanging="360"/>
       </w:pPr>
+      <w:rPr/>
     </w:lvl>
     <w:lvl w:ilvl="6">
       <w:start w:val="1"/>
@@ -6359,6 +9739,7 @@
         </w:tabs>
         <w:ind w:start="2880" w:hanging="360"/>
       </w:pPr>
+      <w:rPr/>
     </w:lvl>
     <w:lvl w:ilvl="7">
       <w:start w:val="1"/>
@@ -6371,6 +9752,7 @@
         </w:tabs>
         <w:ind w:start="3240" w:hanging="360"/>
       </w:pPr>
+      <w:rPr/>
     </w:lvl>
     <w:lvl w:ilvl="8">
       <w:start w:val="1"/>
@@ -6383,6 +9765,7 @@
         </w:tabs>
         <w:ind w:start="3600" w:hanging="360"/>
       </w:pPr>
+      <w:rPr/>
     </w:lvl>
   </w:abstractNum>
   <w:abstractNum w:abstractNumId="5">
@@ -6410,6 +9793,7 @@
         </w:tabs>
         <w:ind w:start="1080" w:hanging="360"/>
       </w:pPr>
+      <w:rPr/>
     </w:lvl>
     <w:lvl w:ilvl="2">
       <w:start w:val="1"/>
@@ -6422,6 +9806,7 @@
         </w:tabs>
         <w:ind w:start="1440" w:hanging="360"/>
       </w:pPr>
+      <w:rPr/>
     </w:lvl>
     <w:lvl w:ilvl="3">
       <w:start w:val="1"/>
@@ -6434,6 +9819,7 @@
         </w:tabs>
         <w:ind w:start="1800" w:hanging="360"/>
       </w:pPr>
+      <w:rPr/>
     </w:lvl>
     <w:lvl w:ilvl="4">
       <w:start w:val="1"/>
@@ -6446,6 +9832,7 @@
         </w:tabs>
         <w:ind w:start="2160" w:hanging="360"/>
       </w:pPr>
+      <w:rPr/>
     </w:lvl>
     <w:lvl w:ilvl="5">
       <w:start w:val="1"/>
@@ -6458,6 +9845,7 @@
         </w:tabs>
         <w:ind w:start="2520" w:hanging="360"/>
       </w:pPr>
+      <w:rPr/>
     </w:lvl>
     <w:lvl w:ilvl="6">
       <w:start w:val="1"/>
@@ -6470,6 +9858,7 @@
         </w:tabs>
         <w:ind w:start="2880" w:hanging="360"/>
       </w:pPr>
+      <w:rPr/>
     </w:lvl>
     <w:lvl w:ilvl="7">
       <w:start w:val="1"/>
@@ -6482,6 +9871,7 @@
         </w:tabs>
         <w:ind w:start="3240" w:hanging="360"/>
       </w:pPr>
+      <w:rPr/>
     </w:lvl>
     <w:lvl w:ilvl="8">
       <w:start w:val="1"/>
@@ -6494,6 +9884,7 @@
         </w:tabs>
         <w:ind w:start="3600" w:hanging="360"/>
       </w:pPr>
+      <w:rPr/>
     </w:lvl>
   </w:abstractNum>
   <w:abstractNum w:abstractNumId="6">
@@ -6521,6 +9912,7 @@
         </w:tabs>
         <w:ind w:start="1080" w:hanging="360"/>
       </w:pPr>
+      <w:rPr/>
     </w:lvl>
     <w:lvl w:ilvl="2">
       <w:start w:val="1"/>
@@ -6533,6 +9925,7 @@
         </w:tabs>
         <w:ind w:start="1440" w:hanging="360"/>
       </w:pPr>
+      <w:rPr/>
     </w:lvl>
     <w:lvl w:ilvl="3">
       <w:start w:val="1"/>
@@ -6545,6 +9938,7 @@
         </w:tabs>
         <w:ind w:start="1800" w:hanging="360"/>
       </w:pPr>
+      <w:rPr/>
     </w:lvl>
     <w:lvl w:ilvl="4">
       <w:start w:val="1"/>
@@ -6557,6 +9951,7 @@
         </w:tabs>
         <w:ind w:start="2160" w:hanging="360"/>
       </w:pPr>
+      <w:rPr/>
     </w:lvl>
     <w:lvl w:ilvl="5">
       <w:start w:val="1"/>
@@ -6569,6 +9964,7 @@
         </w:tabs>
         <w:ind w:start="2520" w:hanging="360"/>
       </w:pPr>
+      <w:rPr/>
     </w:lvl>
     <w:lvl w:ilvl="6">
       <w:start w:val="1"/>
@@ -6581,6 +9977,7 @@
         </w:tabs>
         <w:ind w:start="2880" w:hanging="360"/>
       </w:pPr>
+      <w:rPr/>
     </w:lvl>
     <w:lvl w:ilvl="7">
       <w:start w:val="1"/>
@@ -6593,6 +9990,7 @@
         </w:tabs>
         <w:ind w:start="3240" w:hanging="360"/>
       </w:pPr>
+      <w:rPr/>
     </w:lvl>
     <w:lvl w:ilvl="8">
       <w:start w:val="1"/>
@@ -6605,6 +10003,7 @@
         </w:tabs>
         <w:ind w:start="3600" w:hanging="360"/>
       </w:pPr>
+      <w:rPr/>
     </w:lvl>
   </w:abstractNum>
   <w:abstractNum w:abstractNumId="7">
@@ -7142,6 +10541,7 @@
     <w:rsid w:val="00fc693f"/>
     <w:pPr>
       <w:widowControl/>
+      <w:suppressAutoHyphens w:val="true"/>
       <w:bidi w:val="0"/>
       <w:spacing w:lineRule="auto" w:line="259" w:before="0" w:after="80"/>
       <w:jc w:val="start"/>
@@ -7755,6 +11155,36 @@
       <w:rFonts w:cs="Lucida Sans"/>
     </w:rPr>
   </w:style>
+  <w:style w:type="paragraph" w:styleId="user">
+    <w:name w:val="Заголовок (user)"/>
+    <w:basedOn w:val="Normal"/>
+    <w:next w:val="BodyText"/>
+    <w:pPr>
+      <w:keepNext w:val="true"/>
+      <w:spacing w:before="240" w:after="120"/>
+    </w:pPr>
+    <w:rPr>
+      <w:rFonts w:ascii="Liberation Sans" w:hAnsi="Liberation Sans" w:eastAsia="Microsoft YaHei" w:cs="Lucida Sans"/>
+      <w:sz w:val="28"/>
+      <w:szCs w:val="28"/>
+    </w:rPr>
+  </w:style>
+  <w:style w:type="paragraph" w:styleId="user1">
+    <w:name w:val="Указатель (user)"/>
+    <w:basedOn w:val="Normal"/>
+    <w:pPr>
+      <w:suppressLineNumbers/>
+    </w:pPr>
+    <w:rPr>
+      <w:rFonts w:cs="Lucida Sans"/>
+    </w:rPr>
+  </w:style>
+  <w:style w:type="paragraph" w:styleId="user2">
+    <w:name w:val="Колонтитулы (user)"/>
+    <w:basedOn w:val="Normal"/>
+    <w:pPr/>
+    <w:rPr/>
+  </w:style>
   <w:style w:type="paragraph" w:styleId="Style14">
     <w:name w:val="Колонтитулы"/>
     <w:basedOn w:val="Normal"/>
@@ -7802,6 +11232,7 @@
     <w:rsid w:val="00fc693f"/>
     <w:pPr>
       <w:widowControl/>
+      <w:suppressAutoHyphens w:val="true"/>
       <w:bidi w:val="0"/>
       <w:spacing w:lineRule="auto" w:line="240" w:before="0" w:after="0"/>
       <w:jc w:val="start"/>
@@ -8076,6 +11507,7 @@
         <w:tab w:val="left" w:pos="3456" w:leader="none"/>
         <w:tab w:val="left" w:pos="4032" w:leader="none"/>
       </w:tabs>
+      <w:suppressAutoHyphens w:val="true"/>
       <w:bidi w:val="0"/>
       <w:spacing w:lineRule="auto" w:line="276" w:before="0" w:after="200"/>
       <w:jc w:val="start"/>
@@ -8129,7 +11561,7 @@
   </w:style>
   <w:style w:type="paragraph" w:styleId="IndexHeading">
     <w:name w:val="index heading"/>
-    <w:basedOn w:val="Style12"/>
+    <w:basedOn w:val="user"/>
     <w:pPr/>
     <w:rPr/>
   </w:style>
@@ -8151,6 +11583,7 @@
     <w:name w:val="CodeBlock"/>
     <w:pPr>
       <w:widowControl/>
+      <w:suppressAutoHyphens w:val="true"/>
       <w:bidi w:val="0"/>
       <w:spacing w:lineRule="auto" w:line="240" w:before="60" w:after="60"/>
       <w:ind w:start="198" w:end="198"/>
@@ -8165,8 +11598,8 @@
       <w:lang w:val="en-US" w:eastAsia="en-US" w:bidi="ar-SA"/>
     </w:rPr>
   </w:style>
-  <w:style w:type="numbering" w:styleId="Style15" w:default="1">
-    <w:name w:val="Без списка"/>
+  <w:style w:type="numbering" w:styleId="user3" w:default="1">
+    <w:name w:val="Без списка (user)"/>
     <w:uiPriority w:val="99"/>
     <w:semiHidden/>
     <w:unhideWhenUsed/>
@@ -11116,7 +14549,6 @@
       <w:pPr>
         <w:spacing w:before="0" w:after="0" w:line="240" w:lineRule="auto"/>
       </w:pPr>
-      <w:rPr/>
       <w:tblPr/>
       <w:tcPr>
         <w:tcBorders>
@@ -11256,7 +14688,6 @@
       <w:pPr>
         <w:spacing w:before="0" w:after="0" w:line="240" w:lineRule="auto"/>
       </w:pPr>
-      <w:rPr/>
       <w:tblPr/>
       <w:tcPr>
         <w:tcBorders>
@@ -11396,7 +14827,6 @@
       <w:pPr>
         <w:spacing w:before="0" w:after="0" w:line="240" w:lineRule="auto"/>
       </w:pPr>
-      <w:rPr/>
       <w:tblPr/>
       <w:tcPr>
         <w:tcBorders>
@@ -11536,7 +14966,6 @@
       <w:pPr>
         <w:spacing w:before="0" w:after="0" w:line="240" w:lineRule="auto"/>
       </w:pPr>
-      <w:rPr/>
       <w:tblPr/>
       <w:tcPr>
         <w:tcBorders>
@@ -11676,7 +15105,6 @@
       <w:pPr>
         <w:spacing w:before="0" w:after="0" w:line="240" w:lineRule="auto"/>
       </w:pPr>
-      <w:rPr/>
       <w:tblPr/>
       <w:tcPr>
         <w:tcBorders>
@@ -11816,7 +15244,6 @@
       <w:pPr>
         <w:spacing w:before="0" w:after="0" w:line="240" w:lineRule="auto"/>
       </w:pPr>
-      <w:rPr/>
       <w:tblPr/>
       <w:tcPr>
         <w:tcBorders>
@@ -11956,7 +15383,6 @@
       <w:pPr>
         <w:spacing w:before="0" w:after="0" w:line="240" w:lineRule="auto"/>
       </w:pPr>
-      <w:rPr/>
       <w:tblPr/>
       <w:tcPr>
         <w:tcBorders>
